--- a/05-数字电路/02-时序逻辑电路/定时器电路/定时器电路.docx
+++ b/05-数字电路/02-时序逻辑电路/定时器电路/定时器电路.docx
@@ -3520,6 +3520,20 @@
     </w:p>
     <w:bookmarkEnd w:id="26"/>
     <w:bookmarkEnd w:id="27"/>
+    <w:p>
+      <w:pPr>
+        <w:spacing w:before="360"/>
+        <w:jc w:val="center"/>
+      </w:pPr>
+      <w:r>
+        <w:rPr>
+          <w:rFonts w:ascii="Times New Roman" w:hAnsi="Times New Roman"/>
+          <w:color w:val="555555"/>
+          <w:sz w:val="21"/>
+        </w:rPr>
+        <w:t>材料收集者：杜文杰</w:t>
+      </w:r>
+    </w:p>
     <w:sectPr>
       <w:headerReference r:id="rId9" w:type="default"/>
       <w:footerReference r:id="rId10" w:type="default"/>

--- a/05-数字电路/02-时序逻辑电路/定时器电路/定时器电路.docx
+++ b/05-数字电路/02-时序逻辑电路/定时器电路/定时器电路.docx
@@ -1,6 +1,6 @@
 
 <file path=word/document.xml><?xml version="1.0" encoding="utf-8"?>
-<w:document xmlns:w="http://schemas.openxmlformats.org/wordprocessingml/2006/main" xmlns:m="http://schemas.openxmlformats.org/officeDocument/2006/math" xmlns:r="http://schemas.openxmlformats.org/officeDocument/2006/relationships" xmlns:o="urn:schemas-microsoft-com:office:office" xmlns:v="urn:schemas-microsoft-com:vml" xmlns:w10="urn:schemas-microsoft-com:office:word" xmlns:a="http://schemas.openxmlformats.org/drawingml/2006/main" xmlns:pic="http://schemas.openxmlformats.org/drawingml/2006/picture" xmlns:wp="http://schemas.openxmlformats.org/drawingml/2006/wordprocessingDrawing">
+<w:document xmlns:m="http://schemas.openxmlformats.org/officeDocument/2006/math" xmlns:r="http://schemas.openxmlformats.org/officeDocument/2006/relationships" xmlns:w="http://schemas.openxmlformats.org/wordprocessingml/2006/main" xmlns:o="urn:schemas-microsoft-com:office:office" xmlns:v="urn:schemas-microsoft-com:vml" xmlns:w10="urn:schemas-microsoft-com:office:word" xmlns:a="http://schemas.openxmlformats.org/drawingml/2006/main" xmlns:pic="http://schemas.openxmlformats.org/drawingml/2006/picture" xmlns:wp="http://schemas.openxmlformats.org/drawingml/2006/wordprocessingDrawing">
   <w:body>
     <w:bookmarkStart w:id="27" w:name="定时器电路"/>
     <w:p>
@@ -9,7 +9,7 @@
       </w:pPr>
       <w:r>
         <w:rPr>
-          <w:rFonts w:hint="eastAsia"/>
+          <w:rFonts w:hint="eastAsia" w:eastAsia="黑体"/>
         </w:rPr>
         <w:t xml:space="preserve">定时器电路</w:t>
       </w:r>
@@ -21,7 +21,7 @@
       </w:pPr>
       <w:r>
         <w:rPr>
-          <w:rFonts w:hint="eastAsia"/>
+          <w:rFonts w:hint="eastAsia" w:eastAsia="黑体"/>
         </w:rPr>
         <w:t xml:space="preserve">拓扑描述</w:t>
       </w:r>
@@ -32,13 +32,13 @@
       </w:pPr>
       <w:r>
         <w:rPr>
-          <w:rFonts w:hint="eastAsia"/>
+          <w:rFonts w:hint="eastAsia" w:eastAsia="黑体"/>
         </w:rPr>
         <w:t xml:space="preserve">由</w:t>
       </w:r>
       <w:r>
         <w:rPr>
-          <w:rFonts w:hint="eastAsia"/>
+          <w:rFonts w:hint="eastAsia" w:eastAsia="黑体"/>
           <w:b/>
           <w:bCs/>
         </w:rPr>
@@ -46,11 +46,14 @@
       </w:r>
       <w:r>
         <w:rPr>
-          <w:rFonts w:hint="eastAsia"/>
+          <w:rFonts w:hint="eastAsia" w:eastAsia="黑体"/>
         </w:rPr>
         <w:t xml:space="preserve">（三个等值电阻</w:t>
       </w:r>
       <w:r>
+        <w:rPr>
+          <w:rFonts w:eastAsia="黑体"/>
+        </w:rPr>
         <w:t xml:space="preserve"> </w:t>
       </w:r>
       <m:oMath>
@@ -105,11 +108,14 @@
       </m:oMath>
       <w:r>
         <w:rPr>
-          <w:rFonts w:hint="eastAsia"/>
+          <w:rFonts w:hint="eastAsia" w:eastAsia="黑体"/>
         </w:rPr>
         <w:t xml:space="preserve">，从</w:t>
       </w:r>
       <w:r>
+        <w:rPr>
+          <w:rFonts w:eastAsia="黑体"/>
+        </w:rPr>
         <w:t xml:space="preserve"> </w:t>
       </w:r>
       <m:oMath>
@@ -130,15 +136,21 @@
         </m:sSub>
       </m:oMath>
       <w:r>
+        <w:rPr>
+          <w:rFonts w:eastAsia="黑体"/>
+        </w:rPr>
         <w:t xml:space="preserve"> </w:t>
       </w:r>
       <w:r>
         <w:rPr>
-          <w:rFonts w:hint="eastAsia"/>
+          <w:rFonts w:hint="eastAsia" w:eastAsia="黑体"/>
         </w:rPr>
         <w:t xml:space="preserve">到</w:t>
       </w:r>
       <w:r>
+        <w:rPr>
+          <w:rFonts w:eastAsia="黑体"/>
+        </w:rPr>
         <w:t xml:space="preserve"> </w:t>
       </w:r>
       <m:oMath>
@@ -153,17 +165,20 @@
         </m:r>
       </m:oMath>
       <w:r>
+        <w:rPr>
+          <w:rFonts w:eastAsia="黑体"/>
+        </w:rPr>
         <w:t xml:space="preserve"> </w:t>
       </w:r>
       <w:r>
         <w:rPr>
-          <w:rFonts w:hint="eastAsia"/>
+          <w:rFonts w:hint="eastAsia" w:eastAsia="黑体"/>
         </w:rPr>
         <w:t xml:space="preserve">分压）、</w:t>
       </w:r>
       <w:r>
         <w:rPr>
-          <w:rFonts w:hint="eastAsia"/>
+          <w:rFonts w:hint="eastAsia" w:eastAsia="黑体"/>
           <w:b/>
           <w:bCs/>
         </w:rPr>
@@ -171,11 +186,14 @@
       </w:r>
       <w:r>
         <w:rPr>
-          <w:rFonts w:hint="eastAsia"/>
+          <w:rFonts w:hint="eastAsia" w:eastAsia="黑体"/>
         </w:rPr>
         <w:t xml:space="preserve">（上比较器</w:t>
       </w:r>
       <w:r>
+        <w:rPr>
+          <w:rFonts w:eastAsia="黑体"/>
+        </w:rPr>
         <w:t xml:space="preserve"> </w:t>
       </w:r>
       <m:oMath>
@@ -194,11 +212,14 @@
       </m:oMath>
       <w:r>
         <w:rPr>
-          <w:rFonts w:hint="eastAsia"/>
+          <w:rFonts w:hint="eastAsia" w:eastAsia="黑体"/>
         </w:rPr>
         <w:t xml:space="preserve">、下比较器</w:t>
       </w:r>
       <w:r>
+        <w:rPr>
+          <w:rFonts w:eastAsia="黑体"/>
+        </w:rPr>
         <w:t xml:space="preserve"> </w:t>
       </w:r>
       <m:oMath>
@@ -217,12 +238,13 @@
       </m:oMath>
       <w:r>
         <w:rPr>
-          <w:rFonts w:hint="eastAsia"/>
+          <w:rFonts w:hint="eastAsia" w:eastAsia="黑体"/>
         </w:rPr>
         <w:t xml:space="preserve">）、</w:t>
       </w:r>
       <w:r>
         <w:rPr>
+          <w:rFonts w:eastAsia="黑体"/>
           <w:b/>
           <w:bCs/>
         </w:rPr>
@@ -230,7 +252,7 @@
       </w:r>
       <w:r>
         <w:rPr>
-          <w:rFonts w:hint="eastAsia"/>
+          <w:rFonts w:hint="eastAsia" w:eastAsia="黑体"/>
           <w:b/>
           <w:bCs/>
         </w:rPr>
@@ -238,6 +260,7 @@
       </w:r>
       <w:r>
         <w:rPr>
+          <w:rFonts w:eastAsia="黑体"/>
           <w:b/>
           <w:bCs/>
         </w:rPr>
@@ -253,13 +276,13 @@
       </m:oMath>
       <w:r>
         <w:rPr>
-          <w:rFonts w:hint="eastAsia"/>
+          <w:rFonts w:hint="eastAsia" w:eastAsia="黑体"/>
         </w:rPr>
         <w:t xml:space="preserve">与</w:t>
       </w:r>
       <w:r>
         <w:rPr>
-          <w:rFonts w:hint="eastAsia"/>
+          <w:rFonts w:hint="eastAsia" w:eastAsia="黑体"/>
           <w:b/>
           <w:bCs/>
         </w:rPr>
@@ -267,6 +290,7 @@
       </w:r>
       <w:r>
         <w:rPr>
+          <w:rFonts w:eastAsia="黑体"/>
           <w:b/>
           <w:bCs/>
         </w:rPr>
@@ -288,22 +312,25 @@
       </m:oMath>
       <w:r>
         <w:rPr>
-          <w:rFonts w:hint="eastAsia"/>
+          <w:rFonts w:hint="eastAsia" w:eastAsia="黑体"/>
         </w:rPr>
         <w:t xml:space="preserve">组成。电路共</w:t>
       </w:r>
       <w:r>
+        <w:rPr>
+          <w:rFonts w:eastAsia="黑体"/>
+        </w:rPr>
         <w:t xml:space="preserve"> 10 </w:t>
       </w:r>
       <w:r>
         <w:rPr>
-          <w:rFonts w:hint="eastAsia"/>
+          <w:rFonts w:hint="eastAsia" w:eastAsia="黑体"/>
         </w:rPr>
         <w:t xml:space="preserve">个关键节点：</w:t>
       </w:r>
       <w:r>
         <w:rPr>
-          <w:rFonts w:hint="eastAsia"/>
+          <w:rFonts w:hint="eastAsia" w:eastAsia="黑体"/>
           <w:b/>
           <w:bCs/>
         </w:rPr>
@@ -311,6 +338,7 @@
       </w:r>
       <w:r>
         <w:rPr>
+          <w:rFonts w:eastAsia="黑体"/>
           <w:b/>
           <w:bCs/>
         </w:rPr>
@@ -318,7 +346,7 @@
       </w:r>
       <w:r>
         <w:rPr>
-          <w:rFonts w:hint="eastAsia"/>
+          <w:rFonts w:hint="eastAsia" w:eastAsia="黑体"/>
           <w:b/>
           <w:bCs/>
         </w:rPr>
@@ -326,6 +354,7 @@
       </w:r>
       <w:r>
         <w:rPr>
+          <w:rFonts w:eastAsia="黑体"/>
           <w:b/>
           <w:bCs/>
         </w:rPr>
@@ -350,11 +379,14 @@
       </m:oMath>
       <w:r>
         <w:rPr>
-          <w:rFonts w:hint="eastAsia"/>
+          <w:rFonts w:hint="eastAsia" w:eastAsia="黑体"/>
         </w:rPr>
         <w:t xml:space="preserve">（外接</w:t>
       </w:r>
       <w:r>
+        <w:rPr>
+          <w:rFonts w:eastAsia="黑体"/>
+        </w:rPr>
         <w:t xml:space="preserve"> +</w:t>
       </w:r>
       <m:oMath>
@@ -376,13 +408,13 @@
       </m:oMath>
       <w:r>
         <w:rPr>
-          <w:rFonts w:hint="eastAsia"/>
+          <w:rFonts w:hint="eastAsia" w:eastAsia="黑体"/>
         </w:rPr>
         <w:t xml:space="preserve">，接分压网络上端与内部偏置）；</w:t>
       </w:r>
       <w:r>
         <w:rPr>
-          <w:rFonts w:hint="eastAsia"/>
+          <w:rFonts w:hint="eastAsia" w:eastAsia="黑体"/>
           <w:b/>
           <w:bCs/>
         </w:rPr>
@@ -390,6 +422,7 @@
       </w:r>
       <w:r>
         <w:rPr>
+          <w:rFonts w:eastAsia="黑体"/>
           <w:b/>
           <w:bCs/>
         </w:rPr>
@@ -397,7 +430,7 @@
       </w:r>
       <w:r>
         <w:rPr>
-          <w:rFonts w:hint="eastAsia"/>
+          <w:rFonts w:hint="eastAsia" w:eastAsia="黑体"/>
           <w:b/>
           <w:bCs/>
         </w:rPr>
@@ -405,6 +438,7 @@
       </w:r>
       <w:r>
         <w:rPr>
+          <w:rFonts w:eastAsia="黑体"/>
           <w:b/>
           <w:bCs/>
         </w:rPr>
@@ -471,7 +505,7 @@
       </m:oMath>
       <w:r>
         <w:rPr>
-          <w:rFonts w:hint="eastAsia"/>
+          <w:rFonts w:hint="eastAsia" w:eastAsia="黑体"/>
         </w:rPr>
         <w:t xml:space="preserve">（</w:t>
       </w:r>
@@ -490,6 +524,9 @@
         </m:sSub>
       </m:oMath>
       <w:r>
+        <w:rPr>
+          <w:rFonts w:eastAsia="黑体"/>
+        </w:rPr>
         <w:t xml:space="preserve">、</w:t>
       </w:r>
       <m:oMath>
@@ -507,15 +544,21 @@
         </m:sSub>
       </m:oMath>
       <w:r>
+        <w:rPr>
+          <w:rFonts w:eastAsia="黑体"/>
+        </w:rPr>
         <w:t xml:space="preserve"> </w:t>
       </w:r>
       <w:r>
         <w:rPr>
-          <w:rFonts w:hint="eastAsia"/>
+          <w:rFonts w:hint="eastAsia" w:eastAsia="黑体"/>
         </w:rPr>
         <w:t xml:space="preserve">之间，接</w:t>
       </w:r>
       <w:r>
+        <w:rPr>
+          <w:rFonts w:eastAsia="黑体"/>
+        </w:rPr>
         <w:t xml:space="preserve"> </w:t>
       </w:r>
       <m:oMath>
@@ -533,17 +576,20 @@
         </m:sSub>
       </m:oMath>
       <w:r>
+        <w:rPr>
+          <w:rFonts w:eastAsia="黑体"/>
+        </w:rPr>
         <w:t xml:space="preserve"> </w:t>
       </w:r>
       <w:r>
         <w:rPr>
-          <w:rFonts w:hint="eastAsia"/>
+          <w:rFonts w:hint="eastAsia" w:eastAsia="黑体"/>
         </w:rPr>
         <w:t xml:space="preserve">反相输入）；</w:t>
       </w:r>
       <w:r>
         <w:rPr>
-          <w:rFonts w:hint="eastAsia"/>
+          <w:rFonts w:hint="eastAsia" w:eastAsia="黑体"/>
           <w:b/>
           <w:bCs/>
         </w:rPr>
@@ -551,6 +597,7 @@
       </w:r>
       <w:r>
         <w:rPr>
+          <w:rFonts w:eastAsia="黑体"/>
           <w:b/>
           <w:bCs/>
         </w:rPr>
@@ -558,7 +605,7 @@
       </w:r>
       <w:r>
         <w:rPr>
-          <w:rFonts w:hint="eastAsia"/>
+          <w:rFonts w:hint="eastAsia" w:eastAsia="黑体"/>
           <w:b/>
           <w:bCs/>
         </w:rPr>
@@ -566,6 +613,7 @@
       </w:r>
       <w:r>
         <w:rPr>
+          <w:rFonts w:eastAsia="黑体"/>
           <w:b/>
           <w:bCs/>
         </w:rPr>
@@ -632,7 +680,7 @@
       </m:oMath>
       <w:r>
         <w:rPr>
-          <w:rFonts w:hint="eastAsia"/>
+          <w:rFonts w:hint="eastAsia" w:eastAsia="黑体"/>
         </w:rPr>
         <w:t xml:space="preserve">（</w:t>
       </w:r>
@@ -651,6 +699,9 @@
         </m:sSub>
       </m:oMath>
       <w:r>
+        <w:rPr>
+          <w:rFonts w:eastAsia="黑体"/>
+        </w:rPr>
         <w:t xml:space="preserve">、</w:t>
       </w:r>
       <m:oMath>
@@ -668,15 +719,21 @@
         </m:sSub>
       </m:oMath>
       <w:r>
+        <w:rPr>
+          <w:rFonts w:eastAsia="黑体"/>
+        </w:rPr>
         <w:t xml:space="preserve"> </w:t>
       </w:r>
       <w:r>
         <w:rPr>
-          <w:rFonts w:hint="eastAsia"/>
+          <w:rFonts w:hint="eastAsia" w:eastAsia="黑体"/>
         </w:rPr>
         <w:t xml:space="preserve">之间，接</w:t>
       </w:r>
       <w:r>
+        <w:rPr>
+          <w:rFonts w:eastAsia="黑体"/>
+        </w:rPr>
         <w:t xml:space="preserve"> </w:t>
       </w:r>
       <m:oMath>
@@ -694,17 +751,20 @@
         </m:sSub>
       </m:oMath>
       <w:r>
+        <w:rPr>
+          <w:rFonts w:eastAsia="黑体"/>
+        </w:rPr>
         <w:t xml:space="preserve"> </w:t>
       </w:r>
       <w:r>
         <w:rPr>
-          <w:rFonts w:hint="eastAsia"/>
+          <w:rFonts w:hint="eastAsia" w:eastAsia="黑体"/>
         </w:rPr>
         <w:t xml:space="preserve">同相输入）；</w:t>
       </w:r>
       <w:r>
         <w:rPr>
-          <w:rFonts w:hint="eastAsia"/>
+          <w:rFonts w:hint="eastAsia" w:eastAsia="黑体"/>
           <w:b/>
           <w:bCs/>
         </w:rPr>
@@ -712,6 +772,7 @@
       </w:r>
       <w:r>
         <w:rPr>
+          <w:rFonts w:eastAsia="黑体"/>
           <w:b/>
           <w:bCs/>
         </w:rPr>
@@ -719,7 +780,7 @@
       </w:r>
       <w:r>
         <w:rPr>
-          <w:rFonts w:hint="eastAsia"/>
+          <w:rFonts w:hint="eastAsia" w:eastAsia="黑体"/>
           <w:b/>
           <w:bCs/>
         </w:rPr>
@@ -727,6 +788,7 @@
       </w:r>
       <w:r>
         <w:rPr>
+          <w:rFonts w:eastAsia="黑体"/>
           <w:b/>
           <w:bCs/>
         </w:rPr>
@@ -745,11 +807,14 @@
       </m:oMath>
       <w:r>
         <w:rPr>
-          <w:rFonts w:hint="eastAsia"/>
+          <w:rFonts w:hint="eastAsia" w:eastAsia="黑体"/>
         </w:rPr>
         <w:t xml:space="preserve">（接</w:t>
       </w:r>
       <w:r>
+        <w:rPr>
+          <w:rFonts w:eastAsia="黑体"/>
+        </w:rPr>
         <w:t xml:space="preserve"> </w:t>
       </w:r>
       <m:oMath>
@@ -767,17 +832,20 @@
         </m:sSub>
       </m:oMath>
       <w:r>
+        <w:rPr>
+          <w:rFonts w:eastAsia="黑体"/>
+        </w:rPr>
         <w:t xml:space="preserve"> </w:t>
       </w:r>
       <w:r>
         <w:rPr>
-          <w:rFonts w:hint="eastAsia"/>
+          <w:rFonts w:hint="eastAsia" w:eastAsia="黑体"/>
         </w:rPr>
         <w:t xml:space="preserve">同相输入）；</w:t>
       </w:r>
       <w:r>
         <w:rPr>
-          <w:rFonts w:hint="eastAsia"/>
+          <w:rFonts w:hint="eastAsia" w:eastAsia="黑体"/>
           <w:b/>
           <w:bCs/>
         </w:rPr>
@@ -785,6 +853,7 @@
       </w:r>
       <w:r>
         <w:rPr>
+          <w:rFonts w:eastAsia="黑体"/>
           <w:b/>
           <w:bCs/>
         </w:rPr>
@@ -792,7 +861,7 @@
       </w:r>
       <w:r>
         <w:rPr>
-          <w:rFonts w:hint="eastAsia"/>
+          <w:rFonts w:hint="eastAsia" w:eastAsia="黑体"/>
           <w:b/>
           <w:bCs/>
         </w:rPr>
@@ -800,6 +869,7 @@
       </w:r>
       <w:r>
         <w:rPr>
+          <w:rFonts w:eastAsia="黑体"/>
           <w:b/>
           <w:bCs/>
         </w:rPr>
@@ -821,11 +891,14 @@
       </m:oMath>
       <w:r>
         <w:rPr>
-          <w:rFonts w:hint="eastAsia"/>
+          <w:rFonts w:hint="eastAsia" w:eastAsia="黑体"/>
         </w:rPr>
         <w:t xml:space="preserve">（接</w:t>
       </w:r>
       <w:r>
+        <w:rPr>
+          <w:rFonts w:eastAsia="黑体"/>
+        </w:rPr>
         <w:t xml:space="preserve"> </w:t>
       </w:r>
       <m:oMath>
@@ -843,17 +916,20 @@
         </m:sSub>
       </m:oMath>
       <w:r>
+        <w:rPr>
+          <w:rFonts w:eastAsia="黑体"/>
+        </w:rPr>
         <w:t xml:space="preserve"> </w:t>
       </w:r>
       <w:r>
         <w:rPr>
-          <w:rFonts w:hint="eastAsia"/>
+          <w:rFonts w:hint="eastAsia" w:eastAsia="黑体"/>
         </w:rPr>
         <w:t xml:space="preserve">反相输入）；</w:t>
       </w:r>
       <w:r>
         <w:rPr>
-          <w:rFonts w:hint="eastAsia"/>
+          <w:rFonts w:hint="eastAsia" w:eastAsia="黑体"/>
           <w:b/>
           <w:bCs/>
         </w:rPr>
@@ -861,6 +937,7 @@
       </w:r>
       <w:r>
         <w:rPr>
+          <w:rFonts w:eastAsia="黑体"/>
           <w:b/>
           <w:bCs/>
         </w:rPr>
@@ -868,7 +945,7 @@
       </w:r>
       <w:r>
         <w:rPr>
-          <w:rFonts w:hint="eastAsia"/>
+          <w:rFonts w:hint="eastAsia" w:eastAsia="黑体"/>
           <w:b/>
           <w:bCs/>
         </w:rPr>
@@ -876,6 +953,7 @@
       </w:r>
       <w:r>
         <w:rPr>
+          <w:rFonts w:eastAsia="黑体"/>
           <w:b/>
           <w:bCs/>
         </w:rPr>
@@ -891,13 +969,13 @@
       </m:oMath>
       <w:r>
         <w:rPr>
-          <w:rFonts w:hint="eastAsia"/>
+          <w:rFonts w:hint="eastAsia" w:eastAsia="黑体"/>
         </w:rPr>
         <w:t xml:space="preserve">（接分压参考端）；</w:t>
       </w:r>
       <w:r>
         <w:rPr>
-          <w:rFonts w:hint="eastAsia"/>
+          <w:rFonts w:hint="eastAsia" w:eastAsia="黑体"/>
           <w:b/>
           <w:bCs/>
         </w:rPr>
@@ -905,6 +983,7 @@
       </w:r>
       <w:r>
         <w:rPr>
+          <w:rFonts w:eastAsia="黑体"/>
           <w:b/>
           <w:bCs/>
         </w:rPr>
@@ -912,7 +991,7 @@
       </w:r>
       <w:r>
         <w:rPr>
-          <w:rFonts w:hint="eastAsia"/>
+          <w:rFonts w:hint="eastAsia" w:eastAsia="黑体"/>
           <w:b/>
           <w:bCs/>
         </w:rPr>
@@ -920,6 +999,7 @@
       </w:r>
       <w:r>
         <w:rPr>
+          <w:rFonts w:eastAsia="黑体"/>
           <w:b/>
           <w:bCs/>
         </w:rPr>
@@ -944,13 +1024,13 @@
       </m:oMath>
       <w:r>
         <w:rPr>
-          <w:rFonts w:hint="eastAsia"/>
+          <w:rFonts w:hint="eastAsia" w:eastAsia="黑体"/>
         </w:rPr>
         <w:t xml:space="preserve">（接锁存器复位脚）；</w:t>
       </w:r>
       <w:r>
         <w:rPr>
-          <w:rFonts w:hint="eastAsia"/>
+          <w:rFonts w:hint="eastAsia" w:eastAsia="黑体"/>
           <w:b/>
           <w:bCs/>
         </w:rPr>
@@ -958,6 +1038,7 @@
       </w:r>
       <w:r>
         <w:rPr>
+          <w:rFonts w:eastAsia="黑体"/>
           <w:b/>
           <w:bCs/>
         </w:rPr>
@@ -965,7 +1046,7 @@
       </w:r>
       <w:r>
         <w:rPr>
-          <w:rFonts w:hint="eastAsia"/>
+          <w:rFonts w:hint="eastAsia" w:eastAsia="黑体"/>
           <w:b/>
           <w:bCs/>
         </w:rPr>
@@ -973,6 +1054,7 @@
       </w:r>
       <w:r>
         <w:rPr>
+          <w:rFonts w:eastAsia="黑体"/>
           <w:b/>
           <w:bCs/>
         </w:rPr>
@@ -997,11 +1079,14 @@
       </m:oMath>
       <w:r>
         <w:rPr>
-          <w:rFonts w:hint="eastAsia"/>
+          <w:rFonts w:hint="eastAsia" w:eastAsia="黑体"/>
         </w:rPr>
         <w:t xml:space="preserve">（接</w:t>
       </w:r>
       <w:r>
+        <w:rPr>
+          <w:rFonts w:eastAsia="黑体"/>
+        </w:rPr>
         <w:t xml:space="preserve"> </w:t>
       </w:r>
       <m:oMath>
@@ -1019,17 +1104,20 @@
         </m:sSub>
       </m:oMath>
       <w:r>
+        <w:rPr>
+          <w:rFonts w:eastAsia="黑体"/>
+        </w:rPr>
         <w:t xml:space="preserve"> </w:t>
       </w:r>
       <w:r>
         <w:rPr>
-          <w:rFonts w:hint="eastAsia"/>
+          <w:rFonts w:hint="eastAsia" w:eastAsia="黑体"/>
         </w:rPr>
         <w:t xml:space="preserve">集电极与外接定时电容）；</w:t>
       </w:r>
       <w:r>
         <w:rPr>
-          <w:rFonts w:hint="eastAsia"/>
+          <w:rFonts w:hint="eastAsia" w:eastAsia="黑体"/>
           <w:b/>
           <w:bCs/>
         </w:rPr>
@@ -1037,6 +1125,7 @@
       </w:r>
       <w:r>
         <w:rPr>
+          <w:rFonts w:eastAsia="黑体"/>
           <w:b/>
           <w:bCs/>
         </w:rPr>
@@ -1044,7 +1133,7 @@
       </w:r>
       <w:r>
         <w:rPr>
-          <w:rFonts w:hint="eastAsia"/>
+          <w:rFonts w:hint="eastAsia" w:eastAsia="黑体"/>
           <w:b/>
           <w:bCs/>
         </w:rPr>
@@ -1052,6 +1141,7 @@
       </w:r>
       <w:r>
         <w:rPr>
+          <w:rFonts w:eastAsia="黑体"/>
           <w:b/>
           <w:bCs/>
         </w:rPr>
@@ -1070,11 +1160,14 @@
       </m:oMath>
       <w:r>
         <w:rPr>
-          <w:rFonts w:hint="eastAsia"/>
+          <w:rFonts w:hint="eastAsia" w:eastAsia="黑体"/>
         </w:rPr>
         <w:t xml:space="preserve">（接锁存器输出</w:t>
       </w:r>
       <w:r>
+        <w:rPr>
+          <w:rFonts w:eastAsia="黑体"/>
+        </w:rPr>
         <w:t xml:space="preserve"> </w:t>
       </w:r>
       <m:oMath>
@@ -1084,13 +1177,13 @@
       </m:oMath>
       <w:r>
         <w:rPr>
-          <w:rFonts w:hint="eastAsia"/>
+          <w:rFonts w:hint="eastAsia" w:eastAsia="黑体"/>
         </w:rPr>
         <w:t xml:space="preserve">）；</w:t>
       </w:r>
       <w:r>
         <w:rPr>
-          <w:rFonts w:hint="eastAsia"/>
+          <w:rFonts w:hint="eastAsia" w:eastAsia="黑体"/>
           <w:b/>
           <w:bCs/>
         </w:rPr>
@@ -1098,6 +1191,7 @@
       </w:r>
       <w:r>
         <w:rPr>
+          <w:rFonts w:eastAsia="黑体"/>
           <w:b/>
           <w:bCs/>
         </w:rPr>
@@ -1105,7 +1199,7 @@
       </w:r>
       <w:r>
         <w:rPr>
-          <w:rFonts w:hint="eastAsia"/>
+          <w:rFonts w:hint="eastAsia" w:eastAsia="黑体"/>
           <w:b/>
           <w:bCs/>
         </w:rPr>
@@ -1113,6 +1207,7 @@
       </w:r>
       <w:r>
         <w:rPr>
+          <w:rFonts w:eastAsia="黑体"/>
           <w:b/>
           <w:bCs/>
         </w:rPr>
@@ -1130,6 +1225,9 @@
         </m:r>
       </m:oMath>
       <w:r>
+        <w:rPr>
+          <w:rFonts w:eastAsia="黑体"/>
+        </w:rPr>
         <w:t xml:space="preserve">。</w:t>
       </w:r>
     </w:p>
@@ -1137,28 +1235,34 @@
       <w:pPr/>
       <w:r>
         <w:rPr>
-          <w:rFonts w:hint="eastAsia"/>
+          <w:rFonts w:hint="eastAsia" w:eastAsia="黑体"/>
         </w:rPr>
         <w:t xml:space="preserve">各单元管脚连接：</w:t>
       </w:r>
       <w:r>
         <w:rPr>
-          <w:rFonts w:hint="eastAsia"/>
+          <w:rFonts w:hint="eastAsia" w:eastAsia="黑体"/>
           <w:b/>
           <w:bCs/>
         </w:rPr>
         <w:t xml:space="preserve">分压网络</w:t>
       </w:r>
       <w:r>
+        <w:rPr>
+          <w:rFonts w:eastAsia="黑体"/>
+        </w:rPr>
         <w:t xml:space="preserve"> </w:t>
       </w:r>
       <w:r>
         <w:rPr>
-          <w:rFonts w:hint="eastAsia"/>
+          <w:rFonts w:hint="eastAsia" w:eastAsia="黑体"/>
         </w:rPr>
         <w:t xml:space="preserve">中</w:t>
       </w:r>
       <w:r>
+        <w:rPr>
+          <w:rFonts w:eastAsia="黑体"/>
+        </w:rPr>
         <w:t xml:space="preserve"> </w:t>
       </w:r>
       <m:oMath>
@@ -1176,15 +1280,21 @@
         </m:sSub>
       </m:oMath>
       <w:r>
+        <w:rPr>
+          <w:rFonts w:eastAsia="黑体"/>
+        </w:rPr>
         <w:t xml:space="preserve"> </w:t>
       </w:r>
       <w:r>
         <w:rPr>
-          <w:rFonts w:hint="eastAsia"/>
+          <w:rFonts w:hint="eastAsia" w:eastAsia="黑体"/>
         </w:rPr>
         <w:t xml:space="preserve">上端接</w:t>
       </w:r>
       <w:r>
+        <w:rPr>
+          <w:rFonts w:eastAsia="黑体"/>
+        </w:rPr>
         <w:t xml:space="preserve"> </w:t>
       </w:r>
       <m:oMath>
@@ -1206,7 +1316,7 @@
       </m:oMath>
       <w:r>
         <w:rPr>
-          <w:rFonts w:hint="eastAsia"/>
+          <w:rFonts w:hint="eastAsia" w:eastAsia="黑体"/>
         </w:rPr>
         <w:t xml:space="preserve">、下端接上参考节点；</w:t>
       </w:r>
@@ -1225,11 +1335,14 @@
         </m:sSub>
       </m:oMath>
       <w:r>
+        <w:rPr>
+          <w:rFonts w:eastAsia="黑体"/>
+        </w:rPr>
         <w:t xml:space="preserve"> </w:t>
       </w:r>
       <w:r>
         <w:rPr>
-          <w:rFonts w:hint="eastAsia"/>
+          <w:rFonts w:hint="eastAsia" w:eastAsia="黑体"/>
         </w:rPr>
         <w:t xml:space="preserve">上端接上参考节点、下端接下参考节点；</w:t>
       </w:r>
@@ -1248,15 +1361,21 @@
         </m:sSub>
       </m:oMath>
       <w:r>
+        <w:rPr>
+          <w:rFonts w:eastAsia="黑体"/>
+        </w:rPr>
         <w:t xml:space="preserve"> </w:t>
       </w:r>
       <w:r>
         <w:rPr>
-          <w:rFonts w:hint="eastAsia"/>
+          <w:rFonts w:hint="eastAsia" w:eastAsia="黑体"/>
         </w:rPr>
         <w:t xml:space="preserve">上端接下参考节点、下端接</w:t>
       </w:r>
       <w:r>
+        <w:rPr>
+          <w:rFonts w:eastAsia="黑体"/>
+        </w:rPr>
         <w:t xml:space="preserve"> </w:t>
       </w:r>
       <m:oMath>
@@ -1272,7 +1391,7 @@
       </m:oMath>
       <w:r>
         <w:rPr>
-          <w:rFonts w:hint="eastAsia"/>
+          <w:rFonts w:hint="eastAsia" w:eastAsia="黑体"/>
         </w:rPr>
         <w:t xml:space="preserve">，</w:t>
       </w:r>
@@ -1285,11 +1404,14 @@
         </m:r>
       </m:oMath>
       <w:r>
+        <w:rPr>
+          <w:rFonts w:eastAsia="黑体"/>
+        </w:rPr>
         <w:t xml:space="preserve"> </w:t>
       </w:r>
       <w:r>
         <w:rPr>
-          <w:rFonts w:hint="eastAsia"/>
+          <w:rFonts w:hint="eastAsia" w:eastAsia="黑体"/>
         </w:rPr>
         <w:t xml:space="preserve">由上/下参考节点引出；</w:t>
       </w:r>
@@ -1309,22 +1431,28 @@
       </m:oMath>
       <w:r>
         <w:rPr>
-          <w:rFonts w:hint="eastAsia"/>
+          <w:rFonts w:hint="eastAsia" w:eastAsia="黑体"/>
           <w:b/>
           <w:bCs/>
         </w:rPr>
         <w:t xml:space="preserve">（上比较器）</w:t>
       </w:r>
       <w:r>
+        <w:rPr>
+          <w:rFonts w:eastAsia="黑体"/>
+        </w:rPr>
         <w:t xml:space="preserve"> </w:t>
       </w:r>
       <w:r>
         <w:rPr>
-          <w:rFonts w:hint="eastAsia"/>
+          <w:rFonts w:hint="eastAsia" w:eastAsia="黑体"/>
         </w:rPr>
         <w:t xml:space="preserve">反相输入接上参考节点、同相输入接阈值节点</w:t>
       </w:r>
       <w:r>
+        <w:rPr>
+          <w:rFonts w:eastAsia="黑体"/>
+        </w:rPr>
         <w:t xml:space="preserve"> </w:t>
       </w:r>
       <m:oMath>
@@ -1340,11 +1468,14 @@
       </m:oMath>
       <w:r>
         <w:rPr>
-          <w:rFonts w:hint="eastAsia"/>
+          <w:rFonts w:hint="eastAsia" w:eastAsia="黑体"/>
         </w:rPr>
         <w:t xml:space="preserve">，输出接锁存器复位脚</w:t>
       </w:r>
       <w:r>
+        <w:rPr>
+          <w:rFonts w:eastAsia="黑体"/>
+        </w:rPr>
         <w:t xml:space="preserve"> </w:t>
       </w:r>
       <m:oMath>
@@ -1354,7 +1485,7 @@
       </m:oMath>
       <w:r>
         <w:rPr>
-          <w:rFonts w:hint="eastAsia"/>
+          <w:rFonts w:hint="eastAsia" w:eastAsia="黑体"/>
         </w:rPr>
         <w:t xml:space="preserve">；</w:t>
       </w:r>
@@ -1374,22 +1505,28 @@
       </m:oMath>
       <w:r>
         <w:rPr>
-          <w:rFonts w:hint="eastAsia"/>
+          <w:rFonts w:hint="eastAsia" w:eastAsia="黑体"/>
           <w:b/>
           <w:bCs/>
         </w:rPr>
         <w:t xml:space="preserve">（下比较器）</w:t>
       </w:r>
       <w:r>
+        <w:rPr>
+          <w:rFonts w:eastAsia="黑体"/>
+        </w:rPr>
         <w:t xml:space="preserve"> </w:t>
       </w:r>
       <w:r>
         <w:rPr>
-          <w:rFonts w:hint="eastAsia"/>
+          <w:rFonts w:hint="eastAsia" w:eastAsia="黑体"/>
         </w:rPr>
         <w:t xml:space="preserve">同相输入接下参考节点、反相输入接触发节点</w:t>
       </w:r>
       <w:r>
+        <w:rPr>
+          <w:rFonts w:eastAsia="黑体"/>
+        </w:rPr>
         <w:t xml:space="preserve"> </w:t>
       </w:r>
       <m:oMath>
@@ -1408,11 +1545,14 @@
       </m:oMath>
       <w:r>
         <w:rPr>
-          <w:rFonts w:hint="eastAsia"/>
+          <w:rFonts w:hint="eastAsia" w:eastAsia="黑体"/>
         </w:rPr>
         <w:t xml:space="preserve">，输出接锁存器置位脚</w:t>
       </w:r>
       <w:r>
+        <w:rPr>
+          <w:rFonts w:eastAsia="黑体"/>
+        </w:rPr>
         <w:t xml:space="preserve"> </w:t>
       </w:r>
       <m:oMath>
@@ -1422,7 +1562,7 @@
       </m:oMath>
       <w:r>
         <w:rPr>
-          <w:rFonts w:hint="eastAsia"/>
+          <w:rFonts w:hint="eastAsia" w:eastAsia="黑体"/>
         </w:rPr>
         <w:t xml:space="preserve">；</w:t>
       </w:r>
@@ -1436,7 +1576,7 @@
       </m:oMath>
       <w:r>
         <w:rPr>
-          <w:rFonts w:hint="eastAsia"/>
+          <w:rFonts w:hint="eastAsia" w:eastAsia="黑体"/>
           <w:b/>
           <w:bCs/>
         </w:rPr>
@@ -1444,6 +1584,7 @@
       </w:r>
       <w:r>
         <w:rPr>
+          <w:rFonts w:eastAsia="黑体"/>
           <w:b/>
           <w:bCs/>
         </w:rPr>
@@ -1451,22 +1592,28 @@
       </w:r>
       <w:r>
         <w:rPr>
-          <w:rFonts w:hint="eastAsia"/>
+          <w:rFonts w:hint="eastAsia" w:eastAsia="黑体"/>
           <w:b/>
           <w:bCs/>
         </w:rPr>
         <w:t xml:space="preserve">锁存器）</w:t>
       </w:r>
       <w:r>
+        <w:rPr>
+          <w:rFonts w:eastAsia="黑体"/>
+        </w:rPr>
         <w:t xml:space="preserve"> </w:t>
       </w:r>
       <w:r>
         <w:rPr>
-          <w:rFonts w:hint="eastAsia"/>
+          <w:rFonts w:hint="eastAsia" w:eastAsia="黑体"/>
         </w:rPr>
         <w:t xml:space="preserve">置位脚</w:t>
       </w:r>
       <w:r>
+        <w:rPr>
+          <w:rFonts w:eastAsia="黑体"/>
+        </w:rPr>
         <w:t xml:space="preserve"> </w:t>
       </w:r>
       <m:oMath>
@@ -1475,15 +1622,21 @@
         </m:r>
       </m:oMath>
       <w:r>
+        <w:rPr>
+          <w:rFonts w:eastAsia="黑体"/>
+        </w:rPr>
         <w:t xml:space="preserve"> </w:t>
       </w:r>
       <w:r>
         <w:rPr>
-          <w:rFonts w:hint="eastAsia"/>
+          <w:rFonts w:hint="eastAsia" w:eastAsia="黑体"/>
         </w:rPr>
         <w:t xml:space="preserve">接</w:t>
       </w:r>
       <w:r>
+        <w:rPr>
+          <w:rFonts w:eastAsia="黑体"/>
+        </w:rPr>
         <w:t xml:space="preserve"> </w:t>
       </w:r>
       <m:oMath>
@@ -1501,15 +1654,21 @@
         </m:sSub>
       </m:oMath>
       <w:r>
+        <w:rPr>
+          <w:rFonts w:eastAsia="黑体"/>
+        </w:rPr>
         <w:t xml:space="preserve"> </w:t>
       </w:r>
       <w:r>
         <w:rPr>
-          <w:rFonts w:hint="eastAsia"/>
+          <w:rFonts w:hint="eastAsia" w:eastAsia="黑体"/>
         </w:rPr>
         <w:t xml:space="preserve">输出、复位脚</w:t>
       </w:r>
       <w:r>
+        <w:rPr>
+          <w:rFonts w:eastAsia="黑体"/>
+        </w:rPr>
         <w:t xml:space="preserve"> </w:t>
       </w:r>
       <m:oMath>
@@ -1518,15 +1677,21 @@
         </m:r>
       </m:oMath>
       <w:r>
+        <w:rPr>
+          <w:rFonts w:eastAsia="黑体"/>
+        </w:rPr>
         <w:t xml:space="preserve"> </w:t>
       </w:r>
       <w:r>
         <w:rPr>
-          <w:rFonts w:hint="eastAsia"/>
+          <w:rFonts w:hint="eastAsia" w:eastAsia="黑体"/>
         </w:rPr>
         <w:t xml:space="preserve">接</w:t>
       </w:r>
       <w:r>
+        <w:rPr>
+          <w:rFonts w:eastAsia="黑体"/>
+        </w:rPr>
         <w:t xml:space="preserve"> </w:t>
       </w:r>
       <m:oMath>
@@ -1544,15 +1709,21 @@
         </m:sSub>
       </m:oMath>
       <w:r>
+        <w:rPr>
+          <w:rFonts w:eastAsia="黑体"/>
+        </w:rPr>
         <w:t xml:space="preserve"> </w:t>
       </w:r>
       <w:r>
         <w:rPr>
-          <w:rFonts w:hint="eastAsia"/>
+          <w:rFonts w:hint="eastAsia" w:eastAsia="黑体"/>
         </w:rPr>
         <w:t xml:space="preserve">输出，另接复位节点</w:t>
       </w:r>
       <w:r>
+        <w:rPr>
+          <w:rFonts w:eastAsia="黑体"/>
+        </w:rPr>
         <w:t xml:space="preserve"> </w:t>
       </w:r>
       <m:oMath>
@@ -1574,11 +1745,14 @@
       </m:oMath>
       <w:r>
         <w:rPr>
-          <w:rFonts w:hint="eastAsia"/>
+          <w:rFonts w:hint="eastAsia" w:eastAsia="黑体"/>
         </w:rPr>
         <w:t xml:space="preserve">，输出脚</w:t>
       </w:r>
       <w:r>
+        <w:rPr>
+          <w:rFonts w:eastAsia="黑体"/>
+        </w:rPr>
         <w:t xml:space="preserve"> </w:t>
       </w:r>
       <m:oMath>
@@ -1587,15 +1761,21 @@
         </m:r>
       </m:oMath>
       <w:r>
+        <w:rPr>
+          <w:rFonts w:eastAsia="黑体"/>
+        </w:rPr>
         <w:t xml:space="preserve"> </w:t>
       </w:r>
       <w:r>
         <w:rPr>
-          <w:rFonts w:hint="eastAsia"/>
+          <w:rFonts w:hint="eastAsia" w:eastAsia="黑体"/>
         </w:rPr>
         <w:t xml:space="preserve">接输出节点</w:t>
       </w:r>
       <w:r>
+        <w:rPr>
+          <w:rFonts w:eastAsia="黑体"/>
+        </w:rPr>
         <w:t xml:space="preserve"> </w:t>
       </w:r>
       <m:oMath>
@@ -1611,7 +1791,7 @@
       </m:oMath>
       <w:r>
         <w:rPr>
-          <w:rFonts w:hint="eastAsia"/>
+          <w:rFonts w:hint="eastAsia" w:eastAsia="黑体"/>
         </w:rPr>
         <w:t xml:space="preserve">；</w:t>
       </w:r>
@@ -1631,22 +1811,28 @@
       </m:oMath>
       <w:r>
         <w:rPr>
-          <w:rFonts w:hint="eastAsia"/>
+          <w:rFonts w:hint="eastAsia" w:eastAsia="黑体"/>
           <w:b/>
           <w:bCs/>
         </w:rPr>
         <w:t xml:space="preserve">（放电晶体管）</w:t>
       </w:r>
       <w:r>
+        <w:rPr>
+          <w:rFonts w:eastAsia="黑体"/>
+        </w:rPr>
         <w:t xml:space="preserve"> </w:t>
       </w:r>
       <w:r>
         <w:rPr>
-          <w:rFonts w:hint="eastAsia"/>
+          <w:rFonts w:hint="eastAsia" w:eastAsia="黑体"/>
         </w:rPr>
         <w:t xml:space="preserve">基极接</w:t>
       </w:r>
       <w:r>
+        <w:rPr>
+          <w:rFonts w:eastAsia="黑体"/>
+        </w:rPr>
         <w:t xml:space="preserve"> </w:t>
       </w:r>
       <m:oMath>
@@ -1658,15 +1844,21 @@
         </m:r>
       </m:oMath>
       <w:r>
+        <w:rPr>
+          <w:rFonts w:eastAsia="黑体"/>
+        </w:rPr>
         <w:t xml:space="preserve"> </w:t>
       </w:r>
       <w:r>
         <w:rPr>
-          <w:rFonts w:hint="eastAsia"/>
+          <w:rFonts w:hint="eastAsia" w:eastAsia="黑体"/>
         </w:rPr>
         <w:t xml:space="preserve">的反相输出</w:t>
       </w:r>
       <w:r>
+        <w:rPr>
+          <w:rFonts w:eastAsia="黑体"/>
+        </w:rPr>
         <w:t xml:space="preserve"> </w:t>
       </w:r>
       <m:oMath>
@@ -1683,11 +1875,14 @@
       </m:oMath>
       <w:r>
         <w:rPr>
-          <w:rFonts w:hint="eastAsia"/>
+          <w:rFonts w:hint="eastAsia" w:eastAsia="黑体"/>
         </w:rPr>
         <w:t xml:space="preserve">、集电极接放电节点</w:t>
       </w:r>
       <w:r>
+        <w:rPr>
+          <w:rFonts w:eastAsia="黑体"/>
+        </w:rPr>
         <w:t xml:space="preserve"> </w:t>
       </w:r>
       <m:oMath>
@@ -1709,11 +1904,14 @@
       </m:oMath>
       <w:r>
         <w:rPr>
-          <w:rFonts w:hint="eastAsia"/>
+          <w:rFonts w:hint="eastAsia" w:eastAsia="黑体"/>
         </w:rPr>
         <w:t xml:space="preserve">、发射极接</w:t>
       </w:r>
       <w:r>
+        <w:rPr>
+          <w:rFonts w:eastAsia="黑体"/>
+        </w:rPr>
         <w:t xml:space="preserve"> </w:t>
       </w:r>
       <m:oMath>
@@ -1729,11 +1927,14 @@
       </m:oMath>
       <w:r>
         <w:rPr>
-          <w:rFonts w:hint="eastAsia"/>
+          <w:rFonts w:hint="eastAsia" w:eastAsia="黑体"/>
         </w:rPr>
         <w:t xml:space="preserve">；各单元</w:t>
       </w:r>
       <w:r>
+        <w:rPr>
+          <w:rFonts w:eastAsia="黑体"/>
+        </w:rPr>
         <w:t xml:space="preserve"> </w:t>
       </w:r>
       <m:oMath>
@@ -1754,15 +1955,21 @@
         </m:sSub>
       </m:oMath>
       <w:r>
+        <w:rPr>
+          <w:rFonts w:eastAsia="黑体"/>
+        </w:rPr>
         <w:t xml:space="preserve"> </w:t>
       </w:r>
       <w:r>
         <w:rPr>
-          <w:rFonts w:hint="eastAsia"/>
+          <w:rFonts w:hint="eastAsia" w:eastAsia="黑体"/>
         </w:rPr>
         <w:t xml:space="preserve">接</w:t>
       </w:r>
       <w:r>
+        <w:rPr>
+          <w:rFonts w:eastAsia="黑体"/>
+        </w:rPr>
         <w:t xml:space="preserve"> </w:t>
       </w:r>
       <m:oMath>
@@ -1783,6 +1990,9 @@
         </m:sSub>
       </m:oMath>
       <w:r>
+        <w:rPr>
+          <w:rFonts w:eastAsia="黑体"/>
+        </w:rPr>
         <w:t xml:space="preserve">、</w:t>
       </w:r>
       <m:oMath>
@@ -1797,11 +2007,14 @@
         </m:r>
       </m:oMath>
       <w:r>
+        <w:rPr>
+          <w:rFonts w:eastAsia="黑体"/>
+        </w:rPr>
         <w:t xml:space="preserve"> </w:t>
       </w:r>
       <w:r>
         <w:rPr>
-          <w:rFonts w:hint="eastAsia"/>
+          <w:rFonts w:hint="eastAsia" w:eastAsia="黑体"/>
         </w:rPr>
         <w:t xml:space="preserve">接地。</w:t>
       </w:r>
@@ -1810,25 +2023,31 @@
       <w:pPr/>
       <w:r>
         <w:rPr>
-          <w:rFonts w:hint="eastAsia"/>
+          <w:rFonts w:hint="eastAsia" w:eastAsia="黑体"/>
         </w:rPr>
         <w:t xml:space="preserve">由此构成”阈值/触发比较驱动</w:t>
       </w:r>
       <w:r>
+        <w:rPr>
+          <w:rFonts w:eastAsia="黑体"/>
+        </w:rPr>
         <w:t xml:space="preserve"> SR </w:t>
       </w:r>
       <w:r>
         <w:rPr>
-          <w:rFonts w:hint="eastAsia"/>
+          <w:rFonts w:hint="eastAsia" w:eastAsia="黑体"/>
         </w:rPr>
         <w:t xml:space="preserve">锁存器的</w:t>
       </w:r>
       <w:r>
+        <w:rPr>
+          <w:rFonts w:eastAsia="黑体"/>
+        </w:rPr>
         <w:t xml:space="preserve"> 555 </w:t>
       </w:r>
       <w:r>
         <w:rPr>
-          <w:rFonts w:hint="eastAsia"/>
+          <w:rFonts w:hint="eastAsia" w:eastAsia="黑体"/>
         </w:rPr>
         <w:t xml:space="preserve">定时器”组态，外接定时电阻电容后通过电容充放电与比较器翻转，可产生单稳态脉冲或非稳态方波。</w:t>
       </w:r>
@@ -1841,7 +2060,7 @@
       </w:pPr>
       <w:r>
         <w:rPr>
-          <w:rFonts w:hint="eastAsia"/>
+          <w:rFonts w:hint="eastAsia" w:eastAsia="黑体"/>
         </w:rPr>
         <w:t xml:space="preserve">工作原理</w:t>
       </w:r>
@@ -1851,15 +2070,21 @@
         <w:pStyle w:val="FirstParagraph"/>
       </w:pPr>
       <w:r>
+        <w:rPr>
+          <w:rFonts w:eastAsia="黑体"/>
+        </w:rPr>
         <w:t xml:space="preserve">555 </w:t>
       </w:r>
       <w:r>
         <w:rPr>
-          <w:rFonts w:hint="eastAsia"/>
+          <w:rFonts w:hint="eastAsia" w:eastAsia="黑体"/>
         </w:rPr>
         <w:t xml:space="preserve">内部比较器把外部电容电压与</w:t>
       </w:r>
       <w:r>
+        <w:rPr>
+          <w:rFonts w:eastAsia="黑体"/>
+        </w:rPr>
         <w:t xml:space="preserve"> </w:t>
       </w:r>
       <m:oMath>
@@ -1895,6 +2120,9 @@
         </m:sSub>
       </m:oMath>
       <w:r>
+        <w:rPr>
+          <w:rFonts w:eastAsia="黑体"/>
+        </w:rPr>
         <w:t xml:space="preserve">、</w:t>
       </w:r>
       <m:oMath>
@@ -1930,20 +2158,26 @@
         </m:sSub>
       </m:oMath>
       <w:r>
+        <w:rPr>
+          <w:rFonts w:eastAsia="黑体"/>
+        </w:rPr>
         <w:t xml:space="preserve"> </w:t>
       </w:r>
       <w:r>
         <w:rPr>
-          <w:rFonts w:hint="eastAsia"/>
+          <w:rFonts w:hint="eastAsia" w:eastAsia="黑体"/>
         </w:rPr>
         <w:t xml:space="preserve">阈值比较，驱动</w:t>
       </w:r>
       <w:r>
+        <w:rPr>
+          <w:rFonts w:eastAsia="黑体"/>
+        </w:rPr>
         <w:t xml:space="preserve"> SR </w:t>
       </w:r>
       <w:r>
         <w:rPr>
-          <w:rFonts w:hint="eastAsia"/>
+          <w:rFonts w:hint="eastAsia" w:eastAsia="黑体"/>
         </w:rPr>
         <w:t xml:space="preserve">锁存器翻转，进而控制放电管对电容充放电，形成延时或振荡。单稳态模式输出单个固定宽度脉冲，非稳态模式输出连续方波。</w:t>
       </w:r>
@@ -1956,7 +2190,7 @@
       </w:pPr>
       <w:r>
         <w:rPr>
-          <w:rFonts w:hint="eastAsia"/>
+          <w:rFonts w:hint="eastAsia" w:eastAsia="黑体"/>
         </w:rPr>
         <w:t xml:space="preserve">关键计算公式</w:t>
       </w:r>
@@ -1970,7 +2204,7 @@
       </w:pPr>
       <w:r>
         <w:rPr>
-          <w:rFonts w:hint="eastAsia"/>
+          <w:rFonts w:hint="eastAsia" w:eastAsia="黑体"/>
         </w:rPr>
         <w:t xml:space="preserve">单稳态输出脉宽：</w:t>
       </w:r>
@@ -2027,7 +2261,7 @@
       </w:pPr>
       <w:r>
         <w:rPr>
-          <w:rFonts w:hint="eastAsia"/>
+          <w:rFonts w:hint="eastAsia" w:eastAsia="黑体"/>
         </w:rPr>
         <w:t xml:space="preserve">非稳态高电平时间：</w:t>
       </w:r>
@@ -2126,7 +2360,7 @@
       </w:pPr>
       <w:r>
         <w:rPr>
-          <w:rFonts w:hint="eastAsia"/>
+          <w:rFonts w:hint="eastAsia" w:eastAsia="黑体"/>
         </w:rPr>
         <w:t xml:space="preserve">非稳态低电平时间：</w:t>
       </w:r>
@@ -2195,7 +2429,7 @@
       </w:pPr>
       <w:r>
         <w:rPr>
-          <w:rFonts w:hint="eastAsia"/>
+          <w:rFonts w:hint="eastAsia" w:eastAsia="黑体"/>
         </w:rPr>
         <w:t xml:space="preserve">非稳态振荡频率：</w:t>
       </w:r>
@@ -2294,7 +2528,7 @@
       </w:pPr>
       <w:r>
         <w:rPr>
-          <w:rFonts w:hint="eastAsia"/>
+          <w:rFonts w:hint="eastAsia" w:eastAsia="黑体"/>
         </w:rPr>
         <w:t xml:space="preserve">非稳态占空比：</w:t>
       </w:r>
@@ -2424,7 +2658,7 @@
             </w:pPr>
             <w:r>
               <w:rPr>
-                <w:rFonts w:hint="eastAsia"/>
+                <w:rFonts w:hint="eastAsia" w:eastAsia="黑体"/>
               </w:rPr>
               <w:t xml:space="preserve">符号</w:t>
             </w:r>
@@ -2438,7 +2672,7 @@
             </w:pPr>
             <w:r>
               <w:rPr>
-                <w:rFonts w:hint="eastAsia"/>
+                <w:rFonts w:hint="eastAsia" w:eastAsia="黑体"/>
               </w:rPr>
               <w:t xml:space="preserve">含义</w:t>
             </w:r>
@@ -2452,7 +2686,7 @@
             </w:pPr>
             <w:r>
               <w:rPr>
-                <w:rFonts w:hint="eastAsia"/>
+                <w:rFonts w:hint="eastAsia" w:eastAsia="黑体"/>
               </w:rPr>
               <w:t xml:space="preserve">单位</w:t>
             </w:r>
@@ -2499,6 +2733,9 @@
               </m:sSub>
             </m:oMath>
             <w:r>
+              <w:rPr>
+                <w:rFonts w:eastAsia="黑体"/>
+              </w:rPr>
               <w:t xml:space="preserve">​</w:t>
             </w:r>
           </w:p>
@@ -2511,7 +2748,7 @@
             </w:pPr>
             <w:r>
               <w:rPr>
-                <w:rFonts w:hint="eastAsia"/>
+                <w:rFonts w:hint="eastAsia" w:eastAsia="黑体"/>
               </w:rPr>
               <w:t xml:space="preserve">外接定时电阻</w:t>
             </w:r>
@@ -2524,6 +2761,9 @@
               <w:pStyle w:val="Compact"/>
             </w:pPr>
             <w:r>
+              <w:rPr>
+                <w:rFonts w:eastAsia="黑体"/>
+              </w:rPr>
               <w:t xml:space="preserve">Ω</w:t>
             </w:r>
           </w:p>
@@ -2542,6 +2782,9 @@
               </m:r>
             </m:oMath>
             <w:r>
+              <w:rPr>
+                <w:rFonts w:eastAsia="黑体"/>
+              </w:rPr>
               <w:t xml:space="preserve">​</w:t>
             </w:r>
           </w:p>
@@ -2554,7 +2797,7 @@
             </w:pPr>
             <w:r>
               <w:rPr>
-                <w:rFonts w:hint="eastAsia"/>
+                <w:rFonts w:hint="eastAsia" w:eastAsia="黑体"/>
               </w:rPr>
               <w:t xml:space="preserve">外接定时电容</w:t>
             </w:r>
@@ -2567,6 +2810,9 @@
               <w:pStyle w:val="Compact"/>
             </w:pPr>
             <w:r>
+              <w:rPr>
+                <w:rFonts w:eastAsia="黑体"/>
+              </w:rPr>
               <w:t xml:space="preserve">F</w:t>
             </w:r>
           </w:p>
@@ -2594,6 +2840,9 @@
               </m:sSub>
             </m:oMath>
             <w:r>
+              <w:rPr>
+                <w:rFonts w:eastAsia="黑体"/>
+              </w:rPr>
               <w:t xml:space="preserve">​</w:t>
             </w:r>
           </w:p>
@@ -2606,7 +2855,7 @@
             </w:pPr>
             <w:r>
               <w:rPr>
-                <w:rFonts w:hint="eastAsia"/>
+                <w:rFonts w:hint="eastAsia" w:eastAsia="黑体"/>
               </w:rPr>
               <w:t xml:space="preserve">脉宽</w:t>
             </w:r>
@@ -2619,6 +2868,9 @@
               <w:pStyle w:val="Compact"/>
             </w:pPr>
             <w:r>
+              <w:rPr>
+                <w:rFonts w:eastAsia="黑体"/>
+              </w:rPr>
               <w:t xml:space="preserve">s</w:t>
             </w:r>
           </w:p>
@@ -2637,6 +2889,9 @@
               </m:r>
             </m:oMath>
             <w:r>
+              <w:rPr>
+                <w:rFonts w:eastAsia="黑体"/>
+              </w:rPr>
               <w:t xml:space="preserve">​</w:t>
             </w:r>
           </w:p>
@@ -2649,7 +2904,7 @@
             </w:pPr>
             <w:r>
               <w:rPr>
-                <w:rFonts w:hint="eastAsia"/>
+                <w:rFonts w:hint="eastAsia" w:eastAsia="黑体"/>
               </w:rPr>
               <w:t xml:space="preserve">振荡频率</w:t>
             </w:r>
@@ -2662,6 +2917,9 @@
               <w:pStyle w:val="Compact"/>
             </w:pPr>
             <w:r>
+              <w:rPr>
+                <w:rFonts w:eastAsia="黑体"/>
+              </w:rPr>
               <w:t xml:space="preserve">Hz</w:t>
             </w:r>
           </w:p>
@@ -2680,6 +2938,9 @@
               </m:r>
             </m:oMath>
             <w:r>
+              <w:rPr>
+                <w:rFonts w:eastAsia="黑体"/>
+              </w:rPr>
               <w:t xml:space="preserve">​</w:t>
             </w:r>
           </w:p>
@@ -2692,7 +2953,7 @@
             </w:pPr>
             <w:r>
               <w:rPr>
-                <w:rFonts w:hint="eastAsia"/>
+                <w:rFonts w:hint="eastAsia" w:eastAsia="黑体"/>
               </w:rPr>
               <w:t xml:space="preserve">占空比</w:t>
             </w:r>
@@ -2705,6 +2966,9 @@
               <w:pStyle w:val="Compact"/>
             </w:pPr>
             <w:r>
+              <w:rPr>
+                <w:rFonts w:eastAsia="黑体"/>
+              </w:rPr>
               <w:t xml:space="preserve">—</w:t>
             </w:r>
           </w:p>
@@ -2719,7 +2983,7 @@
       </w:pPr>
       <w:r>
         <w:rPr>
-          <w:rFonts w:hint="eastAsia"/>
+          <w:rFonts w:hint="eastAsia" w:eastAsia="黑体"/>
         </w:rPr>
         <w:t xml:space="preserve">元件调整影响</w:t>
       </w:r>
@@ -2734,6 +2998,7 @@
       </w:pPr>
       <w:r>
         <w:rPr>
+          <w:rFonts w:eastAsia="黑体"/>
           <w:b/>
           <w:bCs/>
         </w:rPr>
@@ -2741,21 +3006,27 @@
       </w:r>
       <w:r>
         <w:rPr>
-          <w:rFonts w:hint="eastAsia"/>
+          <w:rFonts w:hint="eastAsia" w:eastAsia="黑体"/>
           <w:b/>
           <w:bCs/>
         </w:rPr>
         <w:t xml:space="preserve">增大</w:t>
       </w:r>
       <w:r>
+        <w:rPr>
+          <w:rFonts w:eastAsia="黑体"/>
+        </w:rPr>
         <w:t xml:space="preserve"> </w:t>
       </w:r>
       <w:r>
+        <w:rPr>
+          <w:rFonts w:eastAsia="黑体"/>
+        </w:rPr>
         <w:t xml:space="preserve">→ </w:t>
       </w:r>
       <w:r>
         <w:rPr>
-          <w:rFonts w:hint="eastAsia"/>
+          <w:rFonts w:hint="eastAsia" w:eastAsia="黑体"/>
         </w:rPr>
         <w:t xml:space="preserve">充放电时间变长，频率降低、脉宽增大。</w:t>
       </w:r>
@@ -2770,6 +3041,7 @@
       </w:pPr>
       <w:r>
         <w:rPr>
+          <w:rFonts w:eastAsia="黑体"/>
           <w:b/>
           <w:bCs/>
         </w:rPr>
@@ -2777,21 +3049,27 @@
       </w:r>
       <w:r>
         <w:rPr>
-          <w:rFonts w:hint="eastAsia"/>
+          <w:rFonts w:hint="eastAsia" w:eastAsia="黑体"/>
           <w:b/>
           <w:bCs/>
         </w:rPr>
         <w:t xml:space="preserve">增大</w:t>
       </w:r>
       <w:r>
+        <w:rPr>
+          <w:rFonts w:eastAsia="黑体"/>
+        </w:rPr>
         <w:t xml:space="preserve"> </w:t>
       </w:r>
       <w:r>
+        <w:rPr>
+          <w:rFonts w:eastAsia="黑体"/>
+        </w:rPr>
         <w:t xml:space="preserve">→ </w:t>
       </w:r>
       <w:r>
         <w:rPr>
-          <w:rFonts w:hint="eastAsia"/>
+          <w:rFonts w:hint="eastAsia" w:eastAsia="黑体"/>
         </w:rPr>
         <w:t xml:space="preserve">高电平时间增长（低电平不变），占空比升高、频率降低。</w:t>
       </w:r>
@@ -2806,6 +3084,7 @@
       </w:pPr>
       <w:r>
         <w:rPr>
+          <w:rFonts w:eastAsia="黑体"/>
           <w:b/>
           <w:bCs/>
         </w:rPr>
@@ -2813,21 +3092,27 @@
       </w:r>
       <w:r>
         <w:rPr>
-          <w:rFonts w:hint="eastAsia"/>
+          <w:rFonts w:hint="eastAsia" w:eastAsia="黑体"/>
           <w:b/>
           <w:bCs/>
         </w:rPr>
         <w:t xml:space="preserve">增大</w:t>
       </w:r>
       <w:r>
+        <w:rPr>
+          <w:rFonts w:eastAsia="黑体"/>
+        </w:rPr>
         <w:t xml:space="preserve"> </w:t>
       </w:r>
       <w:r>
+        <w:rPr>
+          <w:rFonts w:eastAsia="黑体"/>
+        </w:rPr>
         <w:t xml:space="preserve">→ </w:t>
       </w:r>
       <w:r>
         <w:rPr>
-          <w:rFonts w:hint="eastAsia"/>
+          <w:rFonts w:hint="eastAsia" w:eastAsia="黑体"/>
         </w:rPr>
         <w:t xml:space="preserve">高低电平时间同时增长，频率降低。</w:t>
       </w:r>
@@ -2842,25 +3127,34 @@
       </w:pPr>
       <w:r>
         <w:rPr>
-          <w:rFonts w:hint="eastAsia"/>
+          <w:rFonts w:hint="eastAsia" w:eastAsia="黑体"/>
           <w:b/>
           <w:bCs/>
         </w:rPr>
         <w:t xml:space="preserve">电源电压变化</w:t>
       </w:r>
       <w:r>
+        <w:rPr>
+          <w:rFonts w:eastAsia="黑体"/>
+        </w:rPr>
         <w:t xml:space="preserve"> </w:t>
       </w:r>
       <w:r>
+        <w:rPr>
+          <w:rFonts w:eastAsia="黑体"/>
+        </w:rPr>
         <w:t xml:space="preserve">→ 555 </w:t>
       </w:r>
       <w:r>
         <w:rPr>
-          <w:rFonts w:hint="eastAsia"/>
+          <w:rFonts w:hint="eastAsia" w:eastAsia="黑体"/>
         </w:rPr>
         <w:t xml:space="preserve">阈值随</w:t>
       </w:r>
       <w:r>
+        <w:rPr>
+          <w:rFonts w:eastAsia="黑体"/>
+        </w:rPr>
         <w:t xml:space="preserve"> </w:t>
       </w:r>
       <m:oMath>
@@ -2881,11 +3175,14 @@
         </m:sSub>
       </m:oMath>
       <w:r>
+        <w:rPr>
+          <w:rFonts w:eastAsia="黑体"/>
+        </w:rPr>
         <w:t xml:space="preserve"> </w:t>
       </w:r>
       <w:r>
         <w:rPr>
-          <w:rFonts w:hint="eastAsia"/>
+          <w:rFonts w:hint="eastAsia" w:eastAsia="黑体"/>
         </w:rPr>
         <w:t xml:space="preserve">等比变化，定时精度对电源较不敏感。</w:t>
       </w:r>
@@ -2898,7 +3195,7 @@
       </w:pPr>
       <w:r>
         <w:rPr>
-          <w:rFonts w:hint="eastAsia"/>
+          <w:rFonts w:hint="eastAsia" w:eastAsia="黑体"/>
         </w:rPr>
         <w:t xml:space="preserve">典型参数示例</w:t>
       </w:r>
@@ -2913,7 +3210,7 @@
       </w:pPr>
       <w:r>
         <w:rPr>
-          <w:rFonts w:hint="eastAsia"/>
+          <w:rFonts w:hint="eastAsia" w:eastAsia="黑体"/>
         </w:rPr>
         <w:t xml:space="preserve">单稳态：</w:t>
       </w:r>
@@ -2942,6 +3239,9 @@
         </m:r>
       </m:oMath>
       <w:r>
+        <w:rPr>
+          <w:rFonts w:eastAsia="黑体"/>
+        </w:rPr>
         <w:t xml:space="preserve">、</w:t>
       </w:r>
       <m:oMath>
@@ -2973,11 +3273,14 @@
       </m:oMath>
       <w:r>
         <w:rPr>
-          <w:rFonts w:hint="eastAsia"/>
+          <w:rFonts w:hint="eastAsia" w:eastAsia="黑体"/>
         </w:rPr>
         <w:t xml:space="preserve">，则</w:t>
       </w:r>
       <w:r>
+        <w:rPr>
+          <w:rFonts w:eastAsia="黑体"/>
+        </w:rPr>
         <w:t xml:space="preserve"> </w:t>
       </w:r>
       <m:oMath>
@@ -3074,6 +3377,9 @@
         </m:r>
       </m:oMath>
       <w:r>
+        <w:rPr>
+          <w:rFonts w:eastAsia="黑体"/>
+        </w:rPr>
         <w:t xml:space="preserve">。</w:t>
       </w:r>
     </w:p>
@@ -3087,7 +3393,7 @@
       </w:pPr>
       <w:r>
         <w:rPr>
-          <w:rFonts w:hint="eastAsia"/>
+          <w:rFonts w:hint="eastAsia" w:eastAsia="黑体"/>
         </w:rPr>
         <w:t xml:space="preserve">非稳态：</w:t>
       </w:r>
@@ -3125,6 +3431,9 @@
         </m:r>
       </m:oMath>
       <w:r>
+        <w:rPr>
+          <w:rFonts w:eastAsia="黑体"/>
+        </w:rPr>
         <w:t xml:space="preserve">、</w:t>
       </w:r>
       <m:oMath>
@@ -3161,6 +3470,9 @@
         </m:r>
       </m:oMath>
       <w:r>
+        <w:rPr>
+          <w:rFonts w:eastAsia="黑体"/>
+        </w:rPr>
         <w:t xml:space="preserve">、</w:t>
       </w:r>
       <m:oMath>
@@ -3192,11 +3504,14 @@
       </m:oMath>
       <w:r>
         <w:rPr>
-          <w:rFonts w:hint="eastAsia"/>
+          <w:rFonts w:hint="eastAsia" w:eastAsia="黑体"/>
         </w:rPr>
         <w:t xml:space="preserve">，则</w:t>
       </w:r>
       <w:r>
+        <w:rPr>
+          <w:rFonts w:eastAsia="黑体"/>
+        </w:rPr>
         <w:t xml:space="preserve"> </w:t>
       </w:r>
       <m:oMath>
@@ -3299,6 +3614,9 @@
         </m:r>
       </m:oMath>
       <w:r>
+        <w:rPr>
+          <w:rFonts w:eastAsia="黑体"/>
+        </w:rPr>
         <w:t xml:space="preserve">。</w:t>
       </w:r>
     </w:p>
@@ -3310,7 +3628,7 @@
       </w:pPr>
       <w:r>
         <w:rPr>
-          <w:rFonts w:hint="eastAsia"/>
+          <w:rFonts w:hint="eastAsia" w:eastAsia="黑体"/>
         </w:rPr>
         <w:t xml:space="preserve">常见器件型号</w:t>
       </w:r>
@@ -3324,11 +3642,14 @@
         </w:numPr>
       </w:pPr>
       <w:r>
+        <w:rPr>
+          <w:rFonts w:eastAsia="黑体"/>
+        </w:rPr>
         <w:t xml:space="preserve">NE555 / </w:t>
       </w:r>
       <w:r>
         <w:rPr>
-          <w:rFonts w:hint="eastAsia"/>
+          <w:rFonts w:hint="eastAsia" w:eastAsia="黑体"/>
         </w:rPr>
         <w:t xml:space="preserve">LM555：通用单定时器。</w:t>
       </w:r>
@@ -3342,20 +3663,26 @@
         </w:numPr>
       </w:pPr>
       <w:r>
+        <w:rPr>
+          <w:rFonts w:eastAsia="黑体"/>
+        </w:rPr>
         <w:t xml:space="preserve">NE556 / </w:t>
       </w:r>
       <w:r>
         <w:rPr>
-          <w:rFonts w:hint="eastAsia"/>
+          <w:rFonts w:hint="eastAsia" w:eastAsia="黑体"/>
         </w:rPr>
         <w:t xml:space="preserve">LM556：双</w:t>
       </w:r>
       <w:r>
+        <w:rPr>
+          <w:rFonts w:eastAsia="黑体"/>
+        </w:rPr>
         <w:t xml:space="preserve"> 555 </w:t>
       </w:r>
       <w:r>
         <w:rPr>
-          <w:rFonts w:hint="eastAsia"/>
+          <w:rFonts w:hint="eastAsia" w:eastAsia="黑体"/>
         </w:rPr>
         <w:t xml:space="preserve">定时器。</w:t>
       </w:r>
@@ -3370,16 +3697,19 @@
       </w:pPr>
       <w:r>
         <w:rPr>
-          <w:rFonts w:hint="eastAsia"/>
+          <w:rFonts w:hint="eastAsia" w:eastAsia="黑体"/>
         </w:rPr>
         <w:t xml:space="preserve">TLC555：CMOS</w:t>
       </w:r>
       <w:r>
+        <w:rPr>
+          <w:rFonts w:eastAsia="黑体"/>
+        </w:rPr>
         <w:t xml:space="preserve"> </w:t>
       </w:r>
       <w:r>
         <w:rPr>
-          <w:rFonts w:hint="eastAsia"/>
+          <w:rFonts w:hint="eastAsia" w:eastAsia="黑体"/>
         </w:rPr>
         <w:t xml:space="preserve">低功耗单定时器。</w:t>
       </w:r>
@@ -3392,7 +3722,7 @@
       </w:pPr>
       <w:r>
         <w:rPr>
-          <w:rFonts w:hint="eastAsia"/>
+          <w:rFonts w:hint="eastAsia" w:eastAsia="黑体"/>
         </w:rPr>
         <w:t xml:space="preserve">注意事项</w:t>
       </w:r>
@@ -3407,7 +3737,7 @@
       </w:pPr>
       <w:r>
         <w:rPr>
-          <w:rFonts w:hint="eastAsia"/>
+          <w:rFonts w:hint="eastAsia" w:eastAsia="黑体"/>
         </w:rPr>
         <w:t xml:space="preserve">定时电阻不宜过小（避免电流过大）或过大（泄漏电流影响精度）。</w:t>
       </w:r>
@@ -3422,16 +3752,19 @@
       </w:pPr>
       <w:r>
         <w:rPr>
-          <w:rFonts w:hint="eastAsia"/>
+          <w:rFonts w:hint="eastAsia" w:eastAsia="黑体"/>
         </w:rPr>
         <w:t xml:space="preserve">控制电压脚</w:t>
       </w:r>
       <w:r>
+        <w:rPr>
+          <w:rFonts w:eastAsia="黑体"/>
+        </w:rPr>
         <w:t xml:space="preserve"> CV </w:t>
       </w:r>
       <w:r>
         <w:rPr>
-          <w:rFonts w:hint="eastAsia"/>
+          <w:rFonts w:hint="eastAsia" w:eastAsia="黑体"/>
         </w:rPr>
         <w:t xml:space="preserve">悬空或按需接去耦电容，可改善噪声抑制。</w:t>
       </w:r>
@@ -3446,16 +3779,19 @@
       </w:pPr>
       <w:r>
         <w:rPr>
-          <w:rFonts w:hint="eastAsia"/>
+          <w:rFonts w:hint="eastAsia" w:eastAsia="黑体"/>
         </w:rPr>
         <w:t xml:space="preserve">电源去耦与</w:t>
       </w:r>
       <w:r>
+        <w:rPr>
+          <w:rFonts w:eastAsia="黑体"/>
+        </w:rPr>
         <w:t xml:space="preserve"> PCB </w:t>
       </w:r>
       <w:r>
         <w:rPr>
-          <w:rFonts w:hint="eastAsia"/>
+          <w:rFonts w:hint="eastAsia" w:eastAsia="黑体"/>
         </w:rPr>
         <w:t xml:space="preserve">布线影响定时精度，高频时注意旁路电容。</w:t>
       </w:r>
@@ -3468,7 +3804,7 @@
       </w:pPr>
       <w:r>
         <w:rPr>
-          <w:rFonts w:hint="eastAsia"/>
+          <w:rFonts w:hint="eastAsia" w:eastAsia="黑体"/>
         </w:rPr>
         <w:t xml:space="preserve">参考资料</w:t>
       </w:r>
@@ -3482,6 +3818,9 @@
         </w:numPr>
       </w:pPr>
       <w:r>
+        <w:rPr>
+          <w:rFonts w:eastAsia="黑体"/>
+        </w:rPr>
         <w:t xml:space="preserve">Wikipedia: 555 timer IC。</w:t>
       </w:r>
     </w:p>
@@ -3494,11 +3833,14 @@
         </w:numPr>
       </w:pPr>
       <w:r>
+        <w:rPr>
+          <w:rFonts w:eastAsia="黑体"/>
+        </w:rPr>
         <w:t xml:space="preserve">TI LM555 </w:t>
       </w:r>
       <w:r>
         <w:rPr>
-          <w:rFonts w:hint="eastAsia"/>
+          <w:rFonts w:hint="eastAsia" w:eastAsia="黑体"/>
         </w:rPr>
         <w:t xml:space="preserve">数据手册。</w:t>
       </w:r>
@@ -3513,7 +3855,7 @@
       </w:pPr>
       <w:r>
         <w:rPr>
-          <w:rFonts w:hint="eastAsia"/>
+          <w:rFonts w:hint="eastAsia" w:eastAsia="黑体"/>
         </w:rPr>
         <w:t xml:space="preserve">《电子技术基础》（模拟部分）。</w:t>
       </w:r>
@@ -3527,11 +3869,11 @@
       </w:pPr>
       <w:r>
         <w:rPr>
-          <w:rFonts w:ascii="Times New Roman" w:hAnsi="Times New Roman"/>
+          <w:rFonts w:ascii="Times New Roman" w:hAnsi="Times New Roman" w:eastAsia="黑体"/>
           <w:color w:val="555555"/>
           <w:sz w:val="21"/>
         </w:rPr>
-        <w:t>材料收集者：杜文杰</w:t>
+        <w:t>材料收集者：杜文杰，WX手机：19519196569，QQ:3478827729</w:t>
       </w:r>
     </w:p>
     <w:sectPr>
@@ -3551,7 +3893,7 @@
 </file>
 
 <file path=word/footer1.xml><?xml version="1.0" encoding="utf-8"?>
-<w:ftr xmlns:m="http://schemas.openxmlformats.org/officeDocument/2006/math" xmlns:mc="http://schemas.openxmlformats.org/markup-compatibility/2006" xmlns:mo="http://schemas.microsoft.com/office/mac/office/2008/main" xmlns:mv="urn:schemas-microsoft-com:mac:vml" xmlns:o="urn:schemas-microsoft-com:office:office" xmlns:r="http://schemas.openxmlformats.org/officeDocument/2006/relationships" xmlns:v="urn:schemas-microsoft-com:vml" xmlns:w10="urn:schemas-microsoft-com:office:word" xmlns:w14="http://schemas.microsoft.com/office/word/2010/wordml" xmlns:w="http://schemas.openxmlformats.org/wordprocessingml/2006/main" xmlns:wne="http://schemas.microsoft.com/office/word/2006/wordml" xmlns:wp14="http://schemas.microsoft.com/office/word/2010/wordprocessingDrawing" xmlns:wp="http://schemas.openxmlformats.org/drawingml/2006/wordprocessingDrawing" xmlns:wpc="http://schemas.microsoft.com/office/word/2010/wordprocessingCanvas" xmlns:wpg="http://schemas.microsoft.com/office/word/2010/wordprocessingGroup" xmlns:wpi="http://schemas.microsoft.com/office/word/2010/wordprocessingInk" xmlns:wps="http://schemas.microsoft.com/office/word/2010/wordprocessingShape" mc:Ignorable="w14 wp14">
+<w:ftr xmlns:mc="http://schemas.openxmlformats.org/markup-compatibility/2006" xmlns:w="http://schemas.openxmlformats.org/wordprocessingml/2006/main" xmlns:m="http://schemas.openxmlformats.org/officeDocument/2006/math" xmlns:mo="http://schemas.microsoft.com/office/mac/office/2008/main" xmlns:mv="urn:schemas-microsoft-com:mac:vml" xmlns:o="urn:schemas-microsoft-com:office:office" xmlns:r="http://schemas.openxmlformats.org/officeDocument/2006/relationships" xmlns:v="urn:schemas-microsoft-com:vml" xmlns:w10="urn:schemas-microsoft-com:office:word" xmlns:w14="http://schemas.microsoft.com/office/word/2010/wordml" xmlns:wne="http://schemas.microsoft.com/office/word/2006/wordml" xmlns:wp14="http://schemas.microsoft.com/office/word/2010/wordprocessingDrawing" xmlns:wp="http://schemas.openxmlformats.org/drawingml/2006/wordprocessingDrawing" xmlns:wpc="http://schemas.microsoft.com/office/word/2010/wordprocessingCanvas" xmlns:wpg="http://schemas.microsoft.com/office/word/2010/wordprocessingGroup" xmlns:wpi="http://schemas.microsoft.com/office/word/2010/wordprocessingInk" xmlns:wps="http://schemas.microsoft.com/office/word/2010/wordprocessingShape" mc:Ignorable="w14 wp14">
   <w:p>
     <w:pPr>
       <w:pStyle w:val="Footer"/>
@@ -3559,12 +3901,14 @@
     </w:pPr>
     <w:r>
       <w:rPr>
+        <w:rFonts w:eastAsia="黑体"/>
         <w:sz w:val="18"/>
       </w:rPr>
       <w:t xml:space="preserve">第 </w:t>
     </w:r>
     <w:r>
       <w:rPr>
+        <w:rFonts w:eastAsia="黑体"/>
         <w:sz w:val="18"/>
       </w:rPr>
       <w:fldChar w:fldCharType="begin"/>
@@ -3573,6 +3917,7 @@
     </w:r>
     <w:r>
       <w:rPr>
+        <w:rFonts w:eastAsia="黑体"/>
         <w:sz w:val="18"/>
       </w:rPr>
       <w:t xml:space="preserve"> 页</w:t>
@@ -3586,6 +3931,9 @@
   <w:footnote w:type="continuationSeparator" w:id="0">
     <w:p>
       <w:r>
+        <w:rPr>
+          <w:rFonts w:eastAsia="黑体"/>
+        </w:rPr>
         <w:continuationSeparator/>
       </w:r>
     </w:p>
@@ -3593,6 +3941,9 @@
   <w:footnote w:type="separator" w:id="-1">
     <w:p>
       <w:r>
+        <w:rPr>
+          <w:rFonts w:eastAsia="黑体"/>
+        </w:rPr>
         <w:separator/>
       </w:r>
     </w:p>
@@ -3601,7 +3952,7 @@
 </file>
 
 <file path=word/header1.xml><?xml version="1.0" encoding="utf-8"?>
-<w:hdr xmlns:m="http://schemas.openxmlformats.org/officeDocument/2006/math" xmlns:mc="http://schemas.openxmlformats.org/markup-compatibility/2006" xmlns:mo="http://schemas.microsoft.com/office/mac/office/2008/main" xmlns:mv="urn:schemas-microsoft-com:mac:vml" xmlns:o="urn:schemas-microsoft-com:office:office" xmlns:r="http://schemas.openxmlformats.org/officeDocument/2006/relationships" xmlns:v="urn:schemas-microsoft-com:vml" xmlns:w10="urn:schemas-microsoft-com:office:word" xmlns:w14="http://schemas.microsoft.com/office/word/2010/wordml" xmlns:w="http://schemas.openxmlformats.org/wordprocessingml/2006/main" xmlns:wne="http://schemas.microsoft.com/office/word/2006/wordml" xmlns:wp14="http://schemas.microsoft.com/office/word/2010/wordprocessingDrawing" xmlns:wp="http://schemas.openxmlformats.org/drawingml/2006/wordprocessingDrawing" xmlns:wpc="http://schemas.microsoft.com/office/word/2010/wordprocessingCanvas" xmlns:wpg="http://schemas.microsoft.com/office/word/2010/wordprocessingGroup" xmlns:wpi="http://schemas.microsoft.com/office/word/2010/wordprocessingInk" xmlns:wps="http://schemas.microsoft.com/office/word/2010/wordprocessingShape" mc:Ignorable="w14 wp14">
+<w:hdr xmlns:mc="http://schemas.openxmlformats.org/markup-compatibility/2006" xmlns:w="http://schemas.openxmlformats.org/wordprocessingml/2006/main" xmlns:m="http://schemas.openxmlformats.org/officeDocument/2006/math" xmlns:mo="http://schemas.microsoft.com/office/mac/office/2008/main" xmlns:mv="urn:schemas-microsoft-com:mac:vml" xmlns:o="urn:schemas-microsoft-com:office:office" xmlns:r="http://schemas.openxmlformats.org/officeDocument/2006/relationships" xmlns:v="urn:schemas-microsoft-com:vml" xmlns:w10="urn:schemas-microsoft-com:office:word" xmlns:w14="http://schemas.microsoft.com/office/word/2010/wordml" xmlns:wne="http://schemas.microsoft.com/office/word/2006/wordml" xmlns:wp14="http://schemas.microsoft.com/office/word/2010/wordprocessingDrawing" xmlns:wp="http://schemas.openxmlformats.org/drawingml/2006/wordprocessingDrawing" xmlns:wpc="http://schemas.microsoft.com/office/word/2010/wordprocessingCanvas" xmlns:wpg="http://schemas.microsoft.com/office/word/2010/wordprocessingGroup" xmlns:wpi="http://schemas.microsoft.com/office/word/2010/wordprocessingInk" xmlns:wps="http://schemas.microsoft.com/office/word/2010/wordprocessingShape" mc:Ignorable="w14 wp14">
   <w:p>
     <w:pPr>
       <w:pStyle w:val="Header"/>
@@ -3609,7 +3960,7 @@
     </w:pPr>
     <w:r>
       <w:rPr>
-        <w:rFonts w:ascii="Times New Roman" w:hAnsi="Times New Roman"/>
+        <w:rFonts w:ascii="Times New Roman" w:hAnsi="Times New Roman" w:eastAsia="黑体"/>
         <w:sz w:val="18"/>
         <w:rFonts w:eastAsia="黑体"/>
         <w:rFonts w:eastAsia="黑体"/>
@@ -3621,7 +3972,7 @@
 </file>
 
 <file path=word/numbering.xml><?xml version="1.0" encoding="utf-8"?>
-<w:numbering xmlns:m="http://schemas.openxmlformats.org/officeDocument/2006/math" xmlns:mc="http://schemas.openxmlformats.org/markup-compatibility/2006" xmlns:mo="http://schemas.microsoft.com/office/mac/office/2008/main" xmlns:mv="urn:schemas-microsoft-com:mac:vml" xmlns:o="urn:schemas-microsoft-com:office:office" xmlns:r="http://schemas.openxmlformats.org/officeDocument/2006/relationships" xmlns:v="urn:schemas-microsoft-com:vml" xmlns:w="http://schemas.openxmlformats.org/wordprocessingml/2006/main" xmlns:w10="urn:schemas-microsoft-com:office:word" xmlns:w14="http://schemas.microsoft.com/office/word/2010/wordml" xmlns:wne="http://schemas.microsoft.com/office/word/2006/wordml" xmlns:wp="http://schemas.openxmlformats.org/drawingml/2006/wordprocessingDrawing" xmlns:wp14="http://schemas.microsoft.com/office/word/2010/wordprocessingDrawing" xmlns:wpc="http://schemas.microsoft.com/office/word/2010/wordprocessingCanvas" xmlns:wpg="http://schemas.microsoft.com/office/word/2010/wordprocessingGroup" xmlns:wpi="http://schemas.microsoft.com/office/word/2010/wordprocessingInk" xmlns:wps="http://schemas.microsoft.com/office/word/2010/wordprocessingShape" mc:Ignorable="w14 wp14">
+<w:numbering xmlns:mc="http://schemas.openxmlformats.org/markup-compatibility/2006" xmlns:w="http://schemas.openxmlformats.org/wordprocessingml/2006/main" xmlns:m="http://schemas.openxmlformats.org/officeDocument/2006/math" xmlns:mo="http://schemas.microsoft.com/office/mac/office/2008/main" xmlns:mv="urn:schemas-microsoft-com:mac:vml" xmlns:o="urn:schemas-microsoft-com:office:office" xmlns:r="http://schemas.openxmlformats.org/officeDocument/2006/relationships" xmlns:v="urn:schemas-microsoft-com:vml" xmlns:w10="urn:schemas-microsoft-com:office:word" xmlns:w14="http://schemas.microsoft.com/office/word/2010/wordml" xmlns:wne="http://schemas.microsoft.com/office/word/2006/wordml" xmlns:wp="http://schemas.openxmlformats.org/drawingml/2006/wordprocessingDrawing" xmlns:wp14="http://schemas.microsoft.com/office/word/2010/wordprocessingDrawing" xmlns:wpc="http://schemas.microsoft.com/office/word/2010/wordprocessingCanvas" xmlns:wpg="http://schemas.microsoft.com/office/word/2010/wordprocessingGroup" xmlns:wpi="http://schemas.microsoft.com/office/word/2010/wordprocessingInk" xmlns:wps="http://schemas.microsoft.com/office/word/2010/wordprocessingShape" mc:Ignorable="w14 wp14">
   <w:abstractNum w:abstractNumId="0">
     <w:nsid w:val="FFFFFF7C"/>
     <w:multiLevelType w:val="singleLevel"/>
@@ -3708,7 +4059,7 @@
         <w:ind w:hanging="360" w:left="1440"/>
       </w:pPr>
       <w:rPr>
-        <w:rFonts w:ascii="Symbol" w:hAnsi="Symbol" w:hint="default"/>
+        <w:rFonts w:ascii="Symbol" w:hAnsi="Symbol" w:hint="default" w:eastAsia="黑体"/>
       </w:rPr>
     </w:lvl>
   </w:abstractNum>
@@ -3729,7 +4080,7 @@
         <w:ind w:hanging="360" w:left="1080"/>
       </w:pPr>
       <w:rPr>
-        <w:rFonts w:ascii="Symbol" w:hAnsi="Symbol" w:hint="default"/>
+        <w:rFonts w:ascii="Symbol" w:hAnsi="Symbol" w:hint="default" w:eastAsia="黑体"/>
       </w:rPr>
     </w:lvl>
   </w:abstractNum>
@@ -3750,7 +4101,7 @@
         <w:ind w:hanging="360" w:left="720"/>
       </w:pPr>
       <w:rPr>
-        <w:rFonts w:ascii="Symbol" w:hAnsi="Symbol" w:hint="default"/>
+        <w:rFonts w:ascii="Symbol" w:hAnsi="Symbol" w:hint="default" w:eastAsia="黑体"/>
       </w:rPr>
     </w:lvl>
   </w:abstractNum>
@@ -3789,7 +4140,7 @@
         <w:ind w:hanging="360" w:left="360"/>
       </w:pPr>
       <w:rPr>
-        <w:rFonts w:ascii="Symbol" w:hAnsi="Symbol" w:hint="default"/>
+        <w:rFonts w:ascii="Symbol" w:hAnsi="Symbol" w:hint="default" w:eastAsia="黑体"/>
       </w:rPr>
     </w:lvl>
   </w:abstractNum>
@@ -3880,7 +4231,7 @@
         <w:ind w:left="720" w:hanging="360"/>
       </w:pPr>
       <w:rPr>
-        <w:rFonts w:ascii="Symbol" w:hAnsi="Symbol" w:cs="Symbol" w:hint="default"/>
+        <w:rFonts w:ascii="Symbol" w:hAnsi="Symbol" w:cs="Symbol" w:hint="default" w:eastAsia="黑体"/>
       </w:rPr>
     </w:lvl>
     <w:lvl w:ilvl="1">
@@ -3891,7 +4242,7 @@
         <w:ind w:left="1440" w:hanging="360"/>
       </w:pPr>
       <w:rPr>
-        <w:rFonts w:ascii="Courier New" w:hAnsi="Courier New" w:cs="Courier New" w:hint="default"/>
+        <w:rFonts w:ascii="Courier New" w:hAnsi="Courier New" w:cs="Courier New" w:hint="default" w:eastAsia="黑体"/>
       </w:rPr>
     </w:lvl>
     <w:lvl w:ilvl="2">
@@ -3902,7 +4253,7 @@
         <w:ind w:left="2160" w:hanging="360"/>
       </w:pPr>
       <w:rPr>
-        <w:rFonts w:ascii="Wingdings" w:hAnsi="Wingdings" w:cs="Wingdings" w:hint="default"/>
+        <w:rFonts w:ascii="Wingdings" w:hAnsi="Wingdings" w:cs="Wingdings" w:hint="default" w:eastAsia="黑体"/>
       </w:rPr>
     </w:lvl>
     <w:lvl w:ilvl="3">
@@ -3913,7 +4264,7 @@
         <w:ind w:left="2880" w:hanging="360"/>
       </w:pPr>
       <w:rPr>
-        <w:rFonts w:ascii="Symbol" w:hAnsi="Symbol" w:cs="Symbol" w:hint="default"/>
+        <w:rFonts w:ascii="Symbol" w:hAnsi="Symbol" w:cs="Symbol" w:hint="default" w:eastAsia="黑体"/>
       </w:rPr>
     </w:lvl>
     <w:lvl w:ilvl="4">
@@ -3924,7 +4275,7 @@
         <w:ind w:left="3600" w:hanging="360"/>
       </w:pPr>
       <w:rPr>
-        <w:rFonts w:ascii="Courier New" w:hAnsi="Courier New" w:cs="Courier New" w:hint="default"/>
+        <w:rFonts w:ascii="Courier New" w:hAnsi="Courier New" w:cs="Courier New" w:hint="default" w:eastAsia="黑体"/>
       </w:rPr>
     </w:lvl>
     <w:lvl w:ilvl="5">
@@ -3935,7 +4286,7 @@
         <w:ind w:left="4320" w:hanging="360"/>
       </w:pPr>
       <w:rPr>
-        <w:rFonts w:ascii="Wingdings" w:hAnsi="Wingdings" w:cs="Wingdings" w:hint="default"/>
+        <w:rFonts w:ascii="Wingdings" w:hAnsi="Wingdings" w:cs="Wingdings" w:hint="default" w:eastAsia="黑体"/>
       </w:rPr>
     </w:lvl>
     <w:lvl w:ilvl="6">
@@ -3946,7 +4297,7 @@
         <w:ind w:left="5040" w:hanging="360"/>
       </w:pPr>
       <w:rPr>
-        <w:rFonts w:ascii="Symbol" w:hAnsi="Symbol" w:cs="Symbol" w:hint="default"/>
+        <w:rFonts w:ascii="Symbol" w:hAnsi="Symbol" w:cs="Symbol" w:hint="default" w:eastAsia="黑体"/>
       </w:rPr>
     </w:lvl>
     <w:lvl w:ilvl="7">
@@ -3957,7 +4308,7 @@
         <w:ind w:left="5760" w:hanging="360"/>
       </w:pPr>
       <w:rPr>
-        <w:rFonts w:ascii="Courier New" w:hAnsi="Courier New" w:cs="Courier New" w:hint="default"/>
+        <w:rFonts w:ascii="Courier New" w:hAnsi="Courier New" w:cs="Courier New" w:hint="default" w:eastAsia="黑体"/>
       </w:rPr>
     </w:lvl>
     <w:lvl w:ilvl="8">
@@ -3968,7 +4319,7 @@
         <w:ind w:left="6480" w:hanging="360"/>
       </w:pPr>
       <w:rPr>
-        <w:rFonts w:ascii="Wingdings" w:hAnsi="Wingdings" w:cs="Wingdings" w:hint="default"/>
+        <w:rFonts w:ascii="Wingdings" w:hAnsi="Wingdings" w:cs="Wingdings" w:hint="default" w:eastAsia="黑体"/>
       </w:rPr>
     </w:lvl>
   </w:abstractNum>
@@ -4024,11 +4375,11 @@
 </file>
 
 <file path=word/styles.xml><?xml version="1.0" encoding="utf-8"?>
-<w:styles xmlns:mc="http://schemas.openxmlformats.org/markup-compatibility/2006" xmlns:r="http://schemas.openxmlformats.org/officeDocument/2006/relationships" xmlns:w="http://schemas.openxmlformats.org/wordprocessingml/2006/main" xmlns:w14="http://schemas.microsoft.com/office/word/2010/wordml" mc:Ignorable="w14">
+<w:styles xmlns:mc="http://schemas.openxmlformats.org/markup-compatibility/2006" xmlns:w="http://schemas.openxmlformats.org/wordprocessingml/2006/main" xmlns:r="http://schemas.openxmlformats.org/officeDocument/2006/relationships" xmlns:w14="http://schemas.microsoft.com/office/word/2010/wordml" mc:Ignorable="w14">
   <w:docDefaults>
     <w:rPrDefault>
       <w:rPr>
-        <w:rFonts w:asciiTheme="minorHAnsi" w:cstheme="minorBidi" w:eastAsiaTheme="minorEastAsia" w:hAnsiTheme="minorHAnsi"/>
+        <w:rFonts w:asciiTheme="minorHAnsi" w:cstheme="minorBidi" w:hAnsiTheme="minorHAnsi" w:eastAsia="黑体"/>
         <w:sz w:val="22"/>
         <w:szCs w:val="22"/>
         <w:lang w:bidi="ar-SA" w:eastAsia="en-US" w:val="en-US"/>
@@ -4250,7 +4601,7 @@
       <w:outlineLvl w:val="0"/>
     </w:pPr>
     <w:rPr>
-      <w:rFonts w:ascii="Times New Roman" w:asciiTheme="majorHAnsi" w:cstheme="majorBidi" w:eastAsia="黑体" w:eastAsiaTheme="majorEastAsia" w:hAnsi="Times New Roman" w:hAnsiTheme="majorHAnsi"/>
+      <w:rFonts w:ascii="Times New Roman" w:asciiTheme="majorHAnsi" w:cstheme="majorBidi" w:eastAsia="黑体" w:hAnsi="Times New Roman" w:hAnsiTheme="majorHAnsi"/>
       <w:b/>
       <w:bCs/>
       <w:color w:val="1F3864"/>
@@ -4274,7 +4625,7 @@
       <w:outlineLvl w:val="1"/>
     </w:pPr>
     <w:rPr>
-      <w:rFonts w:ascii="Times New Roman" w:asciiTheme="majorHAnsi" w:cstheme="majorBidi" w:eastAsia="黑体" w:eastAsiaTheme="majorEastAsia" w:hAnsi="Times New Roman" w:hAnsiTheme="majorHAnsi"/>
+      <w:rFonts w:ascii="Times New Roman" w:asciiTheme="majorHAnsi" w:cstheme="majorBidi" w:eastAsia="黑体" w:hAnsi="Times New Roman" w:hAnsiTheme="majorHAnsi"/>
       <w:b/>
       <w:bCs/>
       <w:color w:val="2E4E7E"/>
@@ -4298,7 +4649,7 @@
       <w:outlineLvl w:val="2"/>
     </w:pPr>
     <w:rPr>
-      <w:rFonts w:ascii="Times New Roman" w:asciiTheme="majorHAnsi" w:cstheme="majorBidi" w:eastAsia="黑体" w:eastAsiaTheme="majorEastAsia" w:hAnsi="Times New Roman" w:hAnsiTheme="majorHAnsi"/>
+      <w:rFonts w:ascii="Times New Roman" w:asciiTheme="majorHAnsi" w:cstheme="majorBidi" w:eastAsia="黑体" w:hAnsi="Times New Roman" w:hAnsiTheme="majorHAnsi"/>
       <w:b/>
       <w:bCs/>
       <w:color w:val="2E4E7E"/>
@@ -4322,7 +4673,7 @@
       <w:outlineLvl w:val="3"/>
     </w:pPr>
     <w:rPr>
-      <w:rFonts w:ascii="Times New Roman" w:asciiTheme="majorHAnsi" w:cstheme="majorBidi" w:eastAsia="黑体" w:eastAsiaTheme="majorEastAsia" w:hAnsi="Times New Roman" w:hAnsiTheme="majorHAnsi"/>
+      <w:rFonts w:ascii="Times New Roman" w:asciiTheme="majorHAnsi" w:cstheme="majorBidi" w:eastAsia="黑体" w:hAnsi="Times New Roman" w:hAnsiTheme="majorHAnsi"/>
       <w:b/>
       <w:bCs/>
       <w:i/>
@@ -4348,7 +4699,7 @@
       <w:outlineLvl w:val="4"/>
     </w:pPr>
     <w:rPr>
-      <w:rFonts w:ascii="Times New Roman" w:asciiTheme="majorHAnsi" w:cstheme="majorBidi" w:eastAsia="黑体" w:eastAsiaTheme="majorEastAsia" w:hAnsi="Times New Roman" w:hAnsiTheme="majorHAnsi"/>
+      <w:rFonts w:ascii="Times New Roman" w:asciiTheme="majorHAnsi" w:cstheme="majorBidi" w:eastAsia="黑体" w:hAnsi="Times New Roman" w:hAnsiTheme="majorHAnsi"/>
       <w:b/>
       <w:color w:val="333333"/>
       <w:sz w:val="22"/>
@@ -4371,7 +4722,7 @@
       <w:outlineLvl w:val="5"/>
     </w:pPr>
     <w:rPr>
-      <w:rFonts w:asciiTheme="majorHAnsi" w:cstheme="majorBidi" w:eastAsiaTheme="majorEastAsia" w:hAnsiTheme="majorHAnsi"/>
+      <w:rFonts w:asciiTheme="majorHAnsi" w:cstheme="majorBidi" w:hAnsiTheme="majorHAnsi" w:eastAsia="黑体"/>
       <w:i/>
       <w:iCs/>
       <w:color w:themeColor="accent1" w:themeShade="7F" w:val="243F60"/>
@@ -4394,7 +4745,7 @@
       <w:outlineLvl w:val="6"/>
     </w:pPr>
     <w:rPr>
-      <w:rFonts w:asciiTheme="majorHAnsi" w:cstheme="majorBidi" w:eastAsiaTheme="majorEastAsia" w:hAnsiTheme="majorHAnsi"/>
+      <w:rFonts w:asciiTheme="majorHAnsi" w:cstheme="majorBidi" w:hAnsiTheme="majorHAnsi" w:eastAsia="黑体"/>
       <w:i/>
       <w:iCs/>
       <w:color w:themeColor="text1" w:themeTint="BF" w:val="404040"/>
@@ -4417,7 +4768,7 @@
       <w:outlineLvl w:val="7"/>
     </w:pPr>
     <w:rPr>
-      <w:rFonts w:asciiTheme="majorHAnsi" w:cstheme="majorBidi" w:eastAsiaTheme="majorEastAsia" w:hAnsiTheme="majorHAnsi"/>
+      <w:rFonts w:asciiTheme="majorHAnsi" w:cstheme="majorBidi" w:hAnsiTheme="majorHAnsi" w:eastAsia="黑体"/>
       <w:color w:themeColor="accent1" w:val="4F81BD"/>
       <w:sz w:val="20"/>
       <w:szCs w:val="20"/>
@@ -4440,7 +4791,7 @@
       <w:outlineLvl w:val="8"/>
     </w:pPr>
     <w:rPr>
-      <w:rFonts w:asciiTheme="majorHAnsi" w:cstheme="majorBidi" w:eastAsiaTheme="majorEastAsia" w:hAnsiTheme="majorHAnsi"/>
+      <w:rFonts w:asciiTheme="majorHAnsi" w:cstheme="majorBidi" w:hAnsiTheme="majorHAnsi" w:eastAsia="黑体"/>
       <w:i/>
       <w:iCs/>
       <w:color w:themeColor="text1" w:themeTint="BF" w:val="404040"/>
@@ -4491,7 +4842,7 @@
     <w:uiPriority w:val="9"/>
     <w:rsid w:val="00FC693F"/>
     <w:rPr>
-      <w:rFonts w:asciiTheme="majorHAnsi" w:cstheme="majorBidi" w:eastAsiaTheme="majorEastAsia" w:hAnsiTheme="majorHAnsi"/>
+      <w:rFonts w:asciiTheme="majorHAnsi" w:cstheme="majorBidi" w:hAnsiTheme="majorHAnsi" w:eastAsia="黑体"/>
       <w:b/>
       <w:bCs/>
       <w:color w:themeColor="accent1" w:themeShade="BF" w:val="365F91"/>
@@ -4506,7 +4857,7 @@
     <w:uiPriority w:val="9"/>
     <w:rsid w:val="00FC693F"/>
     <w:rPr>
-      <w:rFonts w:asciiTheme="majorHAnsi" w:cstheme="majorBidi" w:eastAsiaTheme="majorEastAsia" w:hAnsiTheme="majorHAnsi"/>
+      <w:rFonts w:asciiTheme="majorHAnsi" w:cstheme="majorBidi" w:hAnsiTheme="majorHAnsi" w:eastAsia="黑体"/>
       <w:b/>
       <w:bCs/>
       <w:color w:themeColor="accent1" w:val="4F81BD"/>
@@ -4521,7 +4872,7 @@
     <w:uiPriority w:val="9"/>
     <w:rsid w:val="00FC693F"/>
     <w:rPr>
-      <w:rFonts w:asciiTheme="majorHAnsi" w:cstheme="majorBidi" w:eastAsiaTheme="majorEastAsia" w:hAnsiTheme="majorHAnsi"/>
+      <w:rFonts w:asciiTheme="majorHAnsi" w:cstheme="majorBidi" w:hAnsiTheme="majorHAnsi" w:eastAsia="黑体"/>
       <w:b/>
       <w:bCs/>
       <w:color w:themeColor="accent1" w:val="4F81BD"/>
@@ -4544,7 +4895,7 @@
       <w:contextualSpacing/>
     </w:pPr>
     <w:rPr>
-      <w:rFonts w:ascii="Times New Roman" w:asciiTheme="majorHAnsi" w:cstheme="majorBidi" w:eastAsia="黑体" w:eastAsiaTheme="majorEastAsia" w:hAnsi="Times New Roman" w:hAnsiTheme="majorHAnsi"/>
+      <w:rFonts w:ascii="Times New Roman" w:asciiTheme="majorHAnsi" w:cstheme="majorBidi" w:eastAsia="黑体" w:hAnsi="Times New Roman" w:hAnsiTheme="majorHAnsi"/>
       <w:b/>
       <w:color w:val="1F3864"/>
       <w:spacing w:val="5"/>
@@ -4560,7 +4911,7 @@
     <w:uiPriority w:val="10"/>
     <w:rsid w:val="00FC693F"/>
     <w:rPr>
-      <w:rFonts w:asciiTheme="majorHAnsi" w:cstheme="majorBidi" w:eastAsiaTheme="majorEastAsia" w:hAnsiTheme="majorHAnsi"/>
+      <w:rFonts w:asciiTheme="majorHAnsi" w:cstheme="majorBidi" w:hAnsiTheme="majorHAnsi" w:eastAsia="黑体"/>
       <w:color w:themeColor="text2" w:themeShade="BF" w:val="17365D"/>
       <w:spacing w:val="5"/>
       <w:kern w:val="28"/>
@@ -4582,7 +4933,7 @@
       </w:numPr>
     </w:pPr>
     <w:rPr>
-      <w:rFonts w:asciiTheme="majorHAnsi" w:cstheme="majorBidi" w:eastAsiaTheme="majorEastAsia" w:hAnsiTheme="majorHAnsi"/>
+      <w:rFonts w:asciiTheme="majorHAnsi" w:cstheme="majorBidi" w:hAnsiTheme="majorHAnsi" w:eastAsia="黑体"/>
       <w:i/>
       <w:iCs/>
       <w:color w:themeColor="accent1" w:val="4F81BD"/>
@@ -4598,7 +4949,7 @@
     <w:uiPriority w:val="11"/>
     <w:rsid w:val="00FC693F"/>
     <w:rPr>
-      <w:rFonts w:asciiTheme="majorHAnsi" w:cstheme="majorBidi" w:eastAsiaTheme="majorEastAsia" w:hAnsiTheme="majorHAnsi"/>
+      <w:rFonts w:asciiTheme="majorHAnsi" w:cstheme="majorBidi" w:hAnsiTheme="majorHAnsi" w:eastAsia="黑体"/>
       <w:i/>
       <w:iCs/>
       <w:color w:themeColor="accent1" w:val="4F81BD"/>
@@ -4665,6 +5016,7 @@
       <w:spacing w:after="120"/>
     </w:pPr>
     <w:rPr>
+      <w:rFonts w:eastAsia="黑体"/>
       <w:sz w:val="16"/>
       <w:szCs w:val="16"/>
     </w:rPr>
@@ -4676,6 +5028,7 @@
     <w:uiPriority w:val="99"/>
     <w:rsid w:val="00AA1D8D"/>
     <w:rPr>
+      <w:rFonts w:eastAsia="黑体"/>
       <w:sz w:val="16"/>
       <w:szCs w:val="16"/>
     </w:rPr>
@@ -4845,7 +5198,7 @@
       </w:tabs>
     </w:pPr>
     <w:rPr>
-      <w:rFonts w:ascii="Courier" w:hAnsi="Courier"/>
+      <w:rFonts w:ascii="Courier" w:hAnsi="Courier" w:eastAsia="黑体"/>
       <w:sz w:val="20"/>
       <w:szCs w:val="20"/>
     </w:rPr>
@@ -4857,7 +5210,7 @@
     <w:uiPriority w:val="99"/>
     <w:rsid w:val="0029639D"/>
     <w:rPr>
-      <w:rFonts w:ascii="Courier" w:hAnsi="Courier"/>
+      <w:rFonts w:ascii="Courier" w:hAnsi="Courier" w:eastAsia="黑体"/>
       <w:sz w:val="20"/>
       <w:szCs w:val="20"/>
     </w:rPr>
@@ -4893,6 +5246,7 @@
     <w:uiPriority w:val="29"/>
     <w:rsid w:val="00FC693F"/>
     <w:rPr>
+      <w:rFonts w:eastAsia="黑体"/>
       <w:i/>
       <w:iCs/>
       <w:color w:themeColor="text1" w:val="000000"/>
@@ -4906,7 +5260,7 @@
     <w:semiHidden/>
     <w:rsid w:val="00FC693F"/>
     <w:rPr>
-      <w:rFonts w:asciiTheme="majorHAnsi" w:cstheme="majorBidi" w:eastAsiaTheme="majorEastAsia" w:hAnsiTheme="majorHAnsi"/>
+      <w:rFonts w:asciiTheme="majorHAnsi" w:cstheme="majorBidi" w:hAnsiTheme="majorHAnsi" w:eastAsia="黑体"/>
       <w:b/>
       <w:bCs/>
       <w:i/>
@@ -4922,7 +5276,7 @@
     <w:semiHidden/>
     <w:rsid w:val="00FC693F"/>
     <w:rPr>
-      <w:rFonts w:asciiTheme="majorHAnsi" w:cstheme="majorBidi" w:eastAsiaTheme="majorEastAsia" w:hAnsiTheme="majorHAnsi"/>
+      <w:rFonts w:asciiTheme="majorHAnsi" w:cstheme="majorBidi" w:hAnsiTheme="majorHAnsi" w:eastAsia="黑体"/>
       <w:color w:themeColor="accent1" w:themeShade="7F" w:val="243F60"/>
     </w:rPr>
   </w:style>
@@ -4934,7 +5288,7 @@
     <w:semiHidden/>
     <w:rsid w:val="00FC693F"/>
     <w:rPr>
-      <w:rFonts w:asciiTheme="majorHAnsi" w:cstheme="majorBidi" w:eastAsiaTheme="majorEastAsia" w:hAnsiTheme="majorHAnsi"/>
+      <w:rFonts w:asciiTheme="majorHAnsi" w:cstheme="majorBidi" w:hAnsiTheme="majorHAnsi" w:eastAsia="黑体"/>
       <w:i/>
       <w:iCs/>
       <w:color w:themeColor="accent1" w:themeShade="7F" w:val="243F60"/>
@@ -4948,7 +5302,7 @@
     <w:semiHidden/>
     <w:rsid w:val="00FC693F"/>
     <w:rPr>
-      <w:rFonts w:asciiTheme="majorHAnsi" w:cstheme="majorBidi" w:eastAsiaTheme="majorEastAsia" w:hAnsiTheme="majorHAnsi"/>
+      <w:rFonts w:asciiTheme="majorHAnsi" w:cstheme="majorBidi" w:hAnsiTheme="majorHAnsi" w:eastAsia="黑体"/>
       <w:i/>
       <w:iCs/>
       <w:color w:themeColor="text1" w:themeTint="BF" w:val="404040"/>
@@ -4962,7 +5316,7 @@
     <w:semiHidden/>
     <w:rsid w:val="00FC693F"/>
     <w:rPr>
-      <w:rFonts w:asciiTheme="majorHAnsi" w:cstheme="majorBidi" w:eastAsiaTheme="majorEastAsia" w:hAnsiTheme="majorHAnsi"/>
+      <w:rFonts w:asciiTheme="majorHAnsi" w:cstheme="majorBidi" w:hAnsiTheme="majorHAnsi" w:eastAsia="黑体"/>
       <w:color w:themeColor="accent1" w:val="4F81BD"/>
       <w:sz w:val="20"/>
       <w:szCs w:val="20"/>
@@ -4976,7 +5330,7 @@
     <w:semiHidden/>
     <w:rsid w:val="00FC693F"/>
     <w:rPr>
-      <w:rFonts w:asciiTheme="majorHAnsi" w:cstheme="majorBidi" w:eastAsiaTheme="majorEastAsia" w:hAnsiTheme="majorHAnsi"/>
+      <w:rFonts w:asciiTheme="majorHAnsi" w:cstheme="majorBidi" w:hAnsiTheme="majorHAnsi" w:eastAsia="黑体"/>
       <w:i/>
       <w:iCs/>
       <w:color w:themeColor="text1" w:themeTint="BF" w:val="404040"/>
@@ -4997,6 +5351,7 @@
       <w:spacing w:line="240" w:lineRule="auto"/>
     </w:pPr>
     <w:rPr>
+      <w:rFonts w:eastAsia="黑体"/>
       <w:b/>
       <w:bCs/>
       <w:color w:themeColor="accent1" w:val="4F81BD"/>
@@ -5011,6 +5366,7 @@
     <w:qFormat/>
     <w:rsid w:val="00FC693F"/>
     <w:rPr>
+      <w:rFonts w:eastAsia="黑体"/>
       <w:b/>
       <w:bCs/>
     </w:rPr>
@@ -5022,6 +5378,7 @@
     <w:qFormat/>
     <w:rsid w:val="00FC693F"/>
     <w:rPr>
+      <w:rFonts w:eastAsia="黑体"/>
       <w:i/>
       <w:iCs/>
     </w:rPr>
@@ -5042,6 +5399,7 @@
       <w:ind w:left="936" w:right="936"/>
     </w:pPr>
     <w:rPr>
+      <w:rFonts w:eastAsia="黑体"/>
       <w:b/>
       <w:bCs/>
       <w:i/>
@@ -5056,6 +5414,7 @@
     <w:uiPriority w:val="30"/>
     <w:rsid w:val="00FC693F"/>
     <w:rPr>
+      <w:rFonts w:eastAsia="黑体"/>
       <w:b/>
       <w:bCs/>
       <w:i/>
@@ -5070,6 +5429,7 @@
     <w:qFormat/>
     <w:rsid w:val="00FC693F"/>
     <w:rPr>
+      <w:rFonts w:eastAsia="黑体"/>
       <w:i/>
       <w:iCs/>
       <w:color w:themeColor="text1" w:themeTint="7F" w:val="808080"/>
@@ -5082,6 +5442,7 @@
     <w:qFormat/>
     <w:rsid w:val="00FC693F"/>
     <w:rPr>
+      <w:rFonts w:eastAsia="黑体"/>
       <w:b/>
       <w:bCs/>
       <w:i/>
@@ -5096,6 +5457,7 @@
     <w:qFormat/>
     <w:rsid w:val="00FC693F"/>
     <w:rPr>
+      <w:rFonts w:eastAsia="黑体"/>
       <w:smallCaps/>
       <w:color w:themeColor="accent2" w:val="C0504D"/>
       <w:u w:val="single"/>
@@ -5108,6 +5470,7 @@
     <w:qFormat/>
     <w:rsid w:val="00FC693F"/>
     <w:rPr>
+      <w:rFonts w:eastAsia="黑体"/>
       <w:b/>
       <w:bCs/>
       <w:smallCaps/>
@@ -5123,6 +5486,7 @@
     <w:qFormat/>
     <w:rsid w:val="00FC693F"/>
     <w:rPr>
+      <w:rFonts w:eastAsia="黑体"/>
       <w:b/>
       <w:bCs/>
       <w:smallCaps/>
@@ -5177,6 +5541,7 @@
       <w:spacing w:after="0" w:line="240" w:lineRule="auto"/>
     </w:pPr>
     <w:rPr>
+      <w:rFonts w:eastAsia="黑体"/>
       <w:color w:themeColor="text1" w:themeShade="BF" w:val="000000"/>
     </w:rPr>
     <w:tblPr>
@@ -5199,6 +5564,7 @@
         <w:spacing w:after="0" w:before="0" w:line="240" w:lineRule="auto"/>
       </w:pPr>
       <w:rPr>
+        <w:rFonts w:eastAsia="黑体"/>
         <w:b/>
         <w:bCs/>
       </w:rPr>
@@ -5219,6 +5585,7 @@
         <w:spacing w:after="0" w:before="0" w:line="240" w:lineRule="auto"/>
       </w:pPr>
       <w:rPr>
+        <w:rFonts w:eastAsia="黑体"/>
         <w:b/>
         <w:bCs/>
       </w:rPr>
@@ -5236,12 +5603,14 @@
     </w:tblStylePr>
     <w:tblStylePr w:type="firstCol">
       <w:rPr>
+        <w:rFonts w:eastAsia="黑体"/>
         <w:b/>
         <w:bCs/>
       </w:rPr>
     </w:tblStylePr>
     <w:tblStylePr w:type="lastCol">
       <w:rPr>
+        <w:rFonts w:eastAsia="黑体"/>
         <w:b/>
         <w:bCs/>
       </w:rPr>
@@ -5280,6 +5649,7 @@
       <w:spacing w:after="0" w:line="240" w:lineRule="auto"/>
     </w:pPr>
     <w:rPr>
+      <w:rFonts w:eastAsia="黑体"/>
       <w:color w:themeColor="accent1" w:themeShade="BF" w:val="365F91"/>
     </w:rPr>
     <w:tblPr>
@@ -5302,6 +5672,7 @@
         <w:spacing w:after="0" w:before="0" w:line="240" w:lineRule="auto"/>
       </w:pPr>
       <w:rPr>
+        <w:rFonts w:eastAsia="黑体"/>
         <w:b/>
         <w:bCs/>
       </w:rPr>
@@ -5322,6 +5693,7 @@
         <w:spacing w:after="0" w:before="0" w:line="240" w:lineRule="auto"/>
       </w:pPr>
       <w:rPr>
+        <w:rFonts w:eastAsia="黑体"/>
         <w:b/>
         <w:bCs/>
       </w:rPr>
@@ -5339,12 +5711,14 @@
     </w:tblStylePr>
     <w:tblStylePr w:type="firstCol">
       <w:rPr>
+        <w:rFonts w:eastAsia="黑体"/>
         <w:b/>
         <w:bCs/>
       </w:rPr>
     </w:tblStylePr>
     <w:tblStylePr w:type="lastCol">
       <w:rPr>
+        <w:rFonts w:eastAsia="黑体"/>
         <w:b/>
         <w:bCs/>
       </w:rPr>
@@ -5383,6 +5757,7 @@
       <w:spacing w:after="0" w:line="240" w:lineRule="auto"/>
     </w:pPr>
     <w:rPr>
+      <w:rFonts w:eastAsia="黑体"/>
       <w:color w:themeColor="accent2" w:themeShade="BF" w:val="943634"/>
     </w:rPr>
     <w:tblPr>
@@ -5405,6 +5780,7 @@
         <w:spacing w:after="0" w:before="0" w:line="240" w:lineRule="auto"/>
       </w:pPr>
       <w:rPr>
+        <w:rFonts w:eastAsia="黑体"/>
         <w:b/>
         <w:bCs/>
       </w:rPr>
@@ -5425,6 +5801,7 @@
         <w:spacing w:after="0" w:before="0" w:line="240" w:lineRule="auto"/>
       </w:pPr>
       <w:rPr>
+        <w:rFonts w:eastAsia="黑体"/>
         <w:b/>
         <w:bCs/>
       </w:rPr>
@@ -5442,12 +5819,14 @@
     </w:tblStylePr>
     <w:tblStylePr w:type="firstCol">
       <w:rPr>
+        <w:rFonts w:eastAsia="黑体"/>
         <w:b/>
         <w:bCs/>
       </w:rPr>
     </w:tblStylePr>
     <w:tblStylePr w:type="lastCol">
       <w:rPr>
+        <w:rFonts w:eastAsia="黑体"/>
         <w:b/>
         <w:bCs/>
       </w:rPr>
@@ -5486,6 +5865,7 @@
       <w:spacing w:after="0" w:line="240" w:lineRule="auto"/>
     </w:pPr>
     <w:rPr>
+      <w:rFonts w:eastAsia="黑体"/>
       <w:color w:themeColor="accent3" w:themeShade="BF" w:val="76923C"/>
     </w:rPr>
     <w:tblPr>
@@ -5508,6 +5888,7 @@
         <w:spacing w:after="0" w:before="0" w:line="240" w:lineRule="auto"/>
       </w:pPr>
       <w:rPr>
+        <w:rFonts w:eastAsia="黑体"/>
         <w:b/>
         <w:bCs/>
       </w:rPr>
@@ -5528,6 +5909,7 @@
         <w:spacing w:after="0" w:before="0" w:line="240" w:lineRule="auto"/>
       </w:pPr>
       <w:rPr>
+        <w:rFonts w:eastAsia="黑体"/>
         <w:b/>
         <w:bCs/>
       </w:rPr>
@@ -5545,12 +5927,14 @@
     </w:tblStylePr>
     <w:tblStylePr w:type="firstCol">
       <w:rPr>
+        <w:rFonts w:eastAsia="黑体"/>
         <w:b/>
         <w:bCs/>
       </w:rPr>
     </w:tblStylePr>
     <w:tblStylePr w:type="lastCol">
       <w:rPr>
+        <w:rFonts w:eastAsia="黑体"/>
         <w:b/>
         <w:bCs/>
       </w:rPr>
@@ -5589,6 +5973,7 @@
       <w:spacing w:after="0" w:line="240" w:lineRule="auto"/>
     </w:pPr>
     <w:rPr>
+      <w:rFonts w:eastAsia="黑体"/>
       <w:color w:themeColor="accent4" w:themeShade="BF" w:val="5F497A"/>
     </w:rPr>
     <w:tblPr>
@@ -5611,6 +5996,7 @@
         <w:spacing w:after="0" w:before="0" w:line="240" w:lineRule="auto"/>
       </w:pPr>
       <w:rPr>
+        <w:rFonts w:eastAsia="黑体"/>
         <w:b/>
         <w:bCs/>
       </w:rPr>
@@ -5631,6 +6017,7 @@
         <w:spacing w:after="0" w:before="0" w:line="240" w:lineRule="auto"/>
       </w:pPr>
       <w:rPr>
+        <w:rFonts w:eastAsia="黑体"/>
         <w:b/>
         <w:bCs/>
       </w:rPr>
@@ -5648,12 +6035,14 @@
     </w:tblStylePr>
     <w:tblStylePr w:type="firstCol">
       <w:rPr>
+        <w:rFonts w:eastAsia="黑体"/>
         <w:b/>
         <w:bCs/>
       </w:rPr>
     </w:tblStylePr>
     <w:tblStylePr w:type="lastCol">
       <w:rPr>
+        <w:rFonts w:eastAsia="黑体"/>
         <w:b/>
         <w:bCs/>
       </w:rPr>
@@ -5692,6 +6081,7 @@
       <w:spacing w:after="0" w:line="240" w:lineRule="auto"/>
     </w:pPr>
     <w:rPr>
+      <w:rFonts w:eastAsia="黑体"/>
       <w:color w:themeColor="accent5" w:themeShade="BF" w:val="31849B"/>
     </w:rPr>
     <w:tblPr>
@@ -5714,6 +6104,7 @@
         <w:spacing w:after="0" w:before="0" w:line="240" w:lineRule="auto"/>
       </w:pPr>
       <w:rPr>
+        <w:rFonts w:eastAsia="黑体"/>
         <w:b/>
         <w:bCs/>
       </w:rPr>
@@ -5734,6 +6125,7 @@
         <w:spacing w:after="0" w:before="0" w:line="240" w:lineRule="auto"/>
       </w:pPr>
       <w:rPr>
+        <w:rFonts w:eastAsia="黑体"/>
         <w:b/>
         <w:bCs/>
       </w:rPr>
@@ -5751,12 +6143,14 @@
     </w:tblStylePr>
     <w:tblStylePr w:type="firstCol">
       <w:rPr>
+        <w:rFonts w:eastAsia="黑体"/>
         <w:b/>
         <w:bCs/>
       </w:rPr>
     </w:tblStylePr>
     <w:tblStylePr w:type="lastCol">
       <w:rPr>
+        <w:rFonts w:eastAsia="黑体"/>
         <w:b/>
         <w:bCs/>
       </w:rPr>
@@ -5795,6 +6189,7 @@
       <w:spacing w:after="0" w:line="240" w:lineRule="auto"/>
     </w:pPr>
     <w:rPr>
+      <w:rFonts w:eastAsia="黑体"/>
       <w:color w:themeColor="accent6" w:themeShade="BF" w:val="E36C0A"/>
     </w:rPr>
     <w:tblPr>
@@ -5817,6 +6212,7 @@
         <w:spacing w:after="0" w:before="0" w:line="240" w:lineRule="auto"/>
       </w:pPr>
       <w:rPr>
+        <w:rFonts w:eastAsia="黑体"/>
         <w:b/>
         <w:bCs/>
       </w:rPr>
@@ -5837,6 +6233,7 @@
         <w:spacing w:after="0" w:before="0" w:line="240" w:lineRule="auto"/>
       </w:pPr>
       <w:rPr>
+        <w:rFonts w:eastAsia="黑体"/>
         <w:b/>
         <w:bCs/>
       </w:rPr>
@@ -5854,12 +6251,14 @@
     </w:tblStylePr>
     <w:tblStylePr w:type="firstCol">
       <w:rPr>
+        <w:rFonts w:eastAsia="黑体"/>
         <w:b/>
         <w:bCs/>
       </w:rPr>
     </w:tblStylePr>
     <w:tblStylePr w:type="lastCol">
       <w:rPr>
+        <w:rFonts w:eastAsia="黑体"/>
         <w:b/>
         <w:bCs/>
       </w:rPr>
@@ -5919,6 +6318,7 @@
         <w:spacing w:after="0" w:before="0" w:line="240" w:lineRule="auto"/>
       </w:pPr>
       <w:rPr>
+        <w:rFonts w:eastAsia="黑体"/>
         <w:b/>
         <w:bCs/>
         <w:color w:themeColor="background1" w:val="FFFFFF"/>
@@ -5933,6 +6333,7 @@
         <w:spacing w:after="0" w:before="0" w:line="240" w:lineRule="auto"/>
       </w:pPr>
       <w:rPr>
+        <w:rFonts w:eastAsia="黑体"/>
         <w:b/>
         <w:bCs/>
       </w:rPr>
@@ -5948,12 +6349,14 @@
     </w:tblStylePr>
     <w:tblStylePr w:type="firstCol">
       <w:rPr>
+        <w:rFonts w:eastAsia="黑体"/>
         <w:b/>
         <w:bCs/>
       </w:rPr>
     </w:tblStylePr>
     <w:tblStylePr w:type="lastCol">
       <w:rPr>
+        <w:rFonts w:eastAsia="黑体"/>
         <w:b/>
         <w:bCs/>
       </w:rPr>
@@ -6011,6 +6414,7 @@
         <w:spacing w:after="0" w:before="0" w:line="240" w:lineRule="auto"/>
       </w:pPr>
       <w:rPr>
+        <w:rFonts w:eastAsia="黑体"/>
         <w:b/>
         <w:bCs/>
         <w:color w:themeColor="background1" w:val="FFFFFF"/>
@@ -6025,6 +6429,7 @@
         <w:spacing w:after="0" w:before="0" w:line="240" w:lineRule="auto"/>
       </w:pPr>
       <w:rPr>
+        <w:rFonts w:eastAsia="黑体"/>
         <w:b/>
         <w:bCs/>
       </w:rPr>
@@ -6040,12 +6445,14 @@
     </w:tblStylePr>
     <w:tblStylePr w:type="firstCol">
       <w:rPr>
+        <w:rFonts w:eastAsia="黑体"/>
         <w:b/>
         <w:bCs/>
       </w:rPr>
     </w:tblStylePr>
     <w:tblStylePr w:type="lastCol">
       <w:rPr>
+        <w:rFonts w:eastAsia="黑体"/>
         <w:b/>
         <w:bCs/>
       </w:rPr>
@@ -6103,6 +6510,7 @@
         <w:spacing w:after="0" w:before="0" w:line="240" w:lineRule="auto"/>
       </w:pPr>
       <w:rPr>
+        <w:rFonts w:eastAsia="黑体"/>
         <w:b/>
         <w:bCs/>
         <w:color w:themeColor="background1" w:val="FFFFFF"/>
@@ -6117,6 +6525,7 @@
         <w:spacing w:after="0" w:before="0" w:line="240" w:lineRule="auto"/>
       </w:pPr>
       <w:rPr>
+        <w:rFonts w:eastAsia="黑体"/>
         <w:b/>
         <w:bCs/>
       </w:rPr>
@@ -6132,12 +6541,14 @@
     </w:tblStylePr>
     <w:tblStylePr w:type="firstCol">
       <w:rPr>
+        <w:rFonts w:eastAsia="黑体"/>
         <w:b/>
         <w:bCs/>
       </w:rPr>
     </w:tblStylePr>
     <w:tblStylePr w:type="lastCol">
       <w:rPr>
+        <w:rFonts w:eastAsia="黑体"/>
         <w:b/>
         <w:bCs/>
       </w:rPr>
@@ -6195,6 +6606,7 @@
         <w:spacing w:after="0" w:before="0" w:line="240" w:lineRule="auto"/>
       </w:pPr>
       <w:rPr>
+        <w:rFonts w:eastAsia="黑体"/>
         <w:b/>
         <w:bCs/>
         <w:color w:themeColor="background1" w:val="FFFFFF"/>
@@ -6209,6 +6621,7 @@
         <w:spacing w:after="0" w:before="0" w:line="240" w:lineRule="auto"/>
       </w:pPr>
       <w:rPr>
+        <w:rFonts w:eastAsia="黑体"/>
         <w:b/>
         <w:bCs/>
       </w:rPr>
@@ -6224,12 +6637,14 @@
     </w:tblStylePr>
     <w:tblStylePr w:type="firstCol">
       <w:rPr>
+        <w:rFonts w:eastAsia="黑体"/>
         <w:b/>
         <w:bCs/>
       </w:rPr>
     </w:tblStylePr>
     <w:tblStylePr w:type="lastCol">
       <w:rPr>
+        <w:rFonts w:eastAsia="黑体"/>
         <w:b/>
         <w:bCs/>
       </w:rPr>
@@ -6287,6 +6702,7 @@
         <w:spacing w:after="0" w:before="0" w:line="240" w:lineRule="auto"/>
       </w:pPr>
       <w:rPr>
+        <w:rFonts w:eastAsia="黑体"/>
         <w:b/>
         <w:bCs/>
         <w:color w:themeColor="background1" w:val="FFFFFF"/>
@@ -6301,6 +6717,7 @@
         <w:spacing w:after="0" w:before="0" w:line="240" w:lineRule="auto"/>
       </w:pPr>
       <w:rPr>
+        <w:rFonts w:eastAsia="黑体"/>
         <w:b/>
         <w:bCs/>
       </w:rPr>
@@ -6316,12 +6733,14 @@
     </w:tblStylePr>
     <w:tblStylePr w:type="firstCol">
       <w:rPr>
+        <w:rFonts w:eastAsia="黑体"/>
         <w:b/>
         <w:bCs/>
       </w:rPr>
     </w:tblStylePr>
     <w:tblStylePr w:type="lastCol">
       <w:rPr>
+        <w:rFonts w:eastAsia="黑体"/>
         <w:b/>
         <w:bCs/>
       </w:rPr>
@@ -6379,6 +6798,7 @@
         <w:spacing w:after="0" w:before="0" w:line="240" w:lineRule="auto"/>
       </w:pPr>
       <w:rPr>
+        <w:rFonts w:eastAsia="黑体"/>
         <w:b/>
         <w:bCs/>
         <w:color w:themeColor="background1" w:val="FFFFFF"/>
@@ -6393,6 +6813,7 @@
         <w:spacing w:after="0" w:before="0" w:line="240" w:lineRule="auto"/>
       </w:pPr>
       <w:rPr>
+        <w:rFonts w:eastAsia="黑体"/>
         <w:b/>
         <w:bCs/>
       </w:rPr>
@@ -6408,12 +6829,14 @@
     </w:tblStylePr>
     <w:tblStylePr w:type="firstCol">
       <w:rPr>
+        <w:rFonts w:eastAsia="黑体"/>
         <w:b/>
         <w:bCs/>
       </w:rPr>
     </w:tblStylePr>
     <w:tblStylePr w:type="lastCol">
       <w:rPr>
+        <w:rFonts w:eastAsia="黑体"/>
         <w:b/>
         <w:bCs/>
       </w:rPr>
@@ -6471,6 +6894,7 @@
         <w:spacing w:after="0" w:before="0" w:line="240" w:lineRule="auto"/>
       </w:pPr>
       <w:rPr>
+        <w:rFonts w:eastAsia="黑体"/>
         <w:b/>
         <w:bCs/>
         <w:color w:themeColor="background1" w:val="FFFFFF"/>
@@ -6485,6 +6909,7 @@
         <w:spacing w:after="0" w:before="0" w:line="240" w:lineRule="auto"/>
       </w:pPr>
       <w:rPr>
+        <w:rFonts w:eastAsia="黑体"/>
         <w:b/>
         <w:bCs/>
       </w:rPr>
@@ -6500,12 +6925,14 @@
     </w:tblStylePr>
     <w:tblStylePr w:type="firstCol">
       <w:rPr>
+        <w:rFonts w:eastAsia="黑体"/>
         <w:b/>
         <w:bCs/>
       </w:rPr>
     </w:tblStylePr>
     <w:tblStylePr w:type="lastCol">
       <w:rPr>
+        <w:rFonts w:eastAsia="黑体"/>
         <w:b/>
         <w:bCs/>
       </w:rPr>
@@ -6565,7 +6992,7 @@
         <w:spacing w:after="0" w:before="0" w:line="240" w:lineRule="auto"/>
       </w:pPr>
       <w:rPr>
-        <w:rFonts w:asciiTheme="majorHAnsi" w:cstheme="majorBidi" w:eastAsiaTheme="majorEastAsia" w:hAnsiTheme="majorHAnsi"/>
+        <w:rFonts w:asciiTheme="majorHAnsi" w:cstheme="majorBidi" w:hAnsiTheme="majorHAnsi" w:eastAsia="黑体"/>
         <w:b/>
         <w:bCs/>
       </w:rPr>
@@ -6586,7 +7013,7 @@
         <w:spacing w:after="0" w:before="0" w:line="240" w:lineRule="auto"/>
       </w:pPr>
       <w:rPr>
-        <w:rFonts w:asciiTheme="majorHAnsi" w:cstheme="majorBidi" w:eastAsiaTheme="majorEastAsia" w:hAnsiTheme="majorHAnsi"/>
+        <w:rFonts w:asciiTheme="majorHAnsi" w:cstheme="majorBidi" w:hAnsiTheme="majorHAnsi" w:eastAsia="黑体"/>
         <w:b/>
         <w:bCs/>
       </w:rPr>
@@ -6604,14 +7031,14 @@
     </w:tblStylePr>
     <w:tblStylePr w:type="firstCol">
       <w:rPr>
-        <w:rFonts w:asciiTheme="majorHAnsi" w:cstheme="majorBidi" w:eastAsiaTheme="majorEastAsia" w:hAnsiTheme="majorHAnsi"/>
+        <w:rFonts w:asciiTheme="majorHAnsi" w:cstheme="majorBidi" w:hAnsiTheme="majorHAnsi" w:eastAsia="黑体"/>
         <w:b/>
         <w:bCs/>
       </w:rPr>
     </w:tblStylePr>
     <w:tblStylePr w:type="lastCol">
       <w:rPr>
-        <w:rFonts w:asciiTheme="majorHAnsi" w:cstheme="majorBidi" w:eastAsiaTheme="majorEastAsia" w:hAnsiTheme="majorHAnsi"/>
+        <w:rFonts w:asciiTheme="majorHAnsi" w:cstheme="majorBidi" w:hAnsiTheme="majorHAnsi" w:eastAsia="黑体"/>
         <w:b/>
         <w:bCs/>
       </w:rPr>
@@ -6695,7 +7122,7 @@
         <w:spacing w:after="0" w:before="0" w:line="240" w:lineRule="auto"/>
       </w:pPr>
       <w:rPr>
-        <w:rFonts w:asciiTheme="majorHAnsi" w:cstheme="majorBidi" w:eastAsiaTheme="majorEastAsia" w:hAnsiTheme="majorHAnsi"/>
+        <w:rFonts w:asciiTheme="majorHAnsi" w:cstheme="majorBidi" w:hAnsiTheme="majorHAnsi" w:eastAsia="黑体"/>
         <w:b/>
         <w:bCs/>
       </w:rPr>
@@ -6716,7 +7143,7 @@
         <w:spacing w:after="0" w:before="0" w:line="240" w:lineRule="auto"/>
       </w:pPr>
       <w:rPr>
-        <w:rFonts w:asciiTheme="majorHAnsi" w:cstheme="majorBidi" w:eastAsiaTheme="majorEastAsia" w:hAnsiTheme="majorHAnsi"/>
+        <w:rFonts w:asciiTheme="majorHAnsi" w:cstheme="majorBidi" w:hAnsiTheme="majorHAnsi" w:eastAsia="黑体"/>
         <w:b/>
         <w:bCs/>
       </w:rPr>
@@ -6734,14 +7161,14 @@
     </w:tblStylePr>
     <w:tblStylePr w:type="firstCol">
       <w:rPr>
-        <w:rFonts w:asciiTheme="majorHAnsi" w:cstheme="majorBidi" w:eastAsiaTheme="majorEastAsia" w:hAnsiTheme="majorHAnsi"/>
+        <w:rFonts w:asciiTheme="majorHAnsi" w:cstheme="majorBidi" w:hAnsiTheme="majorHAnsi" w:eastAsia="黑体"/>
         <w:b/>
         <w:bCs/>
       </w:rPr>
     </w:tblStylePr>
     <w:tblStylePr w:type="lastCol">
       <w:rPr>
-        <w:rFonts w:asciiTheme="majorHAnsi" w:cstheme="majorBidi" w:eastAsiaTheme="majorEastAsia" w:hAnsiTheme="majorHAnsi"/>
+        <w:rFonts w:asciiTheme="majorHAnsi" w:cstheme="majorBidi" w:hAnsiTheme="majorHAnsi" w:eastAsia="黑体"/>
         <w:b/>
         <w:bCs/>
       </w:rPr>
@@ -6825,7 +7252,7 @@
         <w:spacing w:after="0" w:before="0" w:line="240" w:lineRule="auto"/>
       </w:pPr>
       <w:rPr>
-        <w:rFonts w:asciiTheme="majorHAnsi" w:cstheme="majorBidi" w:eastAsiaTheme="majorEastAsia" w:hAnsiTheme="majorHAnsi"/>
+        <w:rFonts w:asciiTheme="majorHAnsi" w:cstheme="majorBidi" w:hAnsiTheme="majorHAnsi" w:eastAsia="黑体"/>
         <w:b/>
         <w:bCs/>
       </w:rPr>
@@ -6846,7 +7273,7 @@
         <w:spacing w:after="0" w:before="0" w:line="240" w:lineRule="auto"/>
       </w:pPr>
       <w:rPr>
-        <w:rFonts w:asciiTheme="majorHAnsi" w:cstheme="majorBidi" w:eastAsiaTheme="majorEastAsia" w:hAnsiTheme="majorHAnsi"/>
+        <w:rFonts w:asciiTheme="majorHAnsi" w:cstheme="majorBidi" w:hAnsiTheme="majorHAnsi" w:eastAsia="黑体"/>
         <w:b/>
         <w:bCs/>
       </w:rPr>
@@ -6864,14 +7291,14 @@
     </w:tblStylePr>
     <w:tblStylePr w:type="firstCol">
       <w:rPr>
-        <w:rFonts w:asciiTheme="majorHAnsi" w:cstheme="majorBidi" w:eastAsiaTheme="majorEastAsia" w:hAnsiTheme="majorHAnsi"/>
+        <w:rFonts w:asciiTheme="majorHAnsi" w:cstheme="majorBidi" w:hAnsiTheme="majorHAnsi" w:eastAsia="黑体"/>
         <w:b/>
         <w:bCs/>
       </w:rPr>
     </w:tblStylePr>
     <w:tblStylePr w:type="lastCol">
       <w:rPr>
-        <w:rFonts w:asciiTheme="majorHAnsi" w:cstheme="majorBidi" w:eastAsiaTheme="majorEastAsia" w:hAnsiTheme="majorHAnsi"/>
+        <w:rFonts w:asciiTheme="majorHAnsi" w:cstheme="majorBidi" w:hAnsiTheme="majorHAnsi" w:eastAsia="黑体"/>
         <w:b/>
         <w:bCs/>
       </w:rPr>
@@ -6955,7 +7382,7 @@
         <w:spacing w:after="0" w:before="0" w:line="240" w:lineRule="auto"/>
       </w:pPr>
       <w:rPr>
-        <w:rFonts w:asciiTheme="majorHAnsi" w:cstheme="majorBidi" w:eastAsiaTheme="majorEastAsia" w:hAnsiTheme="majorHAnsi"/>
+        <w:rFonts w:asciiTheme="majorHAnsi" w:cstheme="majorBidi" w:hAnsiTheme="majorHAnsi" w:eastAsia="黑体"/>
         <w:b/>
         <w:bCs/>
       </w:rPr>
@@ -6976,7 +7403,7 @@
         <w:spacing w:after="0" w:before="0" w:line="240" w:lineRule="auto"/>
       </w:pPr>
       <w:rPr>
-        <w:rFonts w:asciiTheme="majorHAnsi" w:cstheme="majorBidi" w:eastAsiaTheme="majorEastAsia" w:hAnsiTheme="majorHAnsi"/>
+        <w:rFonts w:asciiTheme="majorHAnsi" w:cstheme="majorBidi" w:hAnsiTheme="majorHAnsi" w:eastAsia="黑体"/>
         <w:b/>
         <w:bCs/>
       </w:rPr>
@@ -6994,14 +7421,14 @@
     </w:tblStylePr>
     <w:tblStylePr w:type="firstCol">
       <w:rPr>
-        <w:rFonts w:asciiTheme="majorHAnsi" w:cstheme="majorBidi" w:eastAsiaTheme="majorEastAsia" w:hAnsiTheme="majorHAnsi"/>
+        <w:rFonts w:asciiTheme="majorHAnsi" w:cstheme="majorBidi" w:hAnsiTheme="majorHAnsi" w:eastAsia="黑体"/>
         <w:b/>
         <w:bCs/>
       </w:rPr>
     </w:tblStylePr>
     <w:tblStylePr w:type="lastCol">
       <w:rPr>
-        <w:rFonts w:asciiTheme="majorHAnsi" w:cstheme="majorBidi" w:eastAsiaTheme="majorEastAsia" w:hAnsiTheme="majorHAnsi"/>
+        <w:rFonts w:asciiTheme="majorHAnsi" w:cstheme="majorBidi" w:hAnsiTheme="majorHAnsi" w:eastAsia="黑体"/>
         <w:b/>
         <w:bCs/>
       </w:rPr>
@@ -7085,7 +7512,7 @@
         <w:spacing w:after="0" w:before="0" w:line="240" w:lineRule="auto"/>
       </w:pPr>
       <w:rPr>
-        <w:rFonts w:asciiTheme="majorHAnsi" w:cstheme="majorBidi" w:eastAsiaTheme="majorEastAsia" w:hAnsiTheme="majorHAnsi"/>
+        <w:rFonts w:asciiTheme="majorHAnsi" w:cstheme="majorBidi" w:hAnsiTheme="majorHAnsi" w:eastAsia="黑体"/>
         <w:b/>
         <w:bCs/>
       </w:rPr>
@@ -7106,7 +7533,7 @@
         <w:spacing w:after="0" w:before="0" w:line="240" w:lineRule="auto"/>
       </w:pPr>
       <w:rPr>
-        <w:rFonts w:asciiTheme="majorHAnsi" w:cstheme="majorBidi" w:eastAsiaTheme="majorEastAsia" w:hAnsiTheme="majorHAnsi"/>
+        <w:rFonts w:asciiTheme="majorHAnsi" w:cstheme="majorBidi" w:hAnsiTheme="majorHAnsi" w:eastAsia="黑体"/>
         <w:b/>
         <w:bCs/>
       </w:rPr>
@@ -7124,14 +7551,14 @@
     </w:tblStylePr>
     <w:tblStylePr w:type="firstCol">
       <w:rPr>
-        <w:rFonts w:asciiTheme="majorHAnsi" w:cstheme="majorBidi" w:eastAsiaTheme="majorEastAsia" w:hAnsiTheme="majorHAnsi"/>
+        <w:rFonts w:asciiTheme="majorHAnsi" w:cstheme="majorBidi" w:hAnsiTheme="majorHAnsi" w:eastAsia="黑体"/>
         <w:b/>
         <w:bCs/>
       </w:rPr>
     </w:tblStylePr>
     <w:tblStylePr w:type="lastCol">
       <w:rPr>
-        <w:rFonts w:asciiTheme="majorHAnsi" w:cstheme="majorBidi" w:eastAsiaTheme="majorEastAsia" w:hAnsiTheme="majorHAnsi"/>
+        <w:rFonts w:asciiTheme="majorHAnsi" w:cstheme="majorBidi" w:hAnsiTheme="majorHAnsi" w:eastAsia="黑体"/>
         <w:b/>
         <w:bCs/>
       </w:rPr>
@@ -7215,7 +7642,7 @@
         <w:spacing w:after="0" w:before="0" w:line="240" w:lineRule="auto"/>
       </w:pPr>
       <w:rPr>
-        <w:rFonts w:asciiTheme="majorHAnsi" w:cstheme="majorBidi" w:eastAsiaTheme="majorEastAsia" w:hAnsiTheme="majorHAnsi"/>
+        <w:rFonts w:asciiTheme="majorHAnsi" w:cstheme="majorBidi" w:hAnsiTheme="majorHAnsi" w:eastAsia="黑体"/>
         <w:b/>
         <w:bCs/>
       </w:rPr>
@@ -7236,7 +7663,7 @@
         <w:spacing w:after="0" w:before="0" w:line="240" w:lineRule="auto"/>
       </w:pPr>
       <w:rPr>
-        <w:rFonts w:asciiTheme="majorHAnsi" w:cstheme="majorBidi" w:eastAsiaTheme="majorEastAsia" w:hAnsiTheme="majorHAnsi"/>
+        <w:rFonts w:asciiTheme="majorHAnsi" w:cstheme="majorBidi" w:hAnsiTheme="majorHAnsi" w:eastAsia="黑体"/>
         <w:b/>
         <w:bCs/>
       </w:rPr>
@@ -7254,14 +7681,14 @@
     </w:tblStylePr>
     <w:tblStylePr w:type="firstCol">
       <w:rPr>
-        <w:rFonts w:asciiTheme="majorHAnsi" w:cstheme="majorBidi" w:eastAsiaTheme="majorEastAsia" w:hAnsiTheme="majorHAnsi"/>
+        <w:rFonts w:asciiTheme="majorHAnsi" w:cstheme="majorBidi" w:hAnsiTheme="majorHAnsi" w:eastAsia="黑体"/>
         <w:b/>
         <w:bCs/>
       </w:rPr>
     </w:tblStylePr>
     <w:tblStylePr w:type="lastCol">
       <w:rPr>
-        <w:rFonts w:asciiTheme="majorHAnsi" w:cstheme="majorBidi" w:eastAsiaTheme="majorEastAsia" w:hAnsiTheme="majorHAnsi"/>
+        <w:rFonts w:asciiTheme="majorHAnsi" w:cstheme="majorBidi" w:hAnsiTheme="majorHAnsi" w:eastAsia="黑体"/>
         <w:b/>
         <w:bCs/>
       </w:rPr>
@@ -7345,7 +7772,7 @@
         <w:spacing w:after="0" w:before="0" w:line="240" w:lineRule="auto"/>
       </w:pPr>
       <w:rPr>
-        <w:rFonts w:asciiTheme="majorHAnsi" w:cstheme="majorBidi" w:eastAsiaTheme="majorEastAsia" w:hAnsiTheme="majorHAnsi"/>
+        <w:rFonts w:asciiTheme="majorHAnsi" w:cstheme="majorBidi" w:hAnsiTheme="majorHAnsi" w:eastAsia="黑体"/>
         <w:b/>
         <w:bCs/>
       </w:rPr>
@@ -7366,7 +7793,7 @@
         <w:spacing w:after="0" w:before="0" w:line="240" w:lineRule="auto"/>
       </w:pPr>
       <w:rPr>
-        <w:rFonts w:asciiTheme="majorHAnsi" w:cstheme="majorBidi" w:eastAsiaTheme="majorEastAsia" w:hAnsiTheme="majorHAnsi"/>
+        <w:rFonts w:asciiTheme="majorHAnsi" w:cstheme="majorBidi" w:hAnsiTheme="majorHAnsi" w:eastAsia="黑体"/>
         <w:b/>
         <w:bCs/>
       </w:rPr>
@@ -7384,14 +7811,14 @@
     </w:tblStylePr>
     <w:tblStylePr w:type="firstCol">
       <w:rPr>
-        <w:rFonts w:asciiTheme="majorHAnsi" w:cstheme="majorBidi" w:eastAsiaTheme="majorEastAsia" w:hAnsiTheme="majorHAnsi"/>
+        <w:rFonts w:asciiTheme="majorHAnsi" w:cstheme="majorBidi" w:hAnsiTheme="majorHAnsi" w:eastAsia="黑体"/>
         <w:b/>
         <w:bCs/>
       </w:rPr>
     </w:tblStylePr>
     <w:tblStylePr w:type="lastCol">
       <w:rPr>
-        <w:rFonts w:asciiTheme="majorHAnsi" w:cstheme="majorBidi" w:eastAsiaTheme="majorEastAsia" w:hAnsiTheme="majorHAnsi"/>
+        <w:rFonts w:asciiTheme="majorHAnsi" w:cstheme="majorBidi" w:hAnsiTheme="majorHAnsi" w:eastAsia="黑体"/>
         <w:b/>
         <w:bCs/>
       </w:rPr>
@@ -7474,6 +7901,7 @@
         <w:spacing w:after="0" w:before="0" w:line="240" w:lineRule="auto"/>
       </w:pPr>
       <w:rPr>
+        <w:rFonts w:eastAsia="黑体"/>
         <w:b/>
         <w:bCs/>
         <w:color w:themeColor="background1" w:val="FFFFFF"/>
@@ -7496,6 +7924,7 @@
         <w:spacing w:after="0" w:before="0" w:line="240" w:lineRule="auto"/>
       </w:pPr>
       <w:rPr>
+        <w:rFonts w:eastAsia="黑体"/>
         <w:b/>
         <w:bCs/>
       </w:rPr>
@@ -7513,12 +7942,14 @@
     </w:tblStylePr>
     <w:tblStylePr w:type="firstCol">
       <w:rPr>
+        <w:rFonts w:eastAsia="黑体"/>
         <w:b/>
         <w:bCs/>
       </w:rPr>
     </w:tblStylePr>
     <w:tblStylePr w:type="lastCol">
       <w:rPr>
+        <w:rFonts w:eastAsia="黑体"/>
         <w:b/>
         <w:bCs/>
       </w:rPr>
@@ -7580,6 +8011,7 @@
         <w:spacing w:after="0" w:before="0" w:line="240" w:lineRule="auto"/>
       </w:pPr>
       <w:rPr>
+        <w:rFonts w:eastAsia="黑体"/>
         <w:b/>
         <w:bCs/>
         <w:color w:themeColor="background1" w:val="FFFFFF"/>
@@ -7602,6 +8034,7 @@
         <w:spacing w:after="0" w:before="0" w:line="240" w:lineRule="auto"/>
       </w:pPr>
       <w:rPr>
+        <w:rFonts w:eastAsia="黑体"/>
         <w:b/>
         <w:bCs/>
       </w:rPr>
@@ -7619,12 +8052,14 @@
     </w:tblStylePr>
     <w:tblStylePr w:type="firstCol">
       <w:rPr>
+        <w:rFonts w:eastAsia="黑体"/>
         <w:b/>
         <w:bCs/>
       </w:rPr>
     </w:tblStylePr>
     <w:tblStylePr w:type="lastCol">
       <w:rPr>
+        <w:rFonts w:eastAsia="黑体"/>
         <w:b/>
         <w:bCs/>
       </w:rPr>
@@ -7686,6 +8121,7 @@
         <w:spacing w:after="0" w:before="0" w:line="240" w:lineRule="auto"/>
       </w:pPr>
       <w:rPr>
+        <w:rFonts w:eastAsia="黑体"/>
         <w:b/>
         <w:bCs/>
         <w:color w:themeColor="background1" w:val="FFFFFF"/>
@@ -7708,6 +8144,7 @@
         <w:spacing w:after="0" w:before="0" w:line="240" w:lineRule="auto"/>
       </w:pPr>
       <w:rPr>
+        <w:rFonts w:eastAsia="黑体"/>
         <w:b/>
         <w:bCs/>
       </w:rPr>
@@ -7725,12 +8162,14 @@
     </w:tblStylePr>
     <w:tblStylePr w:type="firstCol">
       <w:rPr>
+        <w:rFonts w:eastAsia="黑体"/>
         <w:b/>
         <w:bCs/>
       </w:rPr>
     </w:tblStylePr>
     <w:tblStylePr w:type="lastCol">
       <w:rPr>
+        <w:rFonts w:eastAsia="黑体"/>
         <w:b/>
         <w:bCs/>
       </w:rPr>
@@ -7792,6 +8231,7 @@
         <w:spacing w:after="0" w:before="0" w:line="240" w:lineRule="auto"/>
       </w:pPr>
       <w:rPr>
+        <w:rFonts w:eastAsia="黑体"/>
         <w:b/>
         <w:bCs/>
         <w:color w:themeColor="background1" w:val="FFFFFF"/>
@@ -7814,6 +8254,7 @@
         <w:spacing w:after="0" w:before="0" w:line="240" w:lineRule="auto"/>
       </w:pPr>
       <w:rPr>
+        <w:rFonts w:eastAsia="黑体"/>
         <w:b/>
         <w:bCs/>
       </w:rPr>
@@ -7831,12 +8272,14 @@
     </w:tblStylePr>
     <w:tblStylePr w:type="firstCol">
       <w:rPr>
+        <w:rFonts w:eastAsia="黑体"/>
         <w:b/>
         <w:bCs/>
       </w:rPr>
     </w:tblStylePr>
     <w:tblStylePr w:type="lastCol">
       <w:rPr>
+        <w:rFonts w:eastAsia="黑体"/>
         <w:b/>
         <w:bCs/>
       </w:rPr>
@@ -7898,6 +8341,7 @@
         <w:spacing w:after="0" w:before="0" w:line="240" w:lineRule="auto"/>
       </w:pPr>
       <w:rPr>
+        <w:rFonts w:eastAsia="黑体"/>
         <w:b/>
         <w:bCs/>
         <w:color w:themeColor="background1" w:val="FFFFFF"/>
@@ -7920,6 +8364,7 @@
         <w:spacing w:after="0" w:before="0" w:line="240" w:lineRule="auto"/>
       </w:pPr>
       <w:rPr>
+        <w:rFonts w:eastAsia="黑体"/>
         <w:b/>
         <w:bCs/>
       </w:rPr>
@@ -7937,12 +8382,14 @@
     </w:tblStylePr>
     <w:tblStylePr w:type="firstCol">
       <w:rPr>
+        <w:rFonts w:eastAsia="黑体"/>
         <w:b/>
         <w:bCs/>
       </w:rPr>
     </w:tblStylePr>
     <w:tblStylePr w:type="lastCol">
       <w:rPr>
+        <w:rFonts w:eastAsia="黑体"/>
         <w:b/>
         <w:bCs/>
       </w:rPr>
@@ -8004,6 +8451,7 @@
         <w:spacing w:after="0" w:before="0" w:line="240" w:lineRule="auto"/>
       </w:pPr>
       <w:rPr>
+        <w:rFonts w:eastAsia="黑体"/>
         <w:b/>
         <w:bCs/>
         <w:color w:themeColor="background1" w:val="FFFFFF"/>
@@ -8026,6 +8474,7 @@
         <w:spacing w:after="0" w:before="0" w:line="240" w:lineRule="auto"/>
       </w:pPr>
       <w:rPr>
+        <w:rFonts w:eastAsia="黑体"/>
         <w:b/>
         <w:bCs/>
       </w:rPr>
@@ -8043,12 +8492,14 @@
     </w:tblStylePr>
     <w:tblStylePr w:type="firstCol">
       <w:rPr>
+        <w:rFonts w:eastAsia="黑体"/>
         <w:b/>
         <w:bCs/>
       </w:rPr>
     </w:tblStylePr>
     <w:tblStylePr w:type="lastCol">
       <w:rPr>
+        <w:rFonts w:eastAsia="黑体"/>
         <w:b/>
         <w:bCs/>
       </w:rPr>
@@ -8110,6 +8561,7 @@
         <w:spacing w:after="0" w:before="0" w:line="240" w:lineRule="auto"/>
       </w:pPr>
       <w:rPr>
+        <w:rFonts w:eastAsia="黑体"/>
         <w:b/>
         <w:bCs/>
         <w:color w:themeColor="background1" w:val="FFFFFF"/>
@@ -8132,6 +8584,7 @@
         <w:spacing w:after="0" w:before="0" w:line="240" w:lineRule="auto"/>
       </w:pPr>
       <w:rPr>
+        <w:rFonts w:eastAsia="黑体"/>
         <w:b/>
         <w:bCs/>
       </w:rPr>
@@ -8149,12 +8602,14 @@
     </w:tblStylePr>
     <w:tblStylePr w:type="firstCol">
       <w:rPr>
+        <w:rFonts w:eastAsia="黑体"/>
         <w:b/>
         <w:bCs/>
       </w:rPr>
     </w:tblStylePr>
     <w:tblStylePr w:type="lastCol">
       <w:rPr>
+        <w:rFonts w:eastAsia="黑体"/>
         <w:b/>
         <w:bCs/>
       </w:rPr>
@@ -8213,6 +8668,7 @@
         <w:spacing w:after="0" w:before="0" w:line="240" w:lineRule="auto"/>
       </w:pPr>
       <w:rPr>
+        <w:rFonts w:eastAsia="黑体"/>
         <w:b/>
         <w:bCs/>
         <w:color w:themeColor="background1" w:val="FFFFFF"/>
@@ -8235,6 +8691,7 @@
         <w:spacing w:after="0" w:before="0" w:line="240" w:lineRule="auto"/>
       </w:pPr>
       <w:rPr>
+        <w:rFonts w:eastAsia="黑体"/>
         <w:color w:val="auto"/>
       </w:rPr>
       <w:tblPr/>
@@ -8252,6 +8709,7 @@
     </w:tblStylePr>
     <w:tblStylePr w:type="firstCol">
       <w:rPr>
+        <w:rFonts w:eastAsia="黑体"/>
         <w:b/>
         <w:bCs/>
         <w:color w:themeColor="background1" w:val="FFFFFF"/>
@@ -8271,6 +8729,7 @@
     </w:tblStylePr>
     <w:tblStylePr w:type="lastCol">
       <w:rPr>
+        <w:rFonts w:eastAsia="黑体"/>
         <w:b/>
         <w:bCs/>
         <w:color w:themeColor="background1" w:val="FFFFFF"/>
@@ -8319,6 +8778,7 @@
     </w:tblStylePr>
     <w:tblStylePr w:type="nwCell">
       <w:rPr>
+        <w:rFonts w:eastAsia="黑体"/>
         <w:color w:themeColor="background1" w:val="FFFFFF"/>
       </w:rPr>
       <w:tblPr/>
@@ -8362,6 +8822,7 @@
         <w:spacing w:after="0" w:before="0" w:line="240" w:lineRule="auto"/>
       </w:pPr>
       <w:rPr>
+        <w:rFonts w:eastAsia="黑体"/>
         <w:b/>
         <w:bCs/>
         <w:color w:themeColor="background1" w:val="FFFFFF"/>
@@ -8384,6 +8845,7 @@
         <w:spacing w:after="0" w:before="0" w:line="240" w:lineRule="auto"/>
       </w:pPr>
       <w:rPr>
+        <w:rFonts w:eastAsia="黑体"/>
         <w:color w:val="auto"/>
       </w:rPr>
       <w:tblPr/>
@@ -8401,6 +8863,7 @@
     </w:tblStylePr>
     <w:tblStylePr w:type="firstCol">
       <w:rPr>
+        <w:rFonts w:eastAsia="黑体"/>
         <w:b/>
         <w:bCs/>
         <w:color w:themeColor="background1" w:val="FFFFFF"/>
@@ -8420,6 +8883,7 @@
     </w:tblStylePr>
     <w:tblStylePr w:type="lastCol">
       <w:rPr>
+        <w:rFonts w:eastAsia="黑体"/>
         <w:b/>
         <w:bCs/>
         <w:color w:themeColor="background1" w:val="FFFFFF"/>
@@ -8468,6 +8932,7 @@
     </w:tblStylePr>
     <w:tblStylePr w:type="nwCell">
       <w:rPr>
+        <w:rFonts w:eastAsia="黑体"/>
         <w:color w:themeColor="background1" w:val="FFFFFF"/>
       </w:rPr>
       <w:tblPr/>
@@ -8511,6 +8976,7 @@
         <w:spacing w:after="0" w:before="0" w:line="240" w:lineRule="auto"/>
       </w:pPr>
       <w:rPr>
+        <w:rFonts w:eastAsia="黑体"/>
         <w:b/>
         <w:bCs/>
         <w:color w:themeColor="background1" w:val="FFFFFF"/>
@@ -8533,6 +8999,7 @@
         <w:spacing w:after="0" w:before="0" w:line="240" w:lineRule="auto"/>
       </w:pPr>
       <w:rPr>
+        <w:rFonts w:eastAsia="黑体"/>
         <w:color w:val="auto"/>
       </w:rPr>
       <w:tblPr/>
@@ -8550,6 +9017,7 @@
     </w:tblStylePr>
     <w:tblStylePr w:type="firstCol">
       <w:rPr>
+        <w:rFonts w:eastAsia="黑体"/>
         <w:b/>
         <w:bCs/>
         <w:color w:themeColor="background1" w:val="FFFFFF"/>
@@ -8569,6 +9037,7 @@
     </w:tblStylePr>
     <w:tblStylePr w:type="lastCol">
       <w:rPr>
+        <w:rFonts w:eastAsia="黑体"/>
         <w:b/>
         <w:bCs/>
         <w:color w:themeColor="background1" w:val="FFFFFF"/>
@@ -8617,6 +9086,7 @@
     </w:tblStylePr>
     <w:tblStylePr w:type="nwCell">
       <w:rPr>
+        <w:rFonts w:eastAsia="黑体"/>
         <w:color w:themeColor="background1" w:val="FFFFFF"/>
       </w:rPr>
       <w:tblPr/>
@@ -8660,6 +9130,7 @@
         <w:spacing w:after="0" w:before="0" w:line="240" w:lineRule="auto"/>
       </w:pPr>
       <w:rPr>
+        <w:rFonts w:eastAsia="黑体"/>
         <w:b/>
         <w:bCs/>
         <w:color w:themeColor="background1" w:val="FFFFFF"/>
@@ -8682,6 +9153,7 @@
         <w:spacing w:after="0" w:before="0" w:line="240" w:lineRule="auto"/>
       </w:pPr>
       <w:rPr>
+        <w:rFonts w:eastAsia="黑体"/>
         <w:color w:val="auto"/>
       </w:rPr>
       <w:tblPr/>
@@ -8699,6 +9171,7 @@
     </w:tblStylePr>
     <w:tblStylePr w:type="firstCol">
       <w:rPr>
+        <w:rFonts w:eastAsia="黑体"/>
         <w:b/>
         <w:bCs/>
         <w:color w:themeColor="background1" w:val="FFFFFF"/>
@@ -8718,6 +9191,7 @@
     </w:tblStylePr>
     <w:tblStylePr w:type="lastCol">
       <w:rPr>
+        <w:rFonts w:eastAsia="黑体"/>
         <w:b/>
         <w:bCs/>
         <w:color w:themeColor="background1" w:val="FFFFFF"/>
@@ -8766,6 +9240,7 @@
     </w:tblStylePr>
     <w:tblStylePr w:type="nwCell">
       <w:rPr>
+        <w:rFonts w:eastAsia="黑体"/>
         <w:color w:themeColor="background1" w:val="FFFFFF"/>
       </w:rPr>
       <w:tblPr/>
@@ -8809,6 +9284,7 @@
         <w:spacing w:after="0" w:before="0" w:line="240" w:lineRule="auto"/>
       </w:pPr>
       <w:rPr>
+        <w:rFonts w:eastAsia="黑体"/>
         <w:b/>
         <w:bCs/>
         <w:color w:themeColor="background1" w:val="FFFFFF"/>
@@ -8831,6 +9307,7 @@
         <w:spacing w:after="0" w:before="0" w:line="240" w:lineRule="auto"/>
       </w:pPr>
       <w:rPr>
+        <w:rFonts w:eastAsia="黑体"/>
         <w:color w:val="auto"/>
       </w:rPr>
       <w:tblPr/>
@@ -8848,6 +9325,7 @@
     </w:tblStylePr>
     <w:tblStylePr w:type="firstCol">
       <w:rPr>
+        <w:rFonts w:eastAsia="黑体"/>
         <w:b/>
         <w:bCs/>
         <w:color w:themeColor="background1" w:val="FFFFFF"/>
@@ -8867,6 +9345,7 @@
     </w:tblStylePr>
     <w:tblStylePr w:type="lastCol">
       <w:rPr>
+        <w:rFonts w:eastAsia="黑体"/>
         <w:b/>
         <w:bCs/>
         <w:color w:themeColor="background1" w:val="FFFFFF"/>
@@ -8915,6 +9394,7 @@
     </w:tblStylePr>
     <w:tblStylePr w:type="nwCell">
       <w:rPr>
+        <w:rFonts w:eastAsia="黑体"/>
         <w:color w:themeColor="background1" w:val="FFFFFF"/>
       </w:rPr>
       <w:tblPr/>
@@ -8958,6 +9438,7 @@
         <w:spacing w:after="0" w:before="0" w:line="240" w:lineRule="auto"/>
       </w:pPr>
       <w:rPr>
+        <w:rFonts w:eastAsia="黑体"/>
         <w:b/>
         <w:bCs/>
         <w:color w:themeColor="background1" w:val="FFFFFF"/>
@@ -8980,6 +9461,7 @@
         <w:spacing w:after="0" w:before="0" w:line="240" w:lineRule="auto"/>
       </w:pPr>
       <w:rPr>
+        <w:rFonts w:eastAsia="黑体"/>
         <w:color w:val="auto"/>
       </w:rPr>
       <w:tblPr/>
@@ -8997,6 +9479,7 @@
     </w:tblStylePr>
     <w:tblStylePr w:type="firstCol">
       <w:rPr>
+        <w:rFonts w:eastAsia="黑体"/>
         <w:b/>
         <w:bCs/>
         <w:color w:themeColor="background1" w:val="FFFFFF"/>
@@ -9016,6 +9499,7 @@
     </w:tblStylePr>
     <w:tblStylePr w:type="lastCol">
       <w:rPr>
+        <w:rFonts w:eastAsia="黑体"/>
         <w:b/>
         <w:bCs/>
         <w:color w:themeColor="background1" w:val="FFFFFF"/>
@@ -9064,6 +9548,7 @@
     </w:tblStylePr>
     <w:tblStylePr w:type="nwCell">
       <w:rPr>
+        <w:rFonts w:eastAsia="黑体"/>
         <w:color w:themeColor="background1" w:val="FFFFFF"/>
       </w:rPr>
       <w:tblPr/>
@@ -9107,6 +9592,7 @@
         <w:spacing w:after="0" w:before="0" w:line="240" w:lineRule="auto"/>
       </w:pPr>
       <w:rPr>
+        <w:rFonts w:eastAsia="黑体"/>
         <w:b/>
         <w:bCs/>
         <w:color w:themeColor="background1" w:val="FFFFFF"/>
@@ -9129,6 +9615,7 @@
         <w:spacing w:after="0" w:before="0" w:line="240" w:lineRule="auto"/>
       </w:pPr>
       <w:rPr>
+        <w:rFonts w:eastAsia="黑体"/>
         <w:color w:val="auto"/>
       </w:rPr>
       <w:tblPr/>
@@ -9146,6 +9633,7 @@
     </w:tblStylePr>
     <w:tblStylePr w:type="firstCol">
       <w:rPr>
+        <w:rFonts w:eastAsia="黑体"/>
         <w:b/>
         <w:bCs/>
         <w:color w:themeColor="background1" w:val="FFFFFF"/>
@@ -9165,6 +9653,7 @@
     </w:tblStylePr>
     <w:tblStylePr w:type="lastCol">
       <w:rPr>
+        <w:rFonts w:eastAsia="黑体"/>
         <w:b/>
         <w:bCs/>
         <w:color w:themeColor="background1" w:val="FFFFFF"/>
@@ -9213,6 +9702,7 @@
     </w:tblStylePr>
     <w:tblStylePr w:type="nwCell">
       <w:rPr>
+        <w:rFonts w:eastAsia="黑体"/>
         <w:color w:themeColor="background1" w:val="FFFFFF"/>
       </w:rPr>
       <w:tblPr/>
@@ -9237,6 +9727,7 @@
       <w:spacing w:after="0" w:line="240" w:lineRule="auto"/>
     </w:pPr>
     <w:rPr>
+      <w:rFonts w:eastAsia="黑体"/>
       <w:color w:themeColor="text1" w:val="000000"/>
     </w:rPr>
     <w:tblPr>
@@ -9256,7 +9747,7 @@
     </w:tblPr>
     <w:tblStylePr w:type="firstRow">
       <w:rPr>
-        <w:rFonts w:asciiTheme="majorHAnsi" w:cstheme="majorBidi" w:eastAsiaTheme="majorEastAsia" w:hAnsiTheme="majorHAnsi"/>
+        <w:rFonts w:asciiTheme="majorHAnsi" w:cstheme="majorBidi" w:hAnsiTheme="majorHAnsi" w:eastAsia="黑体"/>
       </w:rPr>
       <w:tblPr/>
       <w:tcPr>
@@ -9268,6 +9759,7 @@
     </w:tblStylePr>
     <w:tblStylePr w:type="lastRow">
       <w:rPr>
+        <w:rFonts w:eastAsia="黑体"/>
         <w:b/>
         <w:bCs/>
         <w:color w:themeColor="text2" w:val="1F497D"/>
@@ -9282,12 +9774,14 @@
     </w:tblStylePr>
     <w:tblStylePr w:type="firstCol">
       <w:rPr>
+        <w:rFonts w:eastAsia="黑体"/>
         <w:b/>
         <w:bCs/>
       </w:rPr>
     </w:tblStylePr>
     <w:tblStylePr w:type="lastCol">
       <w:rPr>
+        <w:rFonts w:eastAsia="黑体"/>
         <w:b/>
         <w:bCs/>
       </w:rPr>
@@ -9321,6 +9815,7 @@
       <w:spacing w:after="0" w:line="240" w:lineRule="auto"/>
     </w:pPr>
     <w:rPr>
+      <w:rFonts w:eastAsia="黑体"/>
       <w:color w:themeColor="text1" w:val="000000"/>
     </w:rPr>
     <w:tblPr>
@@ -9340,7 +9835,7 @@
     </w:tblPr>
     <w:tblStylePr w:type="firstRow">
       <w:rPr>
-        <w:rFonts w:asciiTheme="majorHAnsi" w:cstheme="majorBidi" w:eastAsiaTheme="majorEastAsia" w:hAnsiTheme="majorHAnsi"/>
+        <w:rFonts w:asciiTheme="majorHAnsi" w:cstheme="majorBidi" w:hAnsiTheme="majorHAnsi" w:eastAsia="黑体"/>
       </w:rPr>
       <w:tblPr/>
       <w:tcPr>
@@ -9352,6 +9847,7 @@
     </w:tblStylePr>
     <w:tblStylePr w:type="lastRow">
       <w:rPr>
+        <w:rFonts w:eastAsia="黑体"/>
         <w:b/>
         <w:bCs/>
         <w:color w:themeColor="text2" w:val="1F497D"/>
@@ -9366,12 +9862,14 @@
     </w:tblStylePr>
     <w:tblStylePr w:type="firstCol">
       <w:rPr>
+        <w:rFonts w:eastAsia="黑体"/>
         <w:b/>
         <w:bCs/>
       </w:rPr>
     </w:tblStylePr>
     <w:tblStylePr w:type="lastCol">
       <w:rPr>
+        <w:rFonts w:eastAsia="黑体"/>
         <w:b/>
         <w:bCs/>
       </w:rPr>
@@ -9405,6 +9903,7 @@
       <w:spacing w:after="0" w:line="240" w:lineRule="auto"/>
     </w:pPr>
     <w:rPr>
+      <w:rFonts w:eastAsia="黑体"/>
       <w:color w:themeColor="text1" w:val="000000"/>
     </w:rPr>
     <w:tblPr>
@@ -9424,7 +9923,7 @@
     </w:tblPr>
     <w:tblStylePr w:type="firstRow">
       <w:rPr>
-        <w:rFonts w:asciiTheme="majorHAnsi" w:cstheme="majorBidi" w:eastAsiaTheme="majorEastAsia" w:hAnsiTheme="majorHAnsi"/>
+        <w:rFonts w:asciiTheme="majorHAnsi" w:cstheme="majorBidi" w:hAnsiTheme="majorHAnsi" w:eastAsia="黑体"/>
       </w:rPr>
       <w:tblPr/>
       <w:tcPr>
@@ -9436,6 +9935,7 @@
     </w:tblStylePr>
     <w:tblStylePr w:type="lastRow">
       <w:rPr>
+        <w:rFonts w:eastAsia="黑体"/>
         <w:b/>
         <w:bCs/>
         <w:color w:themeColor="text2" w:val="1F497D"/>
@@ -9450,12 +9950,14 @@
     </w:tblStylePr>
     <w:tblStylePr w:type="firstCol">
       <w:rPr>
+        <w:rFonts w:eastAsia="黑体"/>
         <w:b/>
         <w:bCs/>
       </w:rPr>
     </w:tblStylePr>
     <w:tblStylePr w:type="lastCol">
       <w:rPr>
+        <w:rFonts w:eastAsia="黑体"/>
         <w:b/>
         <w:bCs/>
       </w:rPr>
@@ -9489,6 +9991,7 @@
       <w:spacing w:after="0" w:line="240" w:lineRule="auto"/>
     </w:pPr>
     <w:rPr>
+      <w:rFonts w:eastAsia="黑体"/>
       <w:color w:themeColor="text1" w:val="000000"/>
     </w:rPr>
     <w:tblPr>
@@ -9508,7 +10011,7 @@
     </w:tblPr>
     <w:tblStylePr w:type="firstRow">
       <w:rPr>
-        <w:rFonts w:asciiTheme="majorHAnsi" w:cstheme="majorBidi" w:eastAsiaTheme="majorEastAsia" w:hAnsiTheme="majorHAnsi"/>
+        <w:rFonts w:asciiTheme="majorHAnsi" w:cstheme="majorBidi" w:hAnsiTheme="majorHAnsi" w:eastAsia="黑体"/>
       </w:rPr>
       <w:tblPr/>
       <w:tcPr>
@@ -9520,6 +10023,7 @@
     </w:tblStylePr>
     <w:tblStylePr w:type="lastRow">
       <w:rPr>
+        <w:rFonts w:eastAsia="黑体"/>
         <w:b/>
         <w:bCs/>
         <w:color w:themeColor="text2" w:val="1F497D"/>
@@ -9534,12 +10038,14 @@
     </w:tblStylePr>
     <w:tblStylePr w:type="firstCol">
       <w:rPr>
+        <w:rFonts w:eastAsia="黑体"/>
         <w:b/>
         <w:bCs/>
       </w:rPr>
     </w:tblStylePr>
     <w:tblStylePr w:type="lastCol">
       <w:rPr>
+        <w:rFonts w:eastAsia="黑体"/>
         <w:b/>
         <w:bCs/>
       </w:rPr>
@@ -9573,6 +10079,7 @@
       <w:spacing w:after="0" w:line="240" w:lineRule="auto"/>
     </w:pPr>
     <w:rPr>
+      <w:rFonts w:eastAsia="黑体"/>
       <w:color w:themeColor="text1" w:val="000000"/>
     </w:rPr>
     <w:tblPr>
@@ -9592,7 +10099,7 @@
     </w:tblPr>
     <w:tblStylePr w:type="firstRow">
       <w:rPr>
-        <w:rFonts w:asciiTheme="majorHAnsi" w:cstheme="majorBidi" w:eastAsiaTheme="majorEastAsia" w:hAnsiTheme="majorHAnsi"/>
+        <w:rFonts w:asciiTheme="majorHAnsi" w:cstheme="majorBidi" w:hAnsiTheme="majorHAnsi" w:eastAsia="黑体"/>
       </w:rPr>
       <w:tblPr/>
       <w:tcPr>
@@ -9604,6 +10111,7 @@
     </w:tblStylePr>
     <w:tblStylePr w:type="lastRow">
       <w:rPr>
+        <w:rFonts w:eastAsia="黑体"/>
         <w:b/>
         <w:bCs/>
         <w:color w:themeColor="text2" w:val="1F497D"/>
@@ -9618,12 +10126,14 @@
     </w:tblStylePr>
     <w:tblStylePr w:type="firstCol">
       <w:rPr>
+        <w:rFonts w:eastAsia="黑体"/>
         <w:b/>
         <w:bCs/>
       </w:rPr>
     </w:tblStylePr>
     <w:tblStylePr w:type="lastCol">
       <w:rPr>
+        <w:rFonts w:eastAsia="黑体"/>
         <w:b/>
         <w:bCs/>
       </w:rPr>
@@ -9657,6 +10167,7 @@
       <w:spacing w:after="0" w:line="240" w:lineRule="auto"/>
     </w:pPr>
     <w:rPr>
+      <w:rFonts w:eastAsia="黑体"/>
       <w:color w:themeColor="text1" w:val="000000"/>
     </w:rPr>
     <w:tblPr>
@@ -9676,7 +10187,7 @@
     </w:tblPr>
     <w:tblStylePr w:type="firstRow">
       <w:rPr>
-        <w:rFonts w:asciiTheme="majorHAnsi" w:cstheme="majorBidi" w:eastAsiaTheme="majorEastAsia" w:hAnsiTheme="majorHAnsi"/>
+        <w:rFonts w:asciiTheme="majorHAnsi" w:cstheme="majorBidi" w:hAnsiTheme="majorHAnsi" w:eastAsia="黑体"/>
       </w:rPr>
       <w:tblPr/>
       <w:tcPr>
@@ -9688,6 +10199,7 @@
     </w:tblStylePr>
     <w:tblStylePr w:type="lastRow">
       <w:rPr>
+        <w:rFonts w:eastAsia="黑体"/>
         <w:b/>
         <w:bCs/>
         <w:color w:themeColor="text2" w:val="1F497D"/>
@@ -9702,12 +10214,14 @@
     </w:tblStylePr>
     <w:tblStylePr w:type="firstCol">
       <w:rPr>
+        <w:rFonts w:eastAsia="黑体"/>
         <w:b/>
         <w:bCs/>
       </w:rPr>
     </w:tblStylePr>
     <w:tblStylePr w:type="lastCol">
       <w:rPr>
+        <w:rFonts w:eastAsia="黑体"/>
         <w:b/>
         <w:bCs/>
       </w:rPr>
@@ -9741,6 +10255,7 @@
       <w:spacing w:after="0" w:line="240" w:lineRule="auto"/>
     </w:pPr>
     <w:rPr>
+      <w:rFonts w:eastAsia="黑体"/>
       <w:color w:themeColor="text1" w:val="000000"/>
     </w:rPr>
     <w:tblPr>
@@ -9760,7 +10275,7 @@
     </w:tblPr>
     <w:tblStylePr w:type="firstRow">
       <w:rPr>
-        <w:rFonts w:asciiTheme="majorHAnsi" w:cstheme="majorBidi" w:eastAsiaTheme="majorEastAsia" w:hAnsiTheme="majorHAnsi"/>
+        <w:rFonts w:asciiTheme="majorHAnsi" w:cstheme="majorBidi" w:hAnsiTheme="majorHAnsi" w:eastAsia="黑体"/>
       </w:rPr>
       <w:tblPr/>
       <w:tcPr>
@@ -9772,6 +10287,7 @@
     </w:tblStylePr>
     <w:tblStylePr w:type="lastRow">
       <w:rPr>
+        <w:rFonts w:eastAsia="黑体"/>
         <w:b/>
         <w:bCs/>
         <w:color w:themeColor="text2" w:val="1F497D"/>
@@ -9786,12 +10302,14 @@
     </w:tblStylePr>
     <w:tblStylePr w:type="firstCol">
       <w:rPr>
+        <w:rFonts w:eastAsia="黑体"/>
         <w:b/>
         <w:bCs/>
       </w:rPr>
     </w:tblStylePr>
     <w:tblStylePr w:type="lastCol">
       <w:rPr>
+        <w:rFonts w:eastAsia="黑体"/>
         <w:b/>
         <w:bCs/>
       </w:rPr>
@@ -9825,7 +10343,7 @@
       <w:spacing w:after="0" w:line="240" w:lineRule="auto"/>
     </w:pPr>
     <w:rPr>
-      <w:rFonts w:asciiTheme="majorHAnsi" w:cstheme="majorBidi" w:eastAsiaTheme="majorEastAsia" w:hAnsiTheme="majorHAnsi"/>
+      <w:rFonts w:asciiTheme="majorHAnsi" w:cstheme="majorBidi" w:hAnsiTheme="majorHAnsi" w:eastAsia="黑体"/>
       <w:color w:themeColor="text1" w:val="000000"/>
     </w:rPr>
     <w:tblPr>
@@ -9847,6 +10365,7 @@
     </w:tblPr>
     <w:tblStylePr w:type="firstRow">
       <w:rPr>
+        <w:rFonts w:eastAsia="黑体"/>
         <w:sz w:val="24"/>
         <w:szCs w:val="24"/>
       </w:rPr>
@@ -9953,7 +10472,7 @@
       <w:spacing w:after="0" w:line="240" w:lineRule="auto"/>
     </w:pPr>
     <w:rPr>
-      <w:rFonts w:asciiTheme="majorHAnsi" w:cstheme="majorBidi" w:eastAsiaTheme="majorEastAsia" w:hAnsiTheme="majorHAnsi"/>
+      <w:rFonts w:asciiTheme="majorHAnsi" w:cstheme="majorBidi" w:hAnsiTheme="majorHAnsi" w:eastAsia="黑体"/>
       <w:color w:themeColor="text1" w:val="000000"/>
     </w:rPr>
     <w:tblPr>
@@ -9975,6 +10494,7 @@
     </w:tblPr>
     <w:tblStylePr w:type="firstRow">
       <w:rPr>
+        <w:rFonts w:eastAsia="黑体"/>
         <w:sz w:val="24"/>
         <w:szCs w:val="24"/>
       </w:rPr>
@@ -10081,7 +10601,7 @@
       <w:spacing w:after="0" w:line="240" w:lineRule="auto"/>
     </w:pPr>
     <w:rPr>
-      <w:rFonts w:asciiTheme="majorHAnsi" w:cstheme="majorBidi" w:eastAsiaTheme="majorEastAsia" w:hAnsiTheme="majorHAnsi"/>
+      <w:rFonts w:asciiTheme="majorHAnsi" w:cstheme="majorBidi" w:hAnsiTheme="majorHAnsi" w:eastAsia="黑体"/>
       <w:color w:themeColor="text1" w:val="000000"/>
     </w:rPr>
     <w:tblPr>
@@ -10103,6 +10623,7 @@
     </w:tblPr>
     <w:tblStylePr w:type="firstRow">
       <w:rPr>
+        <w:rFonts w:eastAsia="黑体"/>
         <w:sz w:val="24"/>
         <w:szCs w:val="24"/>
       </w:rPr>
@@ -10209,7 +10730,7 @@
       <w:spacing w:after="0" w:line="240" w:lineRule="auto"/>
     </w:pPr>
     <w:rPr>
-      <w:rFonts w:asciiTheme="majorHAnsi" w:cstheme="majorBidi" w:eastAsiaTheme="majorEastAsia" w:hAnsiTheme="majorHAnsi"/>
+      <w:rFonts w:asciiTheme="majorHAnsi" w:cstheme="majorBidi" w:hAnsiTheme="majorHAnsi" w:eastAsia="黑体"/>
       <w:color w:themeColor="text1" w:val="000000"/>
     </w:rPr>
     <w:tblPr>
@@ -10231,6 +10752,7 @@
     </w:tblPr>
     <w:tblStylePr w:type="firstRow">
       <w:rPr>
+        <w:rFonts w:eastAsia="黑体"/>
         <w:sz w:val="24"/>
         <w:szCs w:val="24"/>
       </w:rPr>
@@ -10337,7 +10859,7 @@
       <w:spacing w:after="0" w:line="240" w:lineRule="auto"/>
     </w:pPr>
     <w:rPr>
-      <w:rFonts w:asciiTheme="majorHAnsi" w:cstheme="majorBidi" w:eastAsiaTheme="majorEastAsia" w:hAnsiTheme="majorHAnsi"/>
+      <w:rFonts w:asciiTheme="majorHAnsi" w:cstheme="majorBidi" w:hAnsiTheme="majorHAnsi" w:eastAsia="黑体"/>
       <w:color w:themeColor="text1" w:val="000000"/>
     </w:rPr>
     <w:tblPr>
@@ -10359,6 +10881,7 @@
     </w:tblPr>
     <w:tblStylePr w:type="firstRow">
       <w:rPr>
+        <w:rFonts w:eastAsia="黑体"/>
         <w:sz w:val="24"/>
         <w:szCs w:val="24"/>
       </w:rPr>
@@ -10465,7 +10988,7 @@
       <w:spacing w:after="0" w:line="240" w:lineRule="auto"/>
     </w:pPr>
     <w:rPr>
-      <w:rFonts w:asciiTheme="majorHAnsi" w:cstheme="majorBidi" w:eastAsiaTheme="majorEastAsia" w:hAnsiTheme="majorHAnsi"/>
+      <w:rFonts w:asciiTheme="majorHAnsi" w:cstheme="majorBidi" w:hAnsiTheme="majorHAnsi" w:eastAsia="黑体"/>
       <w:color w:themeColor="text1" w:val="000000"/>
     </w:rPr>
     <w:tblPr>
@@ -10487,6 +11010,7 @@
     </w:tblPr>
     <w:tblStylePr w:type="firstRow">
       <w:rPr>
+        <w:rFonts w:eastAsia="黑体"/>
         <w:sz w:val="24"/>
         <w:szCs w:val="24"/>
       </w:rPr>
@@ -10593,7 +11117,7 @@
       <w:spacing w:after="0" w:line="240" w:lineRule="auto"/>
     </w:pPr>
     <w:rPr>
-      <w:rFonts w:asciiTheme="majorHAnsi" w:cstheme="majorBidi" w:eastAsiaTheme="majorEastAsia" w:hAnsiTheme="majorHAnsi"/>
+      <w:rFonts w:asciiTheme="majorHAnsi" w:cstheme="majorBidi" w:hAnsiTheme="majorHAnsi" w:eastAsia="黑体"/>
       <w:color w:themeColor="text1" w:val="000000"/>
     </w:rPr>
     <w:tblPr>
@@ -10615,6 +11139,7 @@
     </w:tblPr>
     <w:tblStylePr w:type="firstRow">
       <w:rPr>
+        <w:rFonts w:eastAsia="黑体"/>
         <w:sz w:val="24"/>
         <w:szCs w:val="24"/>
       </w:rPr>
@@ -10744,12 +11269,14 @@
     </w:tcPr>
     <w:tblStylePr w:type="firstRow">
       <w:rPr>
+        <w:rFonts w:eastAsia="黑体"/>
         <w:b/>
         <w:bCs/>
       </w:rPr>
     </w:tblStylePr>
     <w:tblStylePr w:type="lastRow">
       <w:rPr>
+        <w:rFonts w:eastAsia="黑体"/>
         <w:b/>
         <w:bCs/>
       </w:rPr>
@@ -10762,12 +11289,14 @@
     </w:tblStylePr>
     <w:tblStylePr w:type="firstCol">
       <w:rPr>
+        <w:rFonts w:eastAsia="黑体"/>
         <w:b/>
         <w:bCs/>
       </w:rPr>
     </w:tblStylePr>
     <w:tblStylePr w:type="lastCol">
       <w:rPr>
+        <w:rFonts w:eastAsia="黑体"/>
         <w:b/>
         <w:bCs/>
       </w:rPr>
@@ -10817,12 +11346,14 @@
     </w:tcPr>
     <w:tblStylePr w:type="firstRow">
       <w:rPr>
+        <w:rFonts w:eastAsia="黑体"/>
         <w:b/>
         <w:bCs/>
       </w:rPr>
     </w:tblStylePr>
     <w:tblStylePr w:type="lastRow">
       <w:rPr>
+        <w:rFonts w:eastAsia="黑体"/>
         <w:b/>
         <w:bCs/>
       </w:rPr>
@@ -10835,12 +11366,14 @@
     </w:tblStylePr>
     <w:tblStylePr w:type="firstCol">
       <w:rPr>
+        <w:rFonts w:eastAsia="黑体"/>
         <w:b/>
         <w:bCs/>
       </w:rPr>
     </w:tblStylePr>
     <w:tblStylePr w:type="lastCol">
       <w:rPr>
+        <w:rFonts w:eastAsia="黑体"/>
         <w:b/>
         <w:bCs/>
       </w:rPr>
@@ -10890,12 +11423,14 @@
     </w:tcPr>
     <w:tblStylePr w:type="firstRow">
       <w:rPr>
+        <w:rFonts w:eastAsia="黑体"/>
         <w:b/>
         <w:bCs/>
       </w:rPr>
     </w:tblStylePr>
     <w:tblStylePr w:type="lastRow">
       <w:rPr>
+        <w:rFonts w:eastAsia="黑体"/>
         <w:b/>
         <w:bCs/>
       </w:rPr>
@@ -10908,12 +11443,14 @@
     </w:tblStylePr>
     <w:tblStylePr w:type="firstCol">
       <w:rPr>
+        <w:rFonts w:eastAsia="黑体"/>
         <w:b/>
         <w:bCs/>
       </w:rPr>
     </w:tblStylePr>
     <w:tblStylePr w:type="lastCol">
       <w:rPr>
+        <w:rFonts w:eastAsia="黑体"/>
         <w:b/>
         <w:bCs/>
       </w:rPr>
@@ -10963,12 +11500,14 @@
     </w:tcPr>
     <w:tblStylePr w:type="firstRow">
       <w:rPr>
+        <w:rFonts w:eastAsia="黑体"/>
         <w:b/>
         <w:bCs/>
       </w:rPr>
     </w:tblStylePr>
     <w:tblStylePr w:type="lastRow">
       <w:rPr>
+        <w:rFonts w:eastAsia="黑体"/>
         <w:b/>
         <w:bCs/>
       </w:rPr>
@@ -10981,12 +11520,14 @@
     </w:tblStylePr>
     <w:tblStylePr w:type="firstCol">
       <w:rPr>
+        <w:rFonts w:eastAsia="黑体"/>
         <w:b/>
         <w:bCs/>
       </w:rPr>
     </w:tblStylePr>
     <w:tblStylePr w:type="lastCol">
       <w:rPr>
+        <w:rFonts w:eastAsia="黑体"/>
         <w:b/>
         <w:bCs/>
       </w:rPr>
@@ -11036,12 +11577,14 @@
     </w:tcPr>
     <w:tblStylePr w:type="firstRow">
       <w:rPr>
+        <w:rFonts w:eastAsia="黑体"/>
         <w:b/>
         <w:bCs/>
       </w:rPr>
     </w:tblStylePr>
     <w:tblStylePr w:type="lastRow">
       <w:rPr>
+        <w:rFonts w:eastAsia="黑体"/>
         <w:b/>
         <w:bCs/>
       </w:rPr>
@@ -11054,12 +11597,14 @@
     </w:tblStylePr>
     <w:tblStylePr w:type="firstCol">
       <w:rPr>
+        <w:rFonts w:eastAsia="黑体"/>
         <w:b/>
         <w:bCs/>
       </w:rPr>
     </w:tblStylePr>
     <w:tblStylePr w:type="lastCol">
       <w:rPr>
+        <w:rFonts w:eastAsia="黑体"/>
         <w:b/>
         <w:bCs/>
       </w:rPr>
@@ -11109,12 +11654,14 @@
     </w:tcPr>
     <w:tblStylePr w:type="firstRow">
       <w:rPr>
+        <w:rFonts w:eastAsia="黑体"/>
         <w:b/>
         <w:bCs/>
       </w:rPr>
     </w:tblStylePr>
     <w:tblStylePr w:type="lastRow">
       <w:rPr>
+        <w:rFonts w:eastAsia="黑体"/>
         <w:b/>
         <w:bCs/>
       </w:rPr>
@@ -11127,12 +11674,14 @@
     </w:tblStylePr>
     <w:tblStylePr w:type="firstCol">
       <w:rPr>
+        <w:rFonts w:eastAsia="黑体"/>
         <w:b/>
         <w:bCs/>
       </w:rPr>
     </w:tblStylePr>
     <w:tblStylePr w:type="lastCol">
       <w:rPr>
+        <w:rFonts w:eastAsia="黑体"/>
         <w:b/>
         <w:bCs/>
       </w:rPr>
@@ -11182,12 +11731,14 @@
     </w:tcPr>
     <w:tblStylePr w:type="firstRow">
       <w:rPr>
+        <w:rFonts w:eastAsia="黑体"/>
         <w:b/>
         <w:bCs/>
       </w:rPr>
     </w:tblStylePr>
     <w:tblStylePr w:type="lastRow">
       <w:rPr>
+        <w:rFonts w:eastAsia="黑体"/>
         <w:b/>
         <w:bCs/>
       </w:rPr>
@@ -11200,12 +11751,14 @@
     </w:tblStylePr>
     <w:tblStylePr w:type="firstCol">
       <w:rPr>
+        <w:rFonts w:eastAsia="黑体"/>
         <w:b/>
         <w:bCs/>
       </w:rPr>
     </w:tblStylePr>
     <w:tblStylePr w:type="lastCol">
       <w:rPr>
+        <w:rFonts w:eastAsia="黑体"/>
         <w:b/>
         <w:bCs/>
       </w:rPr>
@@ -11232,7 +11785,7 @@
       <w:spacing w:after="0" w:line="240" w:lineRule="auto"/>
     </w:pPr>
     <w:rPr>
-      <w:rFonts w:asciiTheme="majorHAnsi" w:cstheme="majorBidi" w:eastAsiaTheme="majorEastAsia" w:hAnsiTheme="majorHAnsi"/>
+      <w:rFonts w:asciiTheme="majorHAnsi" w:cstheme="majorBidi" w:hAnsiTheme="majorHAnsi" w:eastAsia="黑体"/>
       <w:color w:themeColor="text1" w:val="000000"/>
     </w:rPr>
     <w:tblPr>
@@ -11259,6 +11812,7 @@
     </w:tcPr>
     <w:tblStylePr w:type="firstRow">
       <w:rPr>
+        <w:rFonts w:eastAsia="黑体"/>
         <w:b/>
         <w:bCs/>
         <w:color w:themeColor="text1" w:val="000000"/>
@@ -11270,6 +11824,7 @@
     </w:tblStylePr>
     <w:tblStylePr w:type="lastRow">
       <w:rPr>
+        <w:rFonts w:eastAsia="黑体"/>
         <w:b/>
         <w:bCs/>
         <w:color w:themeColor="text1" w:val="000000"/>
@@ -11289,6 +11844,7 @@
     </w:tblStylePr>
     <w:tblStylePr w:type="firstCol">
       <w:rPr>
+        <w:rFonts w:eastAsia="黑体"/>
         <w:b/>
         <w:bCs/>
         <w:color w:themeColor="text1" w:val="000000"/>
@@ -11308,6 +11864,7 @@
     </w:tblStylePr>
     <w:tblStylePr w:type="lastCol">
       <w:rPr>
+        <w:rFonts w:eastAsia="黑体"/>
         <w:b w:val="0"/>
         <w:bCs w:val="0"/>
         <w:color w:themeColor="text1" w:val="000000"/>
@@ -11357,7 +11914,7 @@
       <w:spacing w:after="0" w:line="240" w:lineRule="auto"/>
     </w:pPr>
     <w:rPr>
-      <w:rFonts w:asciiTheme="majorHAnsi" w:cstheme="majorBidi" w:eastAsiaTheme="majorEastAsia" w:hAnsiTheme="majorHAnsi"/>
+      <w:rFonts w:asciiTheme="majorHAnsi" w:cstheme="majorBidi" w:hAnsiTheme="majorHAnsi" w:eastAsia="黑体"/>
       <w:color w:themeColor="text1" w:val="000000"/>
     </w:rPr>
     <w:tblPr>
@@ -11384,6 +11941,7 @@
     </w:tcPr>
     <w:tblStylePr w:type="firstRow">
       <w:rPr>
+        <w:rFonts w:eastAsia="黑体"/>
         <w:b/>
         <w:bCs/>
         <w:color w:themeColor="text1" w:val="000000"/>
@@ -11395,6 +11953,7 @@
     </w:tblStylePr>
     <w:tblStylePr w:type="lastRow">
       <w:rPr>
+        <w:rFonts w:eastAsia="黑体"/>
         <w:b/>
         <w:bCs/>
         <w:color w:themeColor="text1" w:val="000000"/>
@@ -11414,6 +11973,7 @@
     </w:tblStylePr>
     <w:tblStylePr w:type="firstCol">
       <w:rPr>
+        <w:rFonts w:eastAsia="黑体"/>
         <w:b/>
         <w:bCs/>
         <w:color w:themeColor="text1" w:val="000000"/>
@@ -11433,6 +11993,7 @@
     </w:tblStylePr>
     <w:tblStylePr w:type="lastCol">
       <w:rPr>
+        <w:rFonts w:eastAsia="黑体"/>
         <w:b w:val="0"/>
         <w:bCs w:val="0"/>
         <w:color w:themeColor="text1" w:val="000000"/>
@@ -11482,7 +12043,7 @@
       <w:spacing w:after="0" w:line="240" w:lineRule="auto"/>
     </w:pPr>
     <w:rPr>
-      <w:rFonts w:asciiTheme="majorHAnsi" w:cstheme="majorBidi" w:eastAsiaTheme="majorEastAsia" w:hAnsiTheme="majorHAnsi"/>
+      <w:rFonts w:asciiTheme="majorHAnsi" w:cstheme="majorBidi" w:hAnsiTheme="majorHAnsi" w:eastAsia="黑体"/>
       <w:color w:themeColor="text1" w:val="000000"/>
     </w:rPr>
     <w:tblPr>
@@ -11509,6 +12070,7 @@
     </w:tcPr>
     <w:tblStylePr w:type="firstRow">
       <w:rPr>
+        <w:rFonts w:eastAsia="黑体"/>
         <w:b/>
         <w:bCs/>
         <w:color w:themeColor="text1" w:val="000000"/>
@@ -11520,6 +12082,7 @@
     </w:tblStylePr>
     <w:tblStylePr w:type="lastRow">
       <w:rPr>
+        <w:rFonts w:eastAsia="黑体"/>
         <w:b/>
         <w:bCs/>
         <w:color w:themeColor="text1" w:val="000000"/>
@@ -11539,6 +12102,7 @@
     </w:tblStylePr>
     <w:tblStylePr w:type="firstCol">
       <w:rPr>
+        <w:rFonts w:eastAsia="黑体"/>
         <w:b/>
         <w:bCs/>
         <w:color w:themeColor="text1" w:val="000000"/>
@@ -11558,6 +12122,7 @@
     </w:tblStylePr>
     <w:tblStylePr w:type="lastCol">
       <w:rPr>
+        <w:rFonts w:eastAsia="黑体"/>
         <w:b w:val="0"/>
         <w:bCs w:val="0"/>
         <w:color w:themeColor="text1" w:val="000000"/>
@@ -11607,7 +12172,7 @@
       <w:spacing w:after="0" w:line="240" w:lineRule="auto"/>
     </w:pPr>
     <w:rPr>
-      <w:rFonts w:asciiTheme="majorHAnsi" w:cstheme="majorBidi" w:eastAsiaTheme="majorEastAsia" w:hAnsiTheme="majorHAnsi"/>
+      <w:rFonts w:asciiTheme="majorHAnsi" w:cstheme="majorBidi" w:hAnsiTheme="majorHAnsi" w:eastAsia="黑体"/>
       <w:color w:themeColor="text1" w:val="000000"/>
     </w:rPr>
     <w:tblPr>
@@ -11634,6 +12199,7 @@
     </w:tcPr>
     <w:tblStylePr w:type="firstRow">
       <w:rPr>
+        <w:rFonts w:eastAsia="黑体"/>
         <w:b/>
         <w:bCs/>
         <w:color w:themeColor="text1" w:val="000000"/>
@@ -11645,6 +12211,7 @@
     </w:tblStylePr>
     <w:tblStylePr w:type="lastRow">
       <w:rPr>
+        <w:rFonts w:eastAsia="黑体"/>
         <w:b/>
         <w:bCs/>
         <w:color w:themeColor="text1" w:val="000000"/>
@@ -11664,6 +12231,7 @@
     </w:tblStylePr>
     <w:tblStylePr w:type="firstCol">
       <w:rPr>
+        <w:rFonts w:eastAsia="黑体"/>
         <w:b/>
         <w:bCs/>
         <w:color w:themeColor="text1" w:val="000000"/>
@@ -11683,6 +12251,7 @@
     </w:tblStylePr>
     <w:tblStylePr w:type="lastCol">
       <w:rPr>
+        <w:rFonts w:eastAsia="黑体"/>
         <w:b w:val="0"/>
         <w:bCs w:val="0"/>
         <w:color w:themeColor="text1" w:val="000000"/>
@@ -11732,7 +12301,7 @@
       <w:spacing w:after="0" w:line="240" w:lineRule="auto"/>
     </w:pPr>
     <w:rPr>
-      <w:rFonts w:asciiTheme="majorHAnsi" w:cstheme="majorBidi" w:eastAsiaTheme="majorEastAsia" w:hAnsiTheme="majorHAnsi"/>
+      <w:rFonts w:asciiTheme="majorHAnsi" w:cstheme="majorBidi" w:hAnsiTheme="majorHAnsi" w:eastAsia="黑体"/>
       <w:color w:themeColor="text1" w:val="000000"/>
     </w:rPr>
     <w:tblPr>
@@ -11759,6 +12328,7 @@
     </w:tcPr>
     <w:tblStylePr w:type="firstRow">
       <w:rPr>
+        <w:rFonts w:eastAsia="黑体"/>
         <w:b/>
         <w:bCs/>
         <w:color w:themeColor="text1" w:val="000000"/>
@@ -11770,6 +12340,7 @@
     </w:tblStylePr>
     <w:tblStylePr w:type="lastRow">
       <w:rPr>
+        <w:rFonts w:eastAsia="黑体"/>
         <w:b/>
         <w:bCs/>
         <w:color w:themeColor="text1" w:val="000000"/>
@@ -11789,6 +12360,7 @@
     </w:tblStylePr>
     <w:tblStylePr w:type="firstCol">
       <w:rPr>
+        <w:rFonts w:eastAsia="黑体"/>
         <w:b/>
         <w:bCs/>
         <w:color w:themeColor="text1" w:val="000000"/>
@@ -11808,6 +12380,7 @@
     </w:tblStylePr>
     <w:tblStylePr w:type="lastCol">
       <w:rPr>
+        <w:rFonts w:eastAsia="黑体"/>
         <w:b w:val="0"/>
         <w:bCs w:val="0"/>
         <w:color w:themeColor="text1" w:val="000000"/>
@@ -11857,7 +12430,7 @@
       <w:spacing w:after="0" w:line="240" w:lineRule="auto"/>
     </w:pPr>
     <w:rPr>
-      <w:rFonts w:asciiTheme="majorHAnsi" w:cstheme="majorBidi" w:eastAsiaTheme="majorEastAsia" w:hAnsiTheme="majorHAnsi"/>
+      <w:rFonts w:asciiTheme="majorHAnsi" w:cstheme="majorBidi" w:hAnsiTheme="majorHAnsi" w:eastAsia="黑体"/>
       <w:color w:themeColor="text1" w:val="000000"/>
     </w:rPr>
     <w:tblPr>
@@ -11884,6 +12457,7 @@
     </w:tcPr>
     <w:tblStylePr w:type="firstRow">
       <w:rPr>
+        <w:rFonts w:eastAsia="黑体"/>
         <w:b/>
         <w:bCs/>
         <w:color w:themeColor="text1" w:val="000000"/>
@@ -11895,6 +12469,7 @@
     </w:tblStylePr>
     <w:tblStylePr w:type="lastRow">
       <w:rPr>
+        <w:rFonts w:eastAsia="黑体"/>
         <w:b/>
         <w:bCs/>
         <w:color w:themeColor="text1" w:val="000000"/>
@@ -11914,6 +12489,7 @@
     </w:tblStylePr>
     <w:tblStylePr w:type="firstCol">
       <w:rPr>
+        <w:rFonts w:eastAsia="黑体"/>
         <w:b/>
         <w:bCs/>
         <w:color w:themeColor="text1" w:val="000000"/>
@@ -11933,6 +12509,7 @@
     </w:tblStylePr>
     <w:tblStylePr w:type="lastCol">
       <w:rPr>
+        <w:rFonts w:eastAsia="黑体"/>
         <w:b w:val="0"/>
         <w:bCs w:val="0"/>
         <w:color w:themeColor="text1" w:val="000000"/>
@@ -11982,7 +12559,7 @@
       <w:spacing w:after="0" w:line="240" w:lineRule="auto"/>
     </w:pPr>
     <w:rPr>
-      <w:rFonts w:asciiTheme="majorHAnsi" w:cstheme="majorBidi" w:eastAsiaTheme="majorEastAsia" w:hAnsiTheme="majorHAnsi"/>
+      <w:rFonts w:asciiTheme="majorHAnsi" w:cstheme="majorBidi" w:hAnsiTheme="majorHAnsi" w:eastAsia="黑体"/>
       <w:color w:themeColor="text1" w:val="000000"/>
     </w:rPr>
     <w:tblPr>
@@ -12009,6 +12586,7 @@
     </w:tcPr>
     <w:tblStylePr w:type="firstRow">
       <w:rPr>
+        <w:rFonts w:eastAsia="黑体"/>
         <w:b/>
         <w:bCs/>
         <w:color w:themeColor="text1" w:val="000000"/>
@@ -12020,6 +12598,7 @@
     </w:tblStylePr>
     <w:tblStylePr w:type="lastRow">
       <w:rPr>
+        <w:rFonts w:eastAsia="黑体"/>
         <w:b/>
         <w:bCs/>
         <w:color w:themeColor="text1" w:val="000000"/>
@@ -12039,6 +12618,7 @@
     </w:tblStylePr>
     <w:tblStylePr w:type="firstCol">
       <w:rPr>
+        <w:rFonts w:eastAsia="黑体"/>
         <w:b/>
         <w:bCs/>
         <w:color w:themeColor="text1" w:val="000000"/>
@@ -12058,6 +12638,7 @@
     </w:tblStylePr>
     <w:tblStylePr w:type="lastCol">
       <w:rPr>
+        <w:rFonts w:eastAsia="黑体"/>
         <w:b w:val="0"/>
         <w:bCs w:val="0"/>
         <w:color w:themeColor="text1" w:val="000000"/>
@@ -12130,6 +12711,7 @@
     </w:tcPr>
     <w:tblStylePr w:type="firstRow">
       <w:rPr>
+        <w:rFonts w:eastAsia="黑体"/>
         <w:b/>
         <w:bCs/>
         <w:i w:val="0"/>
@@ -12151,6 +12733,7 @@
     </w:tblStylePr>
     <w:tblStylePr w:type="lastRow">
       <w:rPr>
+        <w:rFonts w:eastAsia="黑体"/>
         <w:b/>
         <w:bCs/>
         <w:i w:val="0"/>
@@ -12172,6 +12755,7 @@
     </w:tblStylePr>
     <w:tblStylePr w:type="firstCol">
       <w:rPr>
+        <w:rFonts w:eastAsia="黑体"/>
         <w:b/>
         <w:bCs/>
         <w:i w:val="0"/>
@@ -12191,6 +12775,7 @@
     </w:tblStylePr>
     <w:tblStylePr w:type="lastCol">
       <w:rPr>
+        <w:rFonts w:eastAsia="黑体"/>
         <w:b/>
         <w:bCs/>
         <w:i w:val="0"/>
@@ -12271,6 +12856,7 @@
     </w:tcPr>
     <w:tblStylePr w:type="firstRow">
       <w:rPr>
+        <w:rFonts w:eastAsia="黑体"/>
         <w:b/>
         <w:bCs/>
         <w:i w:val="0"/>
@@ -12292,6 +12878,7 @@
     </w:tblStylePr>
     <w:tblStylePr w:type="lastRow">
       <w:rPr>
+        <w:rFonts w:eastAsia="黑体"/>
         <w:b/>
         <w:bCs/>
         <w:i w:val="0"/>
@@ -12313,6 +12900,7 @@
     </w:tblStylePr>
     <w:tblStylePr w:type="firstCol">
       <w:rPr>
+        <w:rFonts w:eastAsia="黑体"/>
         <w:b/>
         <w:bCs/>
         <w:i w:val="0"/>
@@ -12332,6 +12920,7 @@
     </w:tblStylePr>
     <w:tblStylePr w:type="lastCol">
       <w:rPr>
+        <w:rFonts w:eastAsia="黑体"/>
         <w:b/>
         <w:bCs/>
         <w:i w:val="0"/>
@@ -12412,6 +13001,7 @@
     </w:tcPr>
     <w:tblStylePr w:type="firstRow">
       <w:rPr>
+        <w:rFonts w:eastAsia="黑体"/>
         <w:b/>
         <w:bCs/>
         <w:i w:val="0"/>
@@ -12433,6 +13023,7 @@
     </w:tblStylePr>
     <w:tblStylePr w:type="lastRow">
       <w:rPr>
+        <w:rFonts w:eastAsia="黑体"/>
         <w:b/>
         <w:bCs/>
         <w:i w:val="0"/>
@@ -12454,6 +13045,7 @@
     </w:tblStylePr>
     <w:tblStylePr w:type="firstCol">
       <w:rPr>
+        <w:rFonts w:eastAsia="黑体"/>
         <w:b/>
         <w:bCs/>
         <w:i w:val="0"/>
@@ -12473,6 +13065,7 @@
     </w:tblStylePr>
     <w:tblStylePr w:type="lastCol">
       <w:rPr>
+        <w:rFonts w:eastAsia="黑体"/>
         <w:b/>
         <w:bCs/>
         <w:i w:val="0"/>
@@ -12553,6 +13146,7 @@
     </w:tcPr>
     <w:tblStylePr w:type="firstRow">
       <w:rPr>
+        <w:rFonts w:eastAsia="黑体"/>
         <w:b/>
         <w:bCs/>
         <w:i w:val="0"/>
@@ -12574,6 +13168,7 @@
     </w:tblStylePr>
     <w:tblStylePr w:type="lastRow">
       <w:rPr>
+        <w:rFonts w:eastAsia="黑体"/>
         <w:b/>
         <w:bCs/>
         <w:i w:val="0"/>
@@ -12595,6 +13190,7 @@
     </w:tblStylePr>
     <w:tblStylePr w:type="firstCol">
       <w:rPr>
+        <w:rFonts w:eastAsia="黑体"/>
         <w:b/>
         <w:bCs/>
         <w:i w:val="0"/>
@@ -12614,6 +13210,7 @@
     </w:tblStylePr>
     <w:tblStylePr w:type="lastCol">
       <w:rPr>
+        <w:rFonts w:eastAsia="黑体"/>
         <w:b/>
         <w:bCs/>
         <w:i w:val="0"/>
@@ -12694,6 +13291,7 @@
     </w:tcPr>
     <w:tblStylePr w:type="firstRow">
       <w:rPr>
+        <w:rFonts w:eastAsia="黑体"/>
         <w:b/>
         <w:bCs/>
         <w:i w:val="0"/>
@@ -12715,6 +13313,7 @@
     </w:tblStylePr>
     <w:tblStylePr w:type="lastRow">
       <w:rPr>
+        <w:rFonts w:eastAsia="黑体"/>
         <w:b/>
         <w:bCs/>
         <w:i w:val="0"/>
@@ -12736,6 +13335,7 @@
     </w:tblStylePr>
     <w:tblStylePr w:type="firstCol">
       <w:rPr>
+        <w:rFonts w:eastAsia="黑体"/>
         <w:b/>
         <w:bCs/>
         <w:i w:val="0"/>
@@ -12755,6 +13355,7 @@
     </w:tblStylePr>
     <w:tblStylePr w:type="lastCol">
       <w:rPr>
+        <w:rFonts w:eastAsia="黑体"/>
         <w:b/>
         <w:bCs/>
         <w:i w:val="0"/>
@@ -12835,6 +13436,7 @@
     </w:tcPr>
     <w:tblStylePr w:type="firstRow">
       <w:rPr>
+        <w:rFonts w:eastAsia="黑体"/>
         <w:b/>
         <w:bCs/>
         <w:i w:val="0"/>
@@ -12856,6 +13458,7 @@
     </w:tblStylePr>
     <w:tblStylePr w:type="lastRow">
       <w:rPr>
+        <w:rFonts w:eastAsia="黑体"/>
         <w:b/>
         <w:bCs/>
         <w:i w:val="0"/>
@@ -12877,6 +13480,7 @@
     </w:tblStylePr>
     <w:tblStylePr w:type="firstCol">
       <w:rPr>
+        <w:rFonts w:eastAsia="黑体"/>
         <w:b/>
         <w:bCs/>
         <w:i w:val="0"/>
@@ -12896,6 +13500,7 @@
     </w:tblStylePr>
     <w:tblStylePr w:type="lastCol">
       <w:rPr>
+        <w:rFonts w:eastAsia="黑体"/>
         <w:b/>
         <w:bCs/>
         <w:i w:val="0"/>
@@ -12976,6 +13581,7 @@
     </w:tcPr>
     <w:tblStylePr w:type="firstRow">
       <w:rPr>
+        <w:rFonts w:eastAsia="黑体"/>
         <w:b/>
         <w:bCs/>
         <w:i w:val="0"/>
@@ -12997,6 +13603,7 @@
     </w:tblStylePr>
     <w:tblStylePr w:type="lastRow">
       <w:rPr>
+        <w:rFonts w:eastAsia="黑体"/>
         <w:b/>
         <w:bCs/>
         <w:i w:val="0"/>
@@ -13018,6 +13625,7 @@
     </w:tblStylePr>
     <w:tblStylePr w:type="firstCol">
       <w:rPr>
+        <w:rFonts w:eastAsia="黑体"/>
         <w:b/>
         <w:bCs/>
         <w:i w:val="0"/>
@@ -13037,6 +13645,7 @@
     </w:tblStylePr>
     <w:tblStylePr w:type="lastCol">
       <w:rPr>
+        <w:rFonts w:eastAsia="黑体"/>
         <w:b/>
         <w:bCs/>
         <w:i w:val="0"/>
@@ -13094,6 +13703,7 @@
       <w:spacing w:after="0" w:line="240" w:lineRule="auto"/>
     </w:pPr>
     <w:rPr>
+      <w:rFonts w:eastAsia="黑体"/>
       <w:color w:themeColor="background1" w:val="FFFFFF"/>
     </w:rPr>
     <w:tblPr>
@@ -13112,6 +13722,7 @@
     </w:tcPr>
     <w:tblStylePr w:type="firstRow">
       <w:rPr>
+        <w:rFonts w:eastAsia="黑体"/>
         <w:b/>
         <w:bCs/>
       </w:rPr>
@@ -13208,6 +13819,7 @@
       <w:spacing w:after="0" w:line="240" w:lineRule="auto"/>
     </w:pPr>
     <w:rPr>
+      <w:rFonts w:eastAsia="黑体"/>
       <w:color w:themeColor="background1" w:val="FFFFFF"/>
     </w:rPr>
     <w:tblPr>
@@ -13226,6 +13838,7 @@
     </w:tcPr>
     <w:tblStylePr w:type="firstRow">
       <w:rPr>
+        <w:rFonts w:eastAsia="黑体"/>
         <w:b/>
         <w:bCs/>
       </w:rPr>
@@ -13322,6 +13935,7 @@
       <w:spacing w:after="0" w:line="240" w:lineRule="auto"/>
     </w:pPr>
     <w:rPr>
+      <w:rFonts w:eastAsia="黑体"/>
       <w:color w:themeColor="background1" w:val="FFFFFF"/>
     </w:rPr>
     <w:tblPr>
@@ -13340,6 +13954,7 @@
     </w:tcPr>
     <w:tblStylePr w:type="firstRow">
       <w:rPr>
+        <w:rFonts w:eastAsia="黑体"/>
         <w:b/>
         <w:bCs/>
       </w:rPr>
@@ -13436,6 +14051,7 @@
       <w:spacing w:after="0" w:line="240" w:lineRule="auto"/>
     </w:pPr>
     <w:rPr>
+      <w:rFonts w:eastAsia="黑体"/>
       <w:color w:themeColor="background1" w:val="FFFFFF"/>
     </w:rPr>
     <w:tblPr>
@@ -13454,6 +14070,7 @@
     </w:tcPr>
     <w:tblStylePr w:type="firstRow">
       <w:rPr>
+        <w:rFonts w:eastAsia="黑体"/>
         <w:b/>
         <w:bCs/>
       </w:rPr>
@@ -13550,6 +14167,7 @@
       <w:spacing w:after="0" w:line="240" w:lineRule="auto"/>
     </w:pPr>
     <w:rPr>
+      <w:rFonts w:eastAsia="黑体"/>
       <w:color w:themeColor="background1" w:val="FFFFFF"/>
     </w:rPr>
     <w:tblPr>
@@ -13568,6 +14186,7 @@
     </w:tcPr>
     <w:tblStylePr w:type="firstRow">
       <w:rPr>
+        <w:rFonts w:eastAsia="黑体"/>
         <w:b/>
         <w:bCs/>
       </w:rPr>
@@ -13664,6 +14283,7 @@
       <w:spacing w:after="0" w:line="240" w:lineRule="auto"/>
     </w:pPr>
     <w:rPr>
+      <w:rFonts w:eastAsia="黑体"/>
       <w:color w:themeColor="background1" w:val="FFFFFF"/>
     </w:rPr>
     <w:tblPr>
@@ -13682,6 +14302,7 @@
     </w:tcPr>
     <w:tblStylePr w:type="firstRow">
       <w:rPr>
+        <w:rFonts w:eastAsia="黑体"/>
         <w:b/>
         <w:bCs/>
       </w:rPr>
@@ -13778,6 +14399,7 @@
       <w:spacing w:after="0" w:line="240" w:lineRule="auto"/>
     </w:pPr>
     <w:rPr>
+      <w:rFonts w:eastAsia="黑体"/>
       <w:color w:themeColor="background1" w:val="FFFFFF"/>
     </w:rPr>
     <w:tblPr>
@@ -13796,6 +14418,7 @@
     </w:tcPr>
     <w:tblStylePr w:type="firstRow">
       <w:rPr>
+        <w:rFonts w:eastAsia="黑体"/>
         <w:b/>
         <w:bCs/>
       </w:rPr>
@@ -13892,6 +14515,7 @@
       <w:spacing w:after="0" w:line="240" w:lineRule="auto"/>
     </w:pPr>
     <w:rPr>
+      <w:rFonts w:eastAsia="黑体"/>
       <w:color w:themeColor="text1" w:val="000000"/>
     </w:rPr>
     <w:tblPr>
@@ -13918,6 +14542,7 @@
     </w:tcPr>
     <w:tblStylePr w:type="firstRow">
       <w:rPr>
+        <w:rFonts w:eastAsia="黑体"/>
         <w:b/>
         <w:bCs/>
       </w:rPr>
@@ -13936,6 +14561,7 @@
     </w:tblStylePr>
     <w:tblStylePr w:type="lastRow">
       <w:rPr>
+        <w:rFonts w:eastAsia="黑体"/>
         <w:b/>
         <w:bCs/>
         <w:color w:themeColor="background1" w:val="FFFFFF"/>
@@ -13950,6 +14576,7 @@
     </w:tblStylePr>
     <w:tblStylePr w:type="firstCol">
       <w:rPr>
+        <w:rFonts w:eastAsia="黑体"/>
         <w:color w:themeColor="background1" w:val="FFFFFF"/>
       </w:rPr>
       <w:tblPr/>
@@ -13967,6 +14594,7 @@
     </w:tblStylePr>
     <w:tblStylePr w:type="lastCol">
       <w:rPr>
+        <w:rFonts w:eastAsia="黑体"/>
         <w:color w:themeColor="background1" w:val="FFFFFF"/>
       </w:rPr>
       <w:tblPr/>
@@ -13996,11 +14624,13 @@
     </w:tblStylePr>
     <w:tblStylePr w:type="neCell">
       <w:rPr>
+        <w:rFonts w:eastAsia="黑体"/>
         <w:color w:themeColor="text1" w:val="000000"/>
       </w:rPr>
     </w:tblStylePr>
     <w:tblStylePr w:type="nwCell">
       <w:rPr>
+        <w:rFonts w:eastAsia="黑体"/>
         <w:color w:themeColor="text1" w:val="000000"/>
       </w:rPr>
     </w:tblStylePr>
@@ -14014,6 +14644,7 @@
       <w:spacing w:after="0" w:line="240" w:lineRule="auto"/>
     </w:pPr>
     <w:rPr>
+      <w:rFonts w:eastAsia="黑体"/>
       <w:color w:themeColor="text1" w:val="000000"/>
     </w:rPr>
     <w:tblPr>
@@ -14040,6 +14671,7 @@
     </w:tcPr>
     <w:tblStylePr w:type="firstRow">
       <w:rPr>
+        <w:rFonts w:eastAsia="黑体"/>
         <w:b/>
         <w:bCs/>
       </w:rPr>
@@ -14058,6 +14690,7 @@
     </w:tblStylePr>
     <w:tblStylePr w:type="lastRow">
       <w:rPr>
+        <w:rFonts w:eastAsia="黑体"/>
         <w:b/>
         <w:bCs/>
         <w:color w:themeColor="background1" w:val="FFFFFF"/>
@@ -14072,6 +14705,7 @@
     </w:tblStylePr>
     <w:tblStylePr w:type="firstCol">
       <w:rPr>
+        <w:rFonts w:eastAsia="黑体"/>
         <w:color w:themeColor="background1" w:val="FFFFFF"/>
       </w:rPr>
       <w:tblPr/>
@@ -14089,6 +14723,7 @@
     </w:tblStylePr>
     <w:tblStylePr w:type="lastCol">
       <w:rPr>
+        <w:rFonts w:eastAsia="黑体"/>
         <w:color w:themeColor="background1" w:val="FFFFFF"/>
       </w:rPr>
       <w:tblPr/>
@@ -14118,11 +14753,13 @@
     </w:tblStylePr>
     <w:tblStylePr w:type="neCell">
       <w:rPr>
+        <w:rFonts w:eastAsia="黑体"/>
         <w:color w:themeColor="text1" w:val="000000"/>
       </w:rPr>
     </w:tblStylePr>
     <w:tblStylePr w:type="nwCell">
       <w:rPr>
+        <w:rFonts w:eastAsia="黑体"/>
         <w:color w:themeColor="text1" w:val="000000"/>
       </w:rPr>
     </w:tblStylePr>
@@ -14136,6 +14773,7 @@
       <w:spacing w:after="0" w:line="240" w:lineRule="auto"/>
     </w:pPr>
     <w:rPr>
+      <w:rFonts w:eastAsia="黑体"/>
       <w:color w:themeColor="text1" w:val="000000"/>
     </w:rPr>
     <w:tblPr>
@@ -14162,6 +14800,7 @@
     </w:tcPr>
     <w:tblStylePr w:type="firstRow">
       <w:rPr>
+        <w:rFonts w:eastAsia="黑体"/>
         <w:b/>
         <w:bCs/>
       </w:rPr>
@@ -14180,6 +14819,7 @@
     </w:tblStylePr>
     <w:tblStylePr w:type="lastRow">
       <w:rPr>
+        <w:rFonts w:eastAsia="黑体"/>
         <w:b/>
         <w:bCs/>
         <w:color w:themeColor="background1" w:val="FFFFFF"/>
@@ -14194,6 +14834,7 @@
     </w:tblStylePr>
     <w:tblStylePr w:type="firstCol">
       <w:rPr>
+        <w:rFonts w:eastAsia="黑体"/>
         <w:color w:themeColor="background1" w:val="FFFFFF"/>
       </w:rPr>
       <w:tblPr/>
@@ -14211,6 +14852,7 @@
     </w:tblStylePr>
     <w:tblStylePr w:type="lastCol">
       <w:rPr>
+        <w:rFonts w:eastAsia="黑体"/>
         <w:color w:themeColor="background1" w:val="FFFFFF"/>
       </w:rPr>
       <w:tblPr/>
@@ -14240,11 +14882,13 @@
     </w:tblStylePr>
     <w:tblStylePr w:type="neCell">
       <w:rPr>
+        <w:rFonts w:eastAsia="黑体"/>
         <w:color w:themeColor="text1" w:val="000000"/>
       </w:rPr>
     </w:tblStylePr>
     <w:tblStylePr w:type="nwCell">
       <w:rPr>
+        <w:rFonts w:eastAsia="黑体"/>
         <w:color w:themeColor="text1" w:val="000000"/>
       </w:rPr>
     </w:tblStylePr>
@@ -14258,6 +14902,7 @@
       <w:spacing w:after="0" w:line="240" w:lineRule="auto"/>
     </w:pPr>
     <w:rPr>
+      <w:rFonts w:eastAsia="黑体"/>
       <w:color w:themeColor="text1" w:val="000000"/>
     </w:rPr>
     <w:tblPr>
@@ -14284,6 +14929,7 @@
     </w:tcPr>
     <w:tblStylePr w:type="firstRow">
       <w:rPr>
+        <w:rFonts w:eastAsia="黑体"/>
         <w:b/>
         <w:bCs/>
       </w:rPr>
@@ -14302,6 +14948,7 @@
     </w:tblStylePr>
     <w:tblStylePr w:type="lastRow">
       <w:rPr>
+        <w:rFonts w:eastAsia="黑体"/>
         <w:b/>
         <w:bCs/>
         <w:color w:themeColor="background1" w:val="FFFFFF"/>
@@ -14316,6 +14963,7 @@
     </w:tblStylePr>
     <w:tblStylePr w:type="firstCol">
       <w:rPr>
+        <w:rFonts w:eastAsia="黑体"/>
         <w:color w:themeColor="background1" w:val="FFFFFF"/>
       </w:rPr>
       <w:tblPr/>
@@ -14333,6 +14981,7 @@
     </w:tblStylePr>
     <w:tblStylePr w:type="lastCol">
       <w:rPr>
+        <w:rFonts w:eastAsia="黑体"/>
         <w:color w:themeColor="background1" w:val="FFFFFF"/>
       </w:rPr>
       <w:tblPr/>
@@ -14370,6 +15019,7 @@
       <w:spacing w:after="0" w:line="240" w:lineRule="auto"/>
     </w:pPr>
     <w:rPr>
+      <w:rFonts w:eastAsia="黑体"/>
       <w:color w:themeColor="text1" w:val="000000"/>
     </w:rPr>
     <w:tblPr>
@@ -14396,6 +15046,7 @@
     </w:tcPr>
     <w:tblStylePr w:type="firstRow">
       <w:rPr>
+        <w:rFonts w:eastAsia="黑体"/>
         <w:b/>
         <w:bCs/>
       </w:rPr>
@@ -14414,6 +15065,7 @@
     </w:tblStylePr>
     <w:tblStylePr w:type="lastRow">
       <w:rPr>
+        <w:rFonts w:eastAsia="黑体"/>
         <w:b/>
         <w:bCs/>
         <w:color w:themeColor="background1" w:val="FFFFFF"/>
@@ -14428,6 +15080,7 @@
     </w:tblStylePr>
     <w:tblStylePr w:type="firstCol">
       <w:rPr>
+        <w:rFonts w:eastAsia="黑体"/>
         <w:color w:themeColor="background1" w:val="FFFFFF"/>
       </w:rPr>
       <w:tblPr/>
@@ -14445,6 +15098,7 @@
     </w:tblStylePr>
     <w:tblStylePr w:type="lastCol">
       <w:rPr>
+        <w:rFonts w:eastAsia="黑体"/>
         <w:color w:themeColor="background1" w:val="FFFFFF"/>
       </w:rPr>
       <w:tblPr/>
@@ -14474,11 +15128,13 @@
     </w:tblStylePr>
     <w:tblStylePr w:type="neCell">
       <w:rPr>
+        <w:rFonts w:eastAsia="黑体"/>
         <w:color w:themeColor="text1" w:val="000000"/>
       </w:rPr>
     </w:tblStylePr>
     <w:tblStylePr w:type="nwCell">
       <w:rPr>
+        <w:rFonts w:eastAsia="黑体"/>
         <w:color w:themeColor="text1" w:val="000000"/>
       </w:rPr>
     </w:tblStylePr>
@@ -14492,6 +15148,7 @@
       <w:spacing w:after="0" w:line="240" w:lineRule="auto"/>
     </w:pPr>
     <w:rPr>
+      <w:rFonts w:eastAsia="黑体"/>
       <w:color w:themeColor="text1" w:val="000000"/>
     </w:rPr>
     <w:tblPr>
@@ -14518,6 +15175,7 @@
     </w:tcPr>
     <w:tblStylePr w:type="firstRow">
       <w:rPr>
+        <w:rFonts w:eastAsia="黑体"/>
         <w:b/>
         <w:bCs/>
       </w:rPr>
@@ -14536,6 +15194,7 @@
     </w:tblStylePr>
     <w:tblStylePr w:type="lastRow">
       <w:rPr>
+        <w:rFonts w:eastAsia="黑体"/>
         <w:b/>
         <w:bCs/>
         <w:color w:themeColor="background1" w:val="FFFFFF"/>
@@ -14550,6 +15209,7 @@
     </w:tblStylePr>
     <w:tblStylePr w:type="firstCol">
       <w:rPr>
+        <w:rFonts w:eastAsia="黑体"/>
         <w:color w:themeColor="background1" w:val="FFFFFF"/>
       </w:rPr>
       <w:tblPr/>
@@ -14567,6 +15227,7 @@
     </w:tblStylePr>
     <w:tblStylePr w:type="lastCol">
       <w:rPr>
+        <w:rFonts w:eastAsia="黑体"/>
         <w:color w:themeColor="background1" w:val="FFFFFF"/>
       </w:rPr>
       <w:tblPr/>
@@ -14596,11 +15257,13 @@
     </w:tblStylePr>
     <w:tblStylePr w:type="neCell">
       <w:rPr>
+        <w:rFonts w:eastAsia="黑体"/>
         <w:color w:themeColor="text1" w:val="000000"/>
       </w:rPr>
     </w:tblStylePr>
     <w:tblStylePr w:type="nwCell">
       <w:rPr>
+        <w:rFonts w:eastAsia="黑体"/>
         <w:color w:themeColor="text1" w:val="000000"/>
       </w:rPr>
     </w:tblStylePr>
@@ -14614,6 +15277,7 @@
       <w:spacing w:after="0" w:line="240" w:lineRule="auto"/>
     </w:pPr>
     <w:rPr>
+      <w:rFonts w:eastAsia="黑体"/>
       <w:color w:themeColor="text1" w:val="000000"/>
     </w:rPr>
     <w:tblPr>
@@ -14640,6 +15304,7 @@
     </w:tcPr>
     <w:tblStylePr w:type="firstRow">
       <w:rPr>
+        <w:rFonts w:eastAsia="黑体"/>
         <w:b/>
         <w:bCs/>
       </w:rPr>
@@ -14658,6 +15323,7 @@
     </w:tblStylePr>
     <w:tblStylePr w:type="lastRow">
       <w:rPr>
+        <w:rFonts w:eastAsia="黑体"/>
         <w:b/>
         <w:bCs/>
         <w:color w:themeColor="background1" w:val="FFFFFF"/>
@@ -14672,6 +15338,7 @@
     </w:tblStylePr>
     <w:tblStylePr w:type="firstCol">
       <w:rPr>
+        <w:rFonts w:eastAsia="黑体"/>
         <w:color w:themeColor="background1" w:val="FFFFFF"/>
       </w:rPr>
       <w:tblPr/>
@@ -14689,6 +15356,7 @@
     </w:tblStylePr>
     <w:tblStylePr w:type="lastCol">
       <w:rPr>
+        <w:rFonts w:eastAsia="黑体"/>
         <w:color w:themeColor="background1" w:val="FFFFFF"/>
       </w:rPr>
       <w:tblPr/>
@@ -14718,11 +15386,13 @@
     </w:tblStylePr>
     <w:tblStylePr w:type="neCell">
       <w:rPr>
+        <w:rFonts w:eastAsia="黑体"/>
         <w:color w:themeColor="text1" w:val="000000"/>
       </w:rPr>
     </w:tblStylePr>
     <w:tblStylePr w:type="nwCell">
       <w:rPr>
+        <w:rFonts w:eastAsia="黑体"/>
         <w:color w:themeColor="text1" w:val="000000"/>
       </w:rPr>
     </w:tblStylePr>
@@ -14736,6 +15406,7 @@
       <w:spacing w:after="0" w:line="240" w:lineRule="auto"/>
     </w:pPr>
     <w:rPr>
+      <w:rFonts w:eastAsia="黑体"/>
       <w:color w:themeColor="text1" w:val="000000"/>
     </w:rPr>
     <w:tblPr>
@@ -14754,6 +15425,7 @@
     </w:tcPr>
     <w:tblStylePr w:type="firstRow">
       <w:rPr>
+        <w:rFonts w:eastAsia="黑体"/>
         <w:b/>
         <w:bCs/>
         <w:color w:themeColor="background1" w:val="FFFFFF"/>
@@ -14768,6 +15440,7 @@
     </w:tblStylePr>
     <w:tblStylePr w:type="lastRow">
       <w:rPr>
+        <w:rFonts w:eastAsia="黑体"/>
         <w:b/>
         <w:bCs/>
         <w:color w:themeColor="accent2" w:themeShade="CC" w:val="9E3A38"/>
@@ -14782,12 +15455,14 @@
     </w:tblStylePr>
     <w:tblStylePr w:type="firstCol">
       <w:rPr>
+        <w:rFonts w:eastAsia="黑体"/>
         <w:b/>
         <w:bCs/>
       </w:rPr>
     </w:tblStylePr>
     <w:tblStylePr w:type="lastCol">
       <w:rPr>
+        <w:rFonts w:eastAsia="黑体"/>
         <w:b/>
         <w:bCs/>
       </w:rPr>
@@ -14822,6 +15497,7 @@
       <w:spacing w:after="0" w:line="240" w:lineRule="auto"/>
     </w:pPr>
     <w:rPr>
+      <w:rFonts w:eastAsia="黑体"/>
       <w:color w:themeColor="text1" w:val="000000"/>
     </w:rPr>
     <w:tblPr>
@@ -14840,6 +15516,7 @@
     </w:tcPr>
     <w:tblStylePr w:type="firstRow">
       <w:rPr>
+        <w:rFonts w:eastAsia="黑体"/>
         <w:b/>
         <w:bCs/>
         <w:color w:themeColor="background1" w:val="FFFFFF"/>
@@ -14854,6 +15531,7 @@
     </w:tblStylePr>
     <w:tblStylePr w:type="lastRow">
       <w:rPr>
+        <w:rFonts w:eastAsia="黑体"/>
         <w:b/>
         <w:bCs/>
         <w:color w:themeColor="accent2" w:themeShade="CC" w:val="9E3A38"/>
@@ -14868,12 +15546,14 @@
     </w:tblStylePr>
     <w:tblStylePr w:type="firstCol">
       <w:rPr>
+        <w:rFonts w:eastAsia="黑体"/>
         <w:b/>
         <w:bCs/>
       </w:rPr>
     </w:tblStylePr>
     <w:tblStylePr w:type="lastCol">
       <w:rPr>
+        <w:rFonts w:eastAsia="黑体"/>
         <w:b/>
         <w:bCs/>
       </w:rPr>
@@ -14908,6 +15588,7 @@
       <w:spacing w:after="0" w:line="240" w:lineRule="auto"/>
     </w:pPr>
     <w:rPr>
+      <w:rFonts w:eastAsia="黑体"/>
       <w:color w:themeColor="text1" w:val="000000"/>
     </w:rPr>
     <w:tblPr>
@@ -14926,6 +15607,7 @@
     </w:tcPr>
     <w:tblStylePr w:type="firstRow">
       <w:rPr>
+        <w:rFonts w:eastAsia="黑体"/>
         <w:b/>
         <w:bCs/>
         <w:color w:themeColor="background1" w:val="FFFFFF"/>
@@ -14940,6 +15622,7 @@
     </w:tblStylePr>
     <w:tblStylePr w:type="lastRow">
       <w:rPr>
+        <w:rFonts w:eastAsia="黑体"/>
         <w:b/>
         <w:bCs/>
         <w:color w:themeColor="accent2" w:themeShade="CC" w:val="9E3A38"/>
@@ -14954,12 +15637,14 @@
     </w:tblStylePr>
     <w:tblStylePr w:type="firstCol">
       <w:rPr>
+        <w:rFonts w:eastAsia="黑体"/>
         <w:b/>
         <w:bCs/>
       </w:rPr>
     </w:tblStylePr>
     <w:tblStylePr w:type="lastCol">
       <w:rPr>
+        <w:rFonts w:eastAsia="黑体"/>
         <w:b/>
         <w:bCs/>
       </w:rPr>
@@ -14994,6 +15679,7 @@
       <w:spacing w:after="0" w:line="240" w:lineRule="auto"/>
     </w:pPr>
     <w:rPr>
+      <w:rFonts w:eastAsia="黑体"/>
       <w:color w:themeColor="text1" w:val="000000"/>
     </w:rPr>
     <w:tblPr>
@@ -15012,6 +15698,7 @@
     </w:tcPr>
     <w:tblStylePr w:type="firstRow">
       <w:rPr>
+        <w:rFonts w:eastAsia="黑体"/>
         <w:b/>
         <w:bCs/>
         <w:color w:themeColor="background1" w:val="FFFFFF"/>
@@ -15026,6 +15713,7 @@
     </w:tblStylePr>
     <w:tblStylePr w:type="lastRow">
       <w:rPr>
+        <w:rFonts w:eastAsia="黑体"/>
         <w:b/>
         <w:bCs/>
         <w:color w:themeColor="accent4" w:themeShade="CC" w:val="664E82"/>
@@ -15040,12 +15728,14 @@
     </w:tblStylePr>
     <w:tblStylePr w:type="firstCol">
       <w:rPr>
+        <w:rFonts w:eastAsia="黑体"/>
         <w:b/>
         <w:bCs/>
       </w:rPr>
     </w:tblStylePr>
     <w:tblStylePr w:type="lastCol">
       <w:rPr>
+        <w:rFonts w:eastAsia="黑体"/>
         <w:b/>
         <w:bCs/>
       </w:rPr>
@@ -15080,6 +15770,7 @@
       <w:spacing w:after="0" w:line="240" w:lineRule="auto"/>
     </w:pPr>
     <w:rPr>
+      <w:rFonts w:eastAsia="黑体"/>
       <w:color w:themeColor="text1" w:val="000000"/>
     </w:rPr>
     <w:tblPr>
@@ -15098,6 +15789,7 @@
     </w:tcPr>
     <w:tblStylePr w:type="firstRow">
       <w:rPr>
+        <w:rFonts w:eastAsia="黑体"/>
         <w:b/>
         <w:bCs/>
         <w:color w:themeColor="background1" w:val="FFFFFF"/>
@@ -15112,6 +15804,7 @@
     </w:tblStylePr>
     <w:tblStylePr w:type="lastRow">
       <w:rPr>
+        <w:rFonts w:eastAsia="黑体"/>
         <w:b/>
         <w:bCs/>
         <w:color w:themeColor="accent3" w:themeShade="CC" w:val="7E9C40"/>
@@ -15126,12 +15819,14 @@
     </w:tblStylePr>
     <w:tblStylePr w:type="firstCol">
       <w:rPr>
+        <w:rFonts w:eastAsia="黑体"/>
         <w:b/>
         <w:bCs/>
       </w:rPr>
     </w:tblStylePr>
     <w:tblStylePr w:type="lastCol">
       <w:rPr>
+        <w:rFonts w:eastAsia="黑体"/>
         <w:b/>
         <w:bCs/>
       </w:rPr>
@@ -15166,6 +15861,7 @@
       <w:spacing w:after="0" w:line="240" w:lineRule="auto"/>
     </w:pPr>
     <w:rPr>
+      <w:rFonts w:eastAsia="黑体"/>
       <w:color w:themeColor="text1" w:val="000000"/>
     </w:rPr>
     <w:tblPr>
@@ -15184,6 +15880,7 @@
     </w:tcPr>
     <w:tblStylePr w:type="firstRow">
       <w:rPr>
+        <w:rFonts w:eastAsia="黑体"/>
         <w:b/>
         <w:bCs/>
         <w:color w:themeColor="background1" w:val="FFFFFF"/>
@@ -15198,6 +15895,7 @@
     </w:tblStylePr>
     <w:tblStylePr w:type="lastRow">
       <w:rPr>
+        <w:rFonts w:eastAsia="黑体"/>
         <w:b/>
         <w:bCs/>
         <w:color w:themeColor="accent6" w:themeShade="CC" w:val="F2730A"/>
@@ -15212,12 +15910,14 @@
     </w:tblStylePr>
     <w:tblStylePr w:type="firstCol">
       <w:rPr>
+        <w:rFonts w:eastAsia="黑体"/>
         <w:b/>
         <w:bCs/>
       </w:rPr>
     </w:tblStylePr>
     <w:tblStylePr w:type="lastCol">
       <w:rPr>
+        <w:rFonts w:eastAsia="黑体"/>
         <w:b/>
         <w:bCs/>
       </w:rPr>
@@ -15252,6 +15952,7 @@
       <w:spacing w:after="0" w:line="240" w:lineRule="auto"/>
     </w:pPr>
     <w:rPr>
+      <w:rFonts w:eastAsia="黑体"/>
       <w:color w:themeColor="text1" w:val="000000"/>
     </w:rPr>
     <w:tblPr>
@@ -15270,6 +15971,7 @@
     </w:tcPr>
     <w:tblStylePr w:type="firstRow">
       <w:rPr>
+        <w:rFonts w:eastAsia="黑体"/>
         <w:b/>
         <w:bCs/>
         <w:color w:themeColor="background1" w:val="FFFFFF"/>
@@ -15284,6 +15986,7 @@
     </w:tblStylePr>
     <w:tblStylePr w:type="lastRow">
       <w:rPr>
+        <w:rFonts w:eastAsia="黑体"/>
         <w:b/>
         <w:bCs/>
         <w:color w:themeColor="accent5" w:themeShade="CC" w:val="348DA5"/>
@@ -15298,12 +16001,14 @@
     </w:tblStylePr>
     <w:tblStylePr w:type="firstCol">
       <w:rPr>
+        <w:rFonts w:eastAsia="黑体"/>
         <w:b/>
         <w:bCs/>
       </w:rPr>
     </w:tblStylePr>
     <w:tblStylePr w:type="lastCol">
       <w:rPr>
+        <w:rFonts w:eastAsia="黑体"/>
         <w:b/>
         <w:bCs/>
       </w:rPr>
@@ -15338,6 +16043,7 @@
       <w:spacing w:after="0" w:line="240" w:lineRule="auto"/>
     </w:pPr>
     <w:rPr>
+      <w:rFonts w:eastAsia="黑体"/>
       <w:color w:themeColor="text1" w:val="000000"/>
     </w:rPr>
     <w:tblPr>
@@ -15359,6 +16065,7 @@
     </w:tcPr>
     <w:tblStylePr w:type="firstRow">
       <w:rPr>
+        <w:rFonts w:eastAsia="黑体"/>
         <w:b/>
         <w:bCs/>
       </w:rPr>
@@ -15369,6 +16076,7 @@
     </w:tblStylePr>
     <w:tblStylePr w:type="lastRow">
       <w:rPr>
+        <w:rFonts w:eastAsia="黑体"/>
         <w:b/>
         <w:bCs/>
         <w:color w:themeColor="text1" w:val="000000"/>
@@ -15380,6 +16088,7 @@
     </w:tblStylePr>
     <w:tblStylePr w:type="firstCol">
       <w:rPr>
+        <w:rFonts w:eastAsia="黑体"/>
         <w:color w:themeColor="background1" w:val="FFFFFF"/>
       </w:rPr>
       <w:tblPr/>
@@ -15389,6 +16098,7 @@
     </w:tblStylePr>
     <w:tblStylePr w:type="lastCol">
       <w:rPr>
+        <w:rFonts w:eastAsia="黑体"/>
         <w:color w:themeColor="background1" w:val="FFFFFF"/>
       </w:rPr>
       <w:tblPr/>
@@ -15418,6 +16128,7 @@
       <w:spacing w:after="0" w:line="240" w:lineRule="auto"/>
     </w:pPr>
     <w:rPr>
+      <w:rFonts w:eastAsia="黑体"/>
       <w:color w:themeColor="text1" w:val="000000"/>
     </w:rPr>
     <w:tblPr>
@@ -15439,6 +16150,7 @@
     </w:tcPr>
     <w:tblStylePr w:type="firstRow">
       <w:rPr>
+        <w:rFonts w:eastAsia="黑体"/>
         <w:b/>
         <w:bCs/>
       </w:rPr>
@@ -15449,6 +16161,7 @@
     </w:tblStylePr>
     <w:tblStylePr w:type="lastRow">
       <w:rPr>
+        <w:rFonts w:eastAsia="黑体"/>
         <w:b/>
         <w:bCs/>
         <w:color w:themeColor="text1" w:val="000000"/>
@@ -15460,6 +16173,7 @@
     </w:tblStylePr>
     <w:tblStylePr w:type="firstCol">
       <w:rPr>
+        <w:rFonts w:eastAsia="黑体"/>
         <w:color w:themeColor="background1" w:val="FFFFFF"/>
       </w:rPr>
       <w:tblPr/>
@@ -15469,6 +16183,7 @@
     </w:tblStylePr>
     <w:tblStylePr w:type="lastCol">
       <w:rPr>
+        <w:rFonts w:eastAsia="黑体"/>
         <w:color w:themeColor="background1" w:val="FFFFFF"/>
       </w:rPr>
       <w:tblPr/>
@@ -15498,6 +16213,7 @@
       <w:spacing w:after="0" w:line="240" w:lineRule="auto"/>
     </w:pPr>
     <w:rPr>
+      <w:rFonts w:eastAsia="黑体"/>
       <w:color w:themeColor="text1" w:val="000000"/>
     </w:rPr>
     <w:tblPr>
@@ -15519,6 +16235,7 @@
     </w:tcPr>
     <w:tblStylePr w:type="firstRow">
       <w:rPr>
+        <w:rFonts w:eastAsia="黑体"/>
         <w:b/>
         <w:bCs/>
       </w:rPr>
@@ -15529,6 +16246,7 @@
     </w:tblStylePr>
     <w:tblStylePr w:type="lastRow">
       <w:rPr>
+        <w:rFonts w:eastAsia="黑体"/>
         <w:b/>
         <w:bCs/>
         <w:color w:themeColor="text1" w:val="000000"/>
@@ -15540,6 +16258,7 @@
     </w:tblStylePr>
     <w:tblStylePr w:type="firstCol">
       <w:rPr>
+        <w:rFonts w:eastAsia="黑体"/>
         <w:color w:themeColor="background1" w:val="FFFFFF"/>
       </w:rPr>
       <w:tblPr/>
@@ -15549,6 +16268,7 @@
     </w:tblStylePr>
     <w:tblStylePr w:type="lastCol">
       <w:rPr>
+        <w:rFonts w:eastAsia="黑体"/>
         <w:color w:themeColor="background1" w:val="FFFFFF"/>
       </w:rPr>
       <w:tblPr/>
@@ -15578,6 +16298,7 @@
       <w:spacing w:after="0" w:line="240" w:lineRule="auto"/>
     </w:pPr>
     <w:rPr>
+      <w:rFonts w:eastAsia="黑体"/>
       <w:color w:themeColor="text1" w:val="000000"/>
     </w:rPr>
     <w:tblPr>
@@ -15599,6 +16320,7 @@
     </w:tcPr>
     <w:tblStylePr w:type="firstRow">
       <w:rPr>
+        <w:rFonts w:eastAsia="黑体"/>
         <w:b/>
         <w:bCs/>
       </w:rPr>
@@ -15609,6 +16331,7 @@
     </w:tblStylePr>
     <w:tblStylePr w:type="lastRow">
       <w:rPr>
+        <w:rFonts w:eastAsia="黑体"/>
         <w:b/>
         <w:bCs/>
         <w:color w:themeColor="text1" w:val="000000"/>
@@ -15620,6 +16343,7 @@
     </w:tblStylePr>
     <w:tblStylePr w:type="firstCol">
       <w:rPr>
+        <w:rFonts w:eastAsia="黑体"/>
         <w:color w:themeColor="background1" w:val="FFFFFF"/>
       </w:rPr>
       <w:tblPr/>
@@ -15629,6 +16353,7 @@
     </w:tblStylePr>
     <w:tblStylePr w:type="lastCol">
       <w:rPr>
+        <w:rFonts w:eastAsia="黑体"/>
         <w:color w:themeColor="background1" w:val="FFFFFF"/>
       </w:rPr>
       <w:tblPr/>
@@ -15658,6 +16383,7 @@
       <w:spacing w:after="0" w:line="240" w:lineRule="auto"/>
     </w:pPr>
     <w:rPr>
+      <w:rFonts w:eastAsia="黑体"/>
       <w:color w:themeColor="text1" w:val="000000"/>
     </w:rPr>
     <w:tblPr>
@@ -15679,6 +16405,7 @@
     </w:tcPr>
     <w:tblStylePr w:type="firstRow">
       <w:rPr>
+        <w:rFonts w:eastAsia="黑体"/>
         <w:b/>
         <w:bCs/>
       </w:rPr>
@@ -15689,6 +16416,7 @@
     </w:tblStylePr>
     <w:tblStylePr w:type="lastRow">
       <w:rPr>
+        <w:rFonts w:eastAsia="黑体"/>
         <w:b/>
         <w:bCs/>
         <w:color w:themeColor="text1" w:val="000000"/>
@@ -15700,6 +16428,7 @@
     </w:tblStylePr>
     <w:tblStylePr w:type="firstCol">
       <w:rPr>
+        <w:rFonts w:eastAsia="黑体"/>
         <w:color w:themeColor="background1" w:val="FFFFFF"/>
       </w:rPr>
       <w:tblPr/>
@@ -15709,6 +16438,7 @@
     </w:tblStylePr>
     <w:tblStylePr w:type="lastCol">
       <w:rPr>
+        <w:rFonts w:eastAsia="黑体"/>
         <w:color w:themeColor="background1" w:val="FFFFFF"/>
       </w:rPr>
       <w:tblPr/>
@@ -15738,6 +16468,7 @@
       <w:spacing w:after="0" w:line="240" w:lineRule="auto"/>
     </w:pPr>
     <w:rPr>
+      <w:rFonts w:eastAsia="黑体"/>
       <w:color w:themeColor="text1" w:val="000000"/>
     </w:rPr>
     <w:tblPr>
@@ -15759,6 +16490,7 @@
     </w:tcPr>
     <w:tblStylePr w:type="firstRow">
       <w:rPr>
+        <w:rFonts w:eastAsia="黑体"/>
         <w:b/>
         <w:bCs/>
       </w:rPr>
@@ -15769,6 +16501,7 @@
     </w:tblStylePr>
     <w:tblStylePr w:type="lastRow">
       <w:rPr>
+        <w:rFonts w:eastAsia="黑体"/>
         <w:b/>
         <w:bCs/>
         <w:color w:themeColor="text1" w:val="000000"/>
@@ -15780,6 +16513,7 @@
     </w:tblStylePr>
     <w:tblStylePr w:type="firstCol">
       <w:rPr>
+        <w:rFonts w:eastAsia="黑体"/>
         <w:color w:themeColor="background1" w:val="FFFFFF"/>
       </w:rPr>
       <w:tblPr/>
@@ -15789,6 +16523,7 @@
     </w:tblStylePr>
     <w:tblStylePr w:type="lastCol">
       <w:rPr>
+        <w:rFonts w:eastAsia="黑体"/>
         <w:color w:themeColor="background1" w:val="FFFFFF"/>
       </w:rPr>
       <w:tblPr/>
@@ -15818,6 +16553,7 @@
       <w:spacing w:after="0" w:line="240" w:lineRule="auto"/>
     </w:pPr>
     <w:rPr>
+      <w:rFonts w:eastAsia="黑体"/>
       <w:color w:themeColor="text1" w:val="000000"/>
     </w:rPr>
     <w:tblPr>
@@ -15839,6 +16575,7 @@
     </w:tcPr>
     <w:tblStylePr w:type="firstRow">
       <w:rPr>
+        <w:rFonts w:eastAsia="黑体"/>
         <w:b/>
         <w:bCs/>
       </w:rPr>
@@ -15849,6 +16586,7 @@
     </w:tblStylePr>
     <w:tblStylePr w:type="lastRow">
       <w:rPr>
+        <w:rFonts w:eastAsia="黑体"/>
         <w:b/>
         <w:bCs/>
         <w:color w:themeColor="text1" w:val="000000"/>
@@ -15860,6 +16598,7 @@
     </w:tblStylePr>
     <w:tblStylePr w:type="firstCol">
       <w:rPr>
+        <w:rFonts w:eastAsia="黑体"/>
         <w:color w:themeColor="background1" w:val="FFFFFF"/>
       </w:rPr>
       <w:tblPr/>
@@ -15869,6 +16608,7 @@
     </w:tblStylePr>
     <w:tblStylePr w:type="lastCol">
       <w:rPr>
+        <w:rFonts w:eastAsia="黑体"/>
         <w:color w:themeColor="background1" w:val="FFFFFF"/>
       </w:rPr>
       <w:tblPr/>
@@ -15901,6 +16641,7 @@
     <w:name w:val="KeywordTok"/>
     <w:basedOn w:val="VerbatimChar"/>
     <w:rPr>
+      <w:rFonts w:eastAsia="黑体"/>
       <w:b/>
       <w:color w:val="007020"/>
     </w:rPr>
@@ -15909,6 +16650,7 @@
     <w:name w:val="DataTypeTok"/>
     <w:basedOn w:val="VerbatimChar"/>
     <w:rPr>
+      <w:rFonts w:eastAsia="黑体"/>
       <w:color w:val="902000"/>
     </w:rPr>
   </w:style>
@@ -15916,6 +16658,7 @@
     <w:name w:val="DecValTok"/>
     <w:basedOn w:val="VerbatimChar"/>
     <w:rPr>
+      <w:rFonts w:eastAsia="黑体"/>
       <w:color w:val="40a070"/>
     </w:rPr>
   </w:style>
@@ -15923,6 +16666,7 @@
     <w:name w:val="BaseNTok"/>
     <w:basedOn w:val="VerbatimChar"/>
     <w:rPr>
+      <w:rFonts w:eastAsia="黑体"/>
       <w:color w:val="40a070"/>
     </w:rPr>
   </w:style>
@@ -15930,6 +16674,7 @@
     <w:name w:val="FloatTok"/>
     <w:basedOn w:val="VerbatimChar"/>
     <w:rPr>
+      <w:rFonts w:eastAsia="黑体"/>
       <w:color w:val="40a070"/>
     </w:rPr>
   </w:style>
@@ -15937,6 +16682,7 @@
     <w:name w:val="ConstantTok"/>
     <w:basedOn w:val="VerbatimChar"/>
     <w:rPr>
+      <w:rFonts w:eastAsia="黑体"/>
       <w:color w:val="880000"/>
     </w:rPr>
   </w:style>
@@ -15944,6 +16690,7 @@
     <w:name w:val="CharTok"/>
     <w:basedOn w:val="VerbatimChar"/>
     <w:rPr>
+      <w:rFonts w:eastAsia="黑体"/>
       <w:color w:val="4070a0"/>
     </w:rPr>
   </w:style>
@@ -15951,6 +16698,7 @@
     <w:name w:val="SpecialCharTok"/>
     <w:basedOn w:val="VerbatimChar"/>
     <w:rPr>
+      <w:rFonts w:eastAsia="黑体"/>
       <w:color w:val="4070a0"/>
     </w:rPr>
   </w:style>
@@ -15958,6 +16706,7 @@
     <w:name w:val="StringTok"/>
     <w:basedOn w:val="VerbatimChar"/>
     <w:rPr>
+      <w:rFonts w:eastAsia="黑体"/>
       <w:color w:val="4070a0"/>
     </w:rPr>
   </w:style>
@@ -15965,6 +16714,7 @@
     <w:name w:val="VerbatimStringTok"/>
     <w:basedOn w:val="VerbatimChar"/>
     <w:rPr>
+      <w:rFonts w:eastAsia="黑体"/>
       <w:color w:val="4070a0"/>
     </w:rPr>
   </w:style>
@@ -15972,6 +16722,7 @@
     <w:name w:val="SpecialStringTok"/>
     <w:basedOn w:val="VerbatimChar"/>
     <w:rPr>
+      <w:rFonts w:eastAsia="黑体"/>
       <w:color w:val="bb6688"/>
     </w:rPr>
   </w:style>
@@ -15979,6 +16730,7 @@
     <w:name w:val="ImportTok"/>
     <w:basedOn w:val="VerbatimChar"/>
     <w:rPr>
+      <w:rFonts w:eastAsia="黑体"/>
       <w:b/>
       <w:color w:val="008000"/>
     </w:rPr>
@@ -15987,6 +16739,7 @@
     <w:name w:val="CommentTok"/>
     <w:basedOn w:val="VerbatimChar"/>
     <w:rPr>
+      <w:rFonts w:eastAsia="黑体"/>
       <w:i/>
       <w:color w:val="60a0b0"/>
     </w:rPr>
@@ -15995,6 +16748,7 @@
     <w:name w:val="DocumentationTok"/>
     <w:basedOn w:val="VerbatimChar"/>
     <w:rPr>
+      <w:rFonts w:eastAsia="黑体"/>
       <w:i/>
       <w:color w:val="ba2121"/>
     </w:rPr>
@@ -16003,6 +16757,7 @@
     <w:name w:val="AnnotationTok"/>
     <w:basedOn w:val="VerbatimChar"/>
     <w:rPr>
+      <w:rFonts w:eastAsia="黑体"/>
       <w:b/>
       <w:i/>
       <w:color w:val="60a0b0"/>
@@ -16012,6 +16767,7 @@
     <w:name w:val="CommentVarTok"/>
     <w:basedOn w:val="VerbatimChar"/>
     <w:rPr>
+      <w:rFonts w:eastAsia="黑体"/>
       <w:b/>
       <w:i/>
       <w:color w:val="60a0b0"/>
@@ -16021,6 +16777,7 @@
     <w:name w:val="OtherTok"/>
     <w:basedOn w:val="VerbatimChar"/>
     <w:rPr>
+      <w:rFonts w:eastAsia="黑体"/>
       <w:color w:val="007020"/>
     </w:rPr>
   </w:style>
@@ -16028,6 +16785,7 @@
     <w:name w:val="FunctionTok"/>
     <w:basedOn w:val="VerbatimChar"/>
     <w:rPr>
+      <w:rFonts w:eastAsia="黑体"/>
       <w:color w:val="06287e"/>
     </w:rPr>
   </w:style>
@@ -16035,6 +16793,7 @@
     <w:name w:val="VariableTok"/>
     <w:basedOn w:val="VerbatimChar"/>
     <w:rPr>
+      <w:rFonts w:eastAsia="黑体"/>
       <w:color w:val="19177c"/>
     </w:rPr>
   </w:style>
@@ -16042,6 +16801,7 @@
     <w:name w:val="ControlFlowTok"/>
     <w:basedOn w:val="VerbatimChar"/>
     <w:rPr>
+      <w:rFonts w:eastAsia="黑体"/>
       <w:b/>
       <w:color w:val="007020"/>
     </w:rPr>
@@ -16050,6 +16810,7 @@
     <w:name w:val="OperatorTok"/>
     <w:basedOn w:val="VerbatimChar"/>
     <w:rPr>
+      <w:rFonts w:eastAsia="黑体"/>
       <w:color w:val="666666"/>
     </w:rPr>
   </w:style>
@@ -16057,18 +16818,22 @@
     <w:name w:val="BuiltInTok"/>
     <w:basedOn w:val="VerbatimChar"/>
     <w:rPr>
+      <w:rFonts w:eastAsia="黑体"/>
       <w:color w:val="008000"/>
     </w:rPr>
   </w:style>
   <w:style w:type="character" w:customStyle="1" w:styleId="ExtensionTok">
     <w:name w:val="ExtensionTok"/>
     <w:basedOn w:val="VerbatimChar"/>
-    <w:rPr/>
+    <w:rPr>
+      <w:rFonts w:eastAsia="黑体"/>
+    </w:rPr>
   </w:style>
   <w:style w:type="character" w:customStyle="1" w:styleId="PreprocessorTok">
     <w:name w:val="PreprocessorTok"/>
     <w:basedOn w:val="VerbatimChar"/>
     <w:rPr>
+      <w:rFonts w:eastAsia="黑体"/>
       <w:color w:val="bc7a00"/>
     </w:rPr>
   </w:style>
@@ -16076,18 +16841,22 @@
     <w:name w:val="AttributeTok"/>
     <w:basedOn w:val="VerbatimChar"/>
     <w:rPr>
+      <w:rFonts w:eastAsia="黑体"/>
       <w:color w:val="7d9029"/>
     </w:rPr>
   </w:style>
   <w:style w:type="character" w:customStyle="1" w:styleId="RegionMarkerTok">
     <w:name w:val="RegionMarkerTok"/>
     <w:basedOn w:val="VerbatimChar"/>
-    <w:rPr/>
+    <w:rPr>
+      <w:rFonts w:eastAsia="黑体"/>
+    </w:rPr>
   </w:style>
   <w:style w:type="character" w:customStyle="1" w:styleId="InformationTok">
     <w:name w:val="InformationTok"/>
     <w:basedOn w:val="VerbatimChar"/>
     <w:rPr>
+      <w:rFonts w:eastAsia="黑体"/>
       <w:b/>
       <w:i/>
       <w:color w:val="60a0b0"/>
@@ -16097,6 +16866,7 @@
     <w:name w:val="WarningTok"/>
     <w:basedOn w:val="VerbatimChar"/>
     <w:rPr>
+      <w:rFonts w:eastAsia="黑体"/>
       <w:b/>
       <w:i/>
       <w:color w:val="60a0b0"/>
@@ -16106,6 +16876,7 @@
     <w:name w:val="AlertTok"/>
     <w:basedOn w:val="VerbatimChar"/>
     <w:rPr>
+      <w:rFonts w:eastAsia="黑体"/>
       <w:b/>
       <w:color w:val="ff0000"/>
     </w:rPr>
@@ -16114,6 +16885,7 @@
     <w:name w:val="ErrorTok"/>
     <w:basedOn w:val="VerbatimChar"/>
     <w:rPr>
+      <w:rFonts w:eastAsia="黑体"/>
       <w:b/>
       <w:color w:val="ff0000"/>
     </w:rPr>
@@ -16121,7 +16893,9 @@
   <w:style w:type="character" w:customStyle="1" w:styleId="NormalTok">
     <w:name w:val="NormalTok"/>
     <w:basedOn w:val="VerbatimChar"/>
-    <w:rPr/>
+    <w:rPr>
+      <w:rFonts w:eastAsia="黑体"/>
+    </w:rPr>
   </w:style>
 </w:styles>
 </file>
@@ -16170,12 +16944,12 @@
     <a:fontScheme name="Office">
       <a:majorFont>
         <a:latin typeface="Calibri"/>
-        <a:ea typeface=""/>
+        <a:ea typeface="黑体"/>
         <a:cs typeface=""/>
         <a:font script="Jpan" typeface="ＭＳ ゴシック"/>
         <a:font script="Hang" typeface="맑은 고딕"/>
-        <a:font script="Hans" typeface="宋体"/>
-        <a:font script="Hant" typeface="新細明體"/>
+        <a:font script="Hans" typeface="黑体"/>
+        <a:font script="Hant" typeface="黑体"/>
         <a:font script="Arab" typeface="Times New Roman"/>
         <a:font script="Hebr" typeface="Times New Roman"/>
         <a:font script="Thai" typeface="Angsana New"/>
@@ -16205,12 +16979,12 @@
       </a:majorFont>
       <a:minorFont>
         <a:latin typeface="Cambria"/>
-        <a:ea typeface=""/>
+        <a:ea typeface="黑体"/>
         <a:cs typeface=""/>
         <a:font script="Jpan" typeface="ＭＳ 明朝"/>
         <a:font script="Hang" typeface="맑은 고딕"/>
-        <a:font script="Hans" typeface="宋体"/>
-        <a:font script="Hant" typeface="新細明體"/>
+        <a:font script="Hans" typeface="黑体"/>
+        <a:font script="Hant" typeface="黑体"/>
         <a:font script="Arab" typeface="Arial"/>
         <a:font script="Hebr" typeface="Arial"/>
         <a:font script="Thai" typeface="Cordia New"/>

--- a/05-数字电路/02-时序逻辑电路/定时器电路/定时器电路.docx
+++ b/05-数字电路/02-时序逻辑电路/定时器电路/定时器电路.docx
@@ -3873,7 +3873,7 @@
           <w:color w:val="555555"/>
           <w:sz w:val="21"/>
         </w:rPr>
-        <w:t>材料收集者：杜文杰，WX手机：19519196569，QQ:3478827729</w:t>
+        <w:t>材料收集者：杜文杰，微信/手机：19519196569，QQ:3478827729</w:t>
       </w:r>
     </w:p>
     <w:sectPr>
